--- a/tracking_doc.docx
+++ b/tracking_doc.docx
@@ -15,6 +15,7 @@
         </w:rPr>
       </w:pPr>
       <w:bookmarkStart w:id="0" w:name="Xdb3de6fab57ff332fccf254dd03fc2e94031236"/>
+      <w:proofErr w:type="spellStart"/>
       <w:r>
         <w:rPr>
           <w:b/>
@@ -24,8 +25,81 @@
           <w:sz w:val="32"/>
           <w:szCs w:val="32"/>
         </w:rPr>
-        <w:t>Elhajított testek felismerése – Dokumentáció</w:t>
-      </w:r>
+        <w:t>Elhajított</w:t>
+      </w:r>
+      <w:proofErr w:type="spellEnd"/>
+      <w:r>
+        <w:rPr>
+          <w:b/>
+          <w:bCs/>
+          <w:i/>
+          <w:iCs/>
+          <w:sz w:val="32"/>
+          <w:szCs w:val="32"/>
+        </w:rPr>
+        <w:t xml:space="preserve"> </w:t>
+      </w:r>
+      <w:proofErr w:type="spellStart"/>
+      <w:r>
+        <w:rPr>
+          <w:b/>
+          <w:bCs/>
+          <w:i/>
+          <w:iCs/>
+          <w:sz w:val="32"/>
+          <w:szCs w:val="32"/>
+        </w:rPr>
+        <w:t>testek</w:t>
+      </w:r>
+      <w:proofErr w:type="spellEnd"/>
+      <w:r>
+        <w:rPr>
+          <w:b/>
+          <w:bCs/>
+          <w:i/>
+          <w:iCs/>
+          <w:sz w:val="32"/>
+          <w:szCs w:val="32"/>
+        </w:rPr>
+        <w:t xml:space="preserve"> </w:t>
+      </w:r>
+      <w:proofErr w:type="spellStart"/>
+      <w:r>
+        <w:rPr>
+          <w:b/>
+          <w:bCs/>
+          <w:i/>
+          <w:iCs/>
+          <w:sz w:val="32"/>
+          <w:szCs w:val="32"/>
+        </w:rPr>
+        <w:t>felismerése</w:t>
+      </w:r>
+      <w:proofErr w:type="spellEnd"/>
+      <w:r>
+        <w:rPr>
+          <w:b/>
+          <w:bCs/>
+          <w:i/>
+          <w:iCs/>
+          <w:sz w:val="32"/>
+          <w:szCs w:val="32"/>
+        </w:rPr>
+        <w:t xml:space="preserve"> – </w:t>
+      </w:r>
+      <w:proofErr w:type="spellStart"/>
+      <w:r>
+        <w:rPr>
+          <w:b/>
+          <w:bCs/>
+          <w:i/>
+          <w:iCs/>
+          <w:sz w:val="32"/>
+          <w:szCs w:val="32"/>
+        </w:rPr>
+        <w:t>Dokumentáció</w:t>
+      </w:r>
+      <w:proofErr w:type="spellEnd"/>
     </w:p>
     <w:p>
       <w:pPr>
@@ -39,38 +113,369 @@
           <w:b/>
           <w:bCs/>
         </w:rPr>
-        <w:t>1. A feladat rövid összefoglalása</w:t>
-      </w:r>
+        <w:t xml:space="preserve">1. A </w:t>
+      </w:r>
+      <w:proofErr w:type="spellStart"/>
+      <w:r>
+        <w:rPr>
+          <w:b/>
+          <w:bCs/>
+        </w:rPr>
+        <w:t>feladat</w:t>
+      </w:r>
+      <w:proofErr w:type="spellEnd"/>
+      <w:r>
+        <w:rPr>
+          <w:b/>
+          <w:bCs/>
+        </w:rPr>
+        <w:t xml:space="preserve"> </w:t>
+      </w:r>
+      <w:proofErr w:type="spellStart"/>
+      <w:r>
+        <w:rPr>
+          <w:b/>
+          <w:bCs/>
+        </w:rPr>
+        <w:t>rövid</w:t>
+      </w:r>
+      <w:proofErr w:type="spellEnd"/>
+      <w:r>
+        <w:rPr>
+          <w:b/>
+          <w:bCs/>
+        </w:rPr>
+        <w:t xml:space="preserve"> </w:t>
+      </w:r>
+      <w:proofErr w:type="spellStart"/>
+      <w:r>
+        <w:rPr>
+          <w:b/>
+          <w:bCs/>
+        </w:rPr>
+        <w:t>összefoglalása</w:t>
+      </w:r>
+      <w:proofErr w:type="spellEnd"/>
     </w:p>
     <w:p>
       <w:r>
-        <w:t xml:space="preserve">A program célja, hogy mozgóképeken (videó vagy webkamera) felismerje az elhajított testeket a mozgásuk alapján. A következő feltételeket nézzük: </w:t>
+        <w:t xml:space="preserve">A program </w:t>
+      </w:r>
+      <w:proofErr w:type="spellStart"/>
+      <w:r>
+        <w:t>célja</w:t>
+      </w:r>
+      <w:proofErr w:type="spellEnd"/>
+      <w:r>
+        <w:t xml:space="preserve">, </w:t>
+      </w:r>
+      <w:proofErr w:type="spellStart"/>
+      <w:r>
+        <w:t>hogy</w:t>
+      </w:r>
+      <w:proofErr w:type="spellEnd"/>
+      <w:r>
+        <w:t xml:space="preserve"> </w:t>
+      </w:r>
+      <w:proofErr w:type="spellStart"/>
+      <w:r>
+        <w:t>mozgóképeken</w:t>
+      </w:r>
+      <w:proofErr w:type="spellEnd"/>
+      <w:r>
+        <w:t xml:space="preserve"> (</w:t>
+      </w:r>
+      <w:proofErr w:type="spellStart"/>
+      <w:r>
+        <w:t>videó</w:t>
+      </w:r>
+      <w:proofErr w:type="spellEnd"/>
+      <w:r>
+        <w:t xml:space="preserve"> </w:t>
+      </w:r>
+      <w:proofErr w:type="spellStart"/>
+      <w:r>
+        <w:t>vagy</w:t>
+      </w:r>
+      <w:proofErr w:type="spellEnd"/>
+      <w:r>
+        <w:t xml:space="preserve"> </w:t>
+      </w:r>
+      <w:proofErr w:type="spellStart"/>
+      <w:r>
+        <w:t>webkamera</w:t>
+      </w:r>
+      <w:proofErr w:type="spellEnd"/>
+      <w:r>
+        <w:t xml:space="preserve">) </w:t>
+      </w:r>
+      <w:proofErr w:type="spellStart"/>
+      <w:r>
+        <w:t>felismerje</w:t>
+      </w:r>
+      <w:proofErr w:type="spellEnd"/>
+      <w:r>
+        <w:t xml:space="preserve"> </w:t>
+      </w:r>
+      <w:proofErr w:type="spellStart"/>
+      <w:r>
+        <w:t>az</w:t>
+      </w:r>
+      <w:proofErr w:type="spellEnd"/>
+      <w:r>
+        <w:t xml:space="preserve"> </w:t>
+      </w:r>
+      <w:proofErr w:type="spellStart"/>
+      <w:r>
+        <w:t>elhajított</w:t>
+      </w:r>
+      <w:proofErr w:type="spellEnd"/>
+      <w:r>
+        <w:t xml:space="preserve"> </w:t>
+      </w:r>
+      <w:proofErr w:type="spellStart"/>
+      <w:r>
+        <w:t>testeket</w:t>
+      </w:r>
+      <w:proofErr w:type="spellEnd"/>
+      <w:r>
+        <w:t xml:space="preserve"> a </w:t>
+      </w:r>
+      <w:proofErr w:type="spellStart"/>
+      <w:r>
+        <w:t>mozgásuk</w:t>
+      </w:r>
+      <w:proofErr w:type="spellEnd"/>
+      <w:r>
+        <w:t xml:space="preserve"> </w:t>
+      </w:r>
+      <w:proofErr w:type="spellStart"/>
+      <w:r>
+        <w:t>alapján</w:t>
+      </w:r>
+      <w:proofErr w:type="spellEnd"/>
+      <w:r>
+        <w:t xml:space="preserve">. A </w:t>
+      </w:r>
+      <w:proofErr w:type="spellStart"/>
+      <w:r>
+        <w:t>következő</w:t>
+      </w:r>
+      <w:proofErr w:type="spellEnd"/>
+      <w:r>
+        <w:t xml:space="preserve"> </w:t>
+      </w:r>
+      <w:proofErr w:type="spellStart"/>
+      <w:r>
+        <w:t>feltételeket</w:t>
+      </w:r>
+      <w:proofErr w:type="spellEnd"/>
+      <w:r>
+        <w:t xml:space="preserve"> </w:t>
+      </w:r>
+      <w:proofErr w:type="spellStart"/>
+      <w:r>
+        <w:t>nézzük</w:t>
+      </w:r>
+      <w:proofErr w:type="spellEnd"/>
+      <w:r>
+        <w:t xml:space="preserve">: </w:t>
       </w:r>
     </w:p>
     <w:p>
       <w:r>
-        <w:t xml:space="preserve">- Vízszintes sebesség közel állandó </w:t>
+        <w:t xml:space="preserve">- </w:t>
+      </w:r>
+      <w:proofErr w:type="spellStart"/>
+      <w:r>
+        <w:t>Vízszintes</w:t>
+      </w:r>
+      <w:proofErr w:type="spellEnd"/>
+      <w:r>
+        <w:t xml:space="preserve"> </w:t>
+      </w:r>
+      <w:proofErr w:type="spellStart"/>
+      <w:r>
+        <w:t>sebesség</w:t>
+      </w:r>
+      <w:proofErr w:type="spellEnd"/>
+      <w:r>
+        <w:t xml:space="preserve"> </w:t>
+      </w:r>
+      <w:proofErr w:type="spellStart"/>
+      <w:r>
+        <w:t>közel</w:t>
+      </w:r>
+      <w:proofErr w:type="spellEnd"/>
+      <w:r>
+        <w:t xml:space="preserve"> </w:t>
+      </w:r>
+      <w:proofErr w:type="spellStart"/>
+      <w:r>
+        <w:t>állandó</w:t>
+      </w:r>
+      <w:proofErr w:type="spellEnd"/>
+      <w:r>
+        <w:t xml:space="preserve"> </w:t>
       </w:r>
     </w:p>
     <w:p>
       <w:r>
-        <w:t xml:space="preserve">- Függőleges sebesség egyenletesen gyorsul </w:t>
+        <w:t xml:space="preserve">- </w:t>
+      </w:r>
+      <w:proofErr w:type="spellStart"/>
+      <w:r>
+        <w:t>Függőleges</w:t>
+      </w:r>
+      <w:proofErr w:type="spellEnd"/>
+      <w:r>
+        <w:t xml:space="preserve"> </w:t>
+      </w:r>
+      <w:proofErr w:type="spellStart"/>
+      <w:r>
+        <w:t>sebesség</w:t>
+      </w:r>
+      <w:proofErr w:type="spellEnd"/>
+      <w:r>
+        <w:t xml:space="preserve"> </w:t>
+      </w:r>
+      <w:proofErr w:type="spellStart"/>
+      <w:r>
+        <w:t>egyenletesen</w:t>
+      </w:r>
+      <w:proofErr w:type="spellEnd"/>
+      <w:r>
+        <w:t xml:space="preserve"> </w:t>
+      </w:r>
+      <w:proofErr w:type="spellStart"/>
+      <w:r>
+        <w:t>gyorsul</w:t>
+      </w:r>
+      <w:proofErr w:type="spellEnd"/>
+      <w:r>
+        <w:t xml:space="preserve"> </w:t>
       </w:r>
     </w:p>
     <w:p>
       <w:r>
-        <w:t>- Legalább 10 frame</w:t>
+        <w:t xml:space="preserve">- </w:t>
+      </w:r>
+      <w:proofErr w:type="spellStart"/>
+      <w:r>
+        <w:t>Legalább</w:t>
+      </w:r>
+      <w:proofErr w:type="spellEnd"/>
+      <w:r>
+        <w:t xml:space="preserve"> 10 frame</w:t>
       </w:r>
       <w:r>
         <w:t>-</w:t>
       </w:r>
-      <w:r>
-        <w:t>en keresztül követjük a tárgyat</w:t>
-      </w:r>
+      <w:proofErr w:type="spellStart"/>
+      <w:r>
+        <w:t>en</w:t>
+      </w:r>
+      <w:proofErr w:type="spellEnd"/>
+      <w:r>
+        <w:t xml:space="preserve"> </w:t>
+      </w:r>
+      <w:proofErr w:type="spellStart"/>
+      <w:r>
+        <w:t>keresztül</w:t>
+      </w:r>
+      <w:proofErr w:type="spellEnd"/>
+      <w:r>
+        <w:t xml:space="preserve"> </w:t>
+      </w:r>
+      <w:proofErr w:type="spellStart"/>
+      <w:r>
+        <w:t>követjük</w:t>
+      </w:r>
+      <w:proofErr w:type="spellEnd"/>
+      <w:r>
+        <w:t xml:space="preserve"> a </w:t>
+      </w:r>
+      <w:proofErr w:type="spellStart"/>
+      <w:r>
+        <w:t>tárgyat</w:t>
+      </w:r>
+      <w:proofErr w:type="spellEnd"/>
     </w:p>
     <w:p>
       <w:r>
-        <w:t>Ha a feltételek teljesülnek, a program kiemeli az objektumot és kirajzolja a közelítő pályáját.</w:t>
+        <w:t xml:space="preserve">Ha a </w:t>
+      </w:r>
+      <w:proofErr w:type="spellStart"/>
+      <w:r>
+        <w:t>feltételek</w:t>
+      </w:r>
+      <w:proofErr w:type="spellEnd"/>
+      <w:r>
+        <w:t xml:space="preserve"> </w:t>
+      </w:r>
+      <w:proofErr w:type="spellStart"/>
+      <w:r>
+        <w:t>teljesülnek</w:t>
+      </w:r>
+      <w:proofErr w:type="spellEnd"/>
+      <w:r>
+        <w:t xml:space="preserve">, a program </w:t>
+      </w:r>
+      <w:proofErr w:type="spellStart"/>
+      <w:r>
+        <w:t>kiemeli</w:t>
+      </w:r>
+      <w:proofErr w:type="spellEnd"/>
+      <w:r>
+        <w:t xml:space="preserve"> </w:t>
+      </w:r>
+      <w:proofErr w:type="spellStart"/>
+      <w:r>
+        <w:t>az</w:t>
+      </w:r>
+      <w:proofErr w:type="spellEnd"/>
+      <w:r>
+        <w:t xml:space="preserve"> </w:t>
+      </w:r>
+      <w:proofErr w:type="spellStart"/>
+      <w:r>
+        <w:t>objektumot</w:t>
+      </w:r>
+      <w:proofErr w:type="spellEnd"/>
+      <w:r>
+        <w:t xml:space="preserve"> </w:t>
+      </w:r>
+      <w:proofErr w:type="spellStart"/>
+      <w:r>
+        <w:t>és</w:t>
+      </w:r>
+      <w:proofErr w:type="spellEnd"/>
+      <w:r>
+        <w:t xml:space="preserve"> </w:t>
+      </w:r>
+      <w:proofErr w:type="spellStart"/>
+      <w:r>
+        <w:t>kirajzolja</w:t>
+      </w:r>
+      <w:proofErr w:type="spellEnd"/>
+      <w:r>
+        <w:t xml:space="preserve"> a </w:t>
+      </w:r>
+      <w:proofErr w:type="spellStart"/>
+      <w:r>
+        <w:t>közelítő</w:t>
+      </w:r>
+      <w:proofErr w:type="spellEnd"/>
+      <w:r>
+        <w:t xml:space="preserve"> </w:t>
+      </w:r>
+      <w:proofErr w:type="spellStart"/>
+      <w:r>
+        <w:t>pályáját</w:t>
+      </w:r>
+      <w:proofErr w:type="spellEnd"/>
+      <w:r>
+        <w:t>.</w:t>
       </w:r>
     </w:p>
     <w:p>
@@ -87,8 +492,33 @@
           <w:b/>
           <w:bCs/>
         </w:rPr>
-        <w:t>2. Használati útmutató</w:t>
-      </w:r>
+        <w:t xml:space="preserve">2. </w:t>
+      </w:r>
+      <w:proofErr w:type="spellStart"/>
+      <w:r>
+        <w:rPr>
+          <w:b/>
+          <w:bCs/>
+        </w:rPr>
+        <w:t>Használati</w:t>
+      </w:r>
+      <w:proofErr w:type="spellEnd"/>
+      <w:r>
+        <w:rPr>
+          <w:b/>
+          <w:bCs/>
+        </w:rPr>
+        <w:t xml:space="preserve"> </w:t>
+      </w:r>
+      <w:proofErr w:type="spellStart"/>
+      <w:r>
+        <w:rPr>
+          <w:b/>
+          <w:bCs/>
+        </w:rPr>
+        <w:t>útmutató</w:t>
+      </w:r>
+      <w:proofErr w:type="spellEnd"/>
       <w:r>
         <w:rPr>
           <w:b/>
@@ -104,27 +534,123 @@
       <w:r>
         <w:t xml:space="preserve">0.  </w:t>
       </w:r>
-      <w:r>
-        <w:rPr>
-          <w:b/>
-          <w:bCs/>
-        </w:rPr>
-        <w:t>Teszt videók:</w:t>
-      </w:r>
-      <w:r>
-        <w:t xml:space="preserve"> A feladathoz az összes </w:t>
-      </w:r>
-      <w:r>
-        <w:t xml:space="preserve">fájlja és </w:t>
-      </w:r>
+      <w:proofErr w:type="spellStart"/>
+      <w:r>
+        <w:rPr>
+          <w:b/>
+          <w:bCs/>
+        </w:rPr>
+        <w:t>Teszt</w:t>
+      </w:r>
+      <w:proofErr w:type="spellEnd"/>
+      <w:r>
+        <w:rPr>
+          <w:b/>
+          <w:bCs/>
+        </w:rPr>
+        <w:t xml:space="preserve"> </w:t>
+      </w:r>
+      <w:proofErr w:type="spellStart"/>
+      <w:r>
+        <w:rPr>
+          <w:b/>
+          <w:bCs/>
+        </w:rPr>
+        <w:t>videók</w:t>
+      </w:r>
+      <w:proofErr w:type="spellEnd"/>
+      <w:r>
+        <w:rPr>
+          <w:b/>
+          <w:bCs/>
+        </w:rPr>
+        <w:t>:</w:t>
+      </w:r>
+      <w:r>
+        <w:t xml:space="preserve"> A </w:t>
+      </w:r>
+      <w:proofErr w:type="spellStart"/>
+      <w:r>
+        <w:t>feladathoz</w:t>
+      </w:r>
+      <w:proofErr w:type="spellEnd"/>
+      <w:r>
+        <w:t xml:space="preserve"> </w:t>
+      </w:r>
+      <w:proofErr w:type="spellStart"/>
+      <w:r>
+        <w:t>az</w:t>
+      </w:r>
+      <w:proofErr w:type="spellEnd"/>
+      <w:r>
+        <w:t xml:space="preserve"> </w:t>
+      </w:r>
+      <w:proofErr w:type="spellStart"/>
+      <w:r>
+        <w:t>összes</w:t>
+      </w:r>
+      <w:proofErr w:type="spellEnd"/>
+      <w:r>
+        <w:t xml:space="preserve"> </w:t>
+      </w:r>
+      <w:proofErr w:type="spellStart"/>
+      <w:r>
+        <w:t>fájlja</w:t>
+      </w:r>
+      <w:proofErr w:type="spellEnd"/>
+      <w:r>
+        <w:t xml:space="preserve"> </w:t>
+      </w:r>
+      <w:proofErr w:type="spellStart"/>
+      <w:r>
+        <w:t>és</w:t>
+      </w:r>
+      <w:proofErr w:type="spellEnd"/>
+      <w:r>
+        <w:t xml:space="preserve"> </w:t>
+      </w:r>
+      <w:proofErr w:type="spellStart"/>
       <w:r>
         <w:t>vide</w:t>
       </w:r>
       <w:r>
         <w:t>ója</w:t>
       </w:r>
-      <w:r>
-        <w:t xml:space="preserve"> a következő linken érhető el: </w:t>
+      <w:proofErr w:type="spellEnd"/>
+      <w:r>
+        <w:t xml:space="preserve"> a </w:t>
+      </w:r>
+      <w:proofErr w:type="spellStart"/>
+      <w:r>
+        <w:t>következő</w:t>
+      </w:r>
+      <w:proofErr w:type="spellEnd"/>
+      <w:r>
+        <w:t xml:space="preserve"> </w:t>
+      </w:r>
+      <w:proofErr w:type="spellStart"/>
+      <w:r>
+        <w:t>linken</w:t>
+      </w:r>
+      <w:proofErr w:type="spellEnd"/>
+      <w:r>
+        <w:t xml:space="preserve"> </w:t>
+      </w:r>
+      <w:proofErr w:type="spellStart"/>
+      <w:r>
+        <w:t>érhető</w:t>
+      </w:r>
+      <w:proofErr w:type="spellEnd"/>
+      <w:r>
+        <w:t xml:space="preserve"> </w:t>
+      </w:r>
+      <w:proofErr w:type="spellStart"/>
+      <w:r>
+        <w:t>el</w:t>
+      </w:r>
+      <w:proofErr w:type="spellEnd"/>
+      <w:r>
+        <w:t xml:space="preserve">: </w:t>
       </w:r>
       <w:hyperlink r:id="rId5" w:history="1">
         <w:r>
@@ -142,6 +668,7 @@
           <w:numId w:val="1"/>
         </w:numPr>
       </w:pPr>
+      <w:proofErr w:type="spellStart"/>
       <w:r>
         <w:rPr>
           <w:b/>
@@ -149,12 +676,18 @@
         </w:rPr>
         <w:t>Indítás</w:t>
       </w:r>
-      <w:r>
-        <w:t>: Futtas</w:t>
+      <w:proofErr w:type="spellEnd"/>
+      <w:r>
+        <w:t xml:space="preserve">: </w:t>
+      </w:r>
+      <w:proofErr w:type="spellStart"/>
+      <w:r>
+        <w:t>Futtas</w:t>
       </w:r>
       <w:r>
         <w:t>sa</w:t>
       </w:r>
+      <w:proofErr w:type="spellEnd"/>
       <w:r>
         <w:t xml:space="preserve"> a </w:t>
       </w:r>
@@ -162,16 +695,133 @@
         <w:t>kepi_project</w:t>
       </w:r>
       <w:r>
-        <w:t>.py fájlt Python 3 környezetben. Győződj</w:t>
+        <w:t xml:space="preserve">.py </w:t>
+      </w:r>
+      <w:proofErr w:type="spellStart"/>
+      <w:r>
+        <w:t>fájlt</w:t>
+      </w:r>
+      <w:proofErr w:type="spellEnd"/>
+      <w:r>
+        <w:t xml:space="preserve"> Python 3 </w:t>
+      </w:r>
+      <w:proofErr w:type="spellStart"/>
+      <w:r>
+        <w:t>környezetben</w:t>
+      </w:r>
+      <w:proofErr w:type="spellEnd"/>
+      <w:r>
+        <w:t xml:space="preserve">. </w:t>
+      </w:r>
+      <w:proofErr w:type="spellStart"/>
+      <w:r>
+        <w:t>Győződj</w:t>
       </w:r>
       <w:r>
         <w:t>ön</w:t>
       </w:r>
-      <w:r>
-        <w:t xml:space="preserve"> meg róla, hogy az OpenCV (cv2) és a NumPy telepítve van.</w:t>
-      </w:r>
-      <w:r>
-        <w:t xml:space="preserve"> A zip-ben mellékelve van egy environment.yml file, aminek installálásával, telepíthető a python környezet.</w:t>
+      <w:proofErr w:type="spellEnd"/>
+      <w:r>
+        <w:t xml:space="preserve"> meg </w:t>
+      </w:r>
+      <w:proofErr w:type="spellStart"/>
+      <w:r>
+        <w:t>róla</w:t>
+      </w:r>
+      <w:proofErr w:type="spellEnd"/>
+      <w:r>
+        <w:t xml:space="preserve">, </w:t>
+      </w:r>
+      <w:proofErr w:type="spellStart"/>
+      <w:r>
+        <w:t>hogy</w:t>
+      </w:r>
+      <w:proofErr w:type="spellEnd"/>
+      <w:r>
+        <w:t xml:space="preserve"> </w:t>
+      </w:r>
+      <w:proofErr w:type="spellStart"/>
+      <w:r>
+        <w:t>az</w:t>
+      </w:r>
+      <w:proofErr w:type="spellEnd"/>
+      <w:r>
+        <w:t xml:space="preserve"> OpenCV (cv2) </w:t>
+      </w:r>
+      <w:proofErr w:type="spellStart"/>
+      <w:r>
+        <w:t>és</w:t>
+      </w:r>
+      <w:proofErr w:type="spellEnd"/>
+      <w:r>
+        <w:t xml:space="preserve"> a NumPy </w:t>
+      </w:r>
+      <w:proofErr w:type="spellStart"/>
+      <w:r>
+        <w:t>telepítve</w:t>
+      </w:r>
+      <w:proofErr w:type="spellEnd"/>
+      <w:r>
+        <w:t xml:space="preserve"> van.</w:t>
+      </w:r>
+      <w:r>
+        <w:t xml:space="preserve"> A zip-ben </w:t>
+      </w:r>
+      <w:proofErr w:type="spellStart"/>
+      <w:r>
+        <w:t>mellékelve</w:t>
+      </w:r>
+      <w:proofErr w:type="spellEnd"/>
+      <w:r>
+        <w:t xml:space="preserve"> van </w:t>
+      </w:r>
+      <w:proofErr w:type="spellStart"/>
+      <w:r>
+        <w:t>egy</w:t>
+      </w:r>
+      <w:proofErr w:type="spellEnd"/>
+      <w:r>
+        <w:t xml:space="preserve"> </w:t>
+      </w:r>
+      <w:proofErr w:type="spellStart"/>
+      <w:r>
+        <w:t>environment.yml</w:t>
+      </w:r>
+      <w:proofErr w:type="spellEnd"/>
+      <w:r>
+        <w:t xml:space="preserve"> file, </w:t>
+      </w:r>
+      <w:proofErr w:type="spellStart"/>
+      <w:r>
+        <w:t>aminek</w:t>
+      </w:r>
+      <w:proofErr w:type="spellEnd"/>
+      <w:r>
+        <w:t xml:space="preserve"> </w:t>
+      </w:r>
+      <w:proofErr w:type="spellStart"/>
+      <w:r>
+        <w:t>installálásával</w:t>
+      </w:r>
+      <w:proofErr w:type="spellEnd"/>
+      <w:r>
+        <w:t xml:space="preserve">, </w:t>
+      </w:r>
+      <w:proofErr w:type="spellStart"/>
+      <w:r>
+        <w:t>telepíthető</w:t>
+      </w:r>
+      <w:proofErr w:type="spellEnd"/>
+      <w:r>
+        <w:t xml:space="preserve"> a python </w:t>
+      </w:r>
+      <w:proofErr w:type="spellStart"/>
+      <w:r>
+        <w:t>környezet</w:t>
+      </w:r>
+      <w:proofErr w:type="spellEnd"/>
+      <w:r>
+        <w:t>.</w:t>
       </w:r>
     </w:p>
     <w:p>
@@ -181,13 +831,31 @@
           <w:numId w:val="1"/>
         </w:numPr>
       </w:pPr>
-      <w:r>
-        <w:rPr>
-          <w:b/>
-          <w:bCs/>
-        </w:rPr>
-        <w:t>Bemenet kiválasztása</w:t>
-      </w:r>
+      <w:proofErr w:type="spellStart"/>
+      <w:r>
+        <w:rPr>
+          <w:b/>
+          <w:bCs/>
+        </w:rPr>
+        <w:t>Bemenet</w:t>
+      </w:r>
+      <w:proofErr w:type="spellEnd"/>
+      <w:r>
+        <w:rPr>
+          <w:b/>
+          <w:bCs/>
+        </w:rPr>
+        <w:t xml:space="preserve"> </w:t>
+      </w:r>
+      <w:proofErr w:type="spellStart"/>
+      <w:r>
+        <w:rPr>
+          <w:b/>
+          <w:bCs/>
+        </w:rPr>
+        <w:t>kiválasztása</w:t>
+      </w:r>
+      <w:proofErr w:type="spellEnd"/>
       <w:r>
         <w:t>:</w:t>
       </w:r>
@@ -200,10 +868,82 @@
         </w:numPr>
       </w:pPr>
       <w:r>
-        <w:t>A program bekér egy videó fájlnevet. Például: video1.mp4 vagy video2.mp4.</w:t>
-      </w:r>
-      <w:r>
-        <w:t xml:space="preserve"> Fontos megadni a videó file kiterjesztését is.</w:t>
+        <w:t xml:space="preserve">A program </w:t>
+      </w:r>
+      <w:proofErr w:type="spellStart"/>
+      <w:r>
+        <w:t>bekér</w:t>
+      </w:r>
+      <w:proofErr w:type="spellEnd"/>
+      <w:r>
+        <w:t xml:space="preserve"> </w:t>
+      </w:r>
+      <w:proofErr w:type="spellStart"/>
+      <w:r>
+        <w:t>egy</w:t>
+      </w:r>
+      <w:proofErr w:type="spellEnd"/>
+      <w:r>
+        <w:t xml:space="preserve"> </w:t>
+      </w:r>
+      <w:proofErr w:type="spellStart"/>
+      <w:r>
+        <w:t>videó</w:t>
+      </w:r>
+      <w:proofErr w:type="spellEnd"/>
+      <w:r>
+        <w:t xml:space="preserve"> </w:t>
+      </w:r>
+      <w:proofErr w:type="spellStart"/>
+      <w:r>
+        <w:t>fájlnevet</w:t>
+      </w:r>
+      <w:proofErr w:type="spellEnd"/>
+      <w:r>
+        <w:t xml:space="preserve">. </w:t>
+      </w:r>
+      <w:proofErr w:type="spellStart"/>
+      <w:r>
+        <w:t>Például</w:t>
+      </w:r>
+      <w:proofErr w:type="spellEnd"/>
+      <w:r>
+        <w:t xml:space="preserve">: video1.mp4 </w:t>
+      </w:r>
+      <w:proofErr w:type="spellStart"/>
+      <w:r>
+        <w:t>vagy</w:t>
+      </w:r>
+      <w:proofErr w:type="spellEnd"/>
+      <w:r>
+        <w:t xml:space="preserve"> video2.mp4.</w:t>
+      </w:r>
+      <w:r>
+        <w:t xml:space="preserve"> Fontos </w:t>
+      </w:r>
+      <w:proofErr w:type="spellStart"/>
+      <w:r>
+        <w:t>megadni</w:t>
+      </w:r>
+      <w:proofErr w:type="spellEnd"/>
+      <w:r>
+        <w:t xml:space="preserve"> a </w:t>
+      </w:r>
+      <w:proofErr w:type="spellStart"/>
+      <w:r>
+        <w:t>videó</w:t>
+      </w:r>
+      <w:proofErr w:type="spellEnd"/>
+      <w:r>
+        <w:t xml:space="preserve"> file </w:t>
+      </w:r>
+      <w:proofErr w:type="spellStart"/>
+      <w:r>
+        <w:t>kiterjesztését</w:t>
+      </w:r>
+      <w:proofErr w:type="spellEnd"/>
+      <w:r>
+        <w:t xml:space="preserve"> is.</w:t>
       </w:r>
     </w:p>
     <w:p>
@@ -214,7 +954,42 @@
         </w:numPr>
       </w:pPr>
       <w:r>
-        <w:t>Ha a webkamerát szeretnéd használni, írd be a 0-t.</w:t>
+        <w:t xml:space="preserve">Ha a </w:t>
+      </w:r>
+      <w:proofErr w:type="spellStart"/>
+      <w:r>
+        <w:t>webkamerát</w:t>
+      </w:r>
+      <w:proofErr w:type="spellEnd"/>
+      <w:r>
+        <w:t xml:space="preserve"> </w:t>
+      </w:r>
+      <w:proofErr w:type="spellStart"/>
+      <w:r>
+        <w:t>szeretné</w:t>
+      </w:r>
+      <w:proofErr w:type="spellEnd"/>
+      <w:r>
+        <w:t xml:space="preserve"> </w:t>
+      </w:r>
+      <w:proofErr w:type="spellStart"/>
+      <w:r>
+        <w:t>használni</w:t>
+      </w:r>
+      <w:proofErr w:type="spellEnd"/>
+      <w:r>
+        <w:t xml:space="preserve">, </w:t>
+      </w:r>
+      <w:proofErr w:type="spellStart"/>
+      <w:r>
+        <w:t>ír</w:t>
+      </w:r>
+      <w:r>
+        <w:t>ja</w:t>
+      </w:r>
+      <w:proofErr w:type="spellEnd"/>
+      <w:r>
+        <w:t xml:space="preserve"> be a 0-t.</w:t>
       </w:r>
     </w:p>
     <w:p>
@@ -225,7 +1000,95 @@
         </w:numPr>
       </w:pPr>
       <w:r>
-        <w:t>A program ellenőrzi, hogy a videófájl vagy a kamera elérhető-e. Ha nem, hibaüzenetet ad és kilép.</w:t>
+        <w:t xml:space="preserve">A program </w:t>
+      </w:r>
+      <w:proofErr w:type="spellStart"/>
+      <w:r>
+        <w:t>ellenőrzi</w:t>
+      </w:r>
+      <w:proofErr w:type="spellEnd"/>
+      <w:r>
+        <w:t xml:space="preserve">, </w:t>
+      </w:r>
+      <w:proofErr w:type="spellStart"/>
+      <w:r>
+        <w:t>hogy</w:t>
+      </w:r>
+      <w:proofErr w:type="spellEnd"/>
+      <w:r>
+        <w:t xml:space="preserve"> a </w:t>
+      </w:r>
+      <w:proofErr w:type="spellStart"/>
+      <w:r>
+        <w:t>videófájl</w:t>
+      </w:r>
+      <w:proofErr w:type="spellEnd"/>
+      <w:r>
+        <w:t xml:space="preserve"> </w:t>
+      </w:r>
+      <w:proofErr w:type="spellStart"/>
+      <w:r>
+        <w:t>vagy</w:t>
+      </w:r>
+      <w:proofErr w:type="spellEnd"/>
+      <w:r>
+        <w:t xml:space="preserve"> a </w:t>
+      </w:r>
+      <w:proofErr w:type="spellStart"/>
+      <w:r>
+        <w:t>kamera</w:t>
+      </w:r>
+      <w:proofErr w:type="spellEnd"/>
+      <w:r>
+        <w:t xml:space="preserve"> </w:t>
+      </w:r>
+      <w:proofErr w:type="spellStart"/>
+      <w:r>
+        <w:t>elérhető</w:t>
+      </w:r>
+      <w:proofErr w:type="spellEnd"/>
+      <w:r>
+        <w:t xml:space="preserve">-e. Ha </w:t>
+      </w:r>
+      <w:proofErr w:type="spellStart"/>
+      <w:r>
+        <w:t>nem</w:t>
+      </w:r>
+      <w:proofErr w:type="spellEnd"/>
+      <w:r>
+        <w:t xml:space="preserve">, </w:t>
+      </w:r>
+      <w:proofErr w:type="spellStart"/>
+      <w:r>
+        <w:t>hibaüzenetet</w:t>
+      </w:r>
+      <w:proofErr w:type="spellEnd"/>
+      <w:r>
+        <w:t xml:space="preserve"> </w:t>
+      </w:r>
+      <w:proofErr w:type="spellStart"/>
+      <w:r>
+        <w:t>ad</w:t>
+      </w:r>
+      <w:proofErr w:type="spellEnd"/>
+      <w:r>
+        <w:t xml:space="preserve"> </w:t>
+      </w:r>
+      <w:proofErr w:type="spellStart"/>
+      <w:r>
+        <w:t>és</w:t>
+      </w:r>
+      <w:proofErr w:type="spellEnd"/>
+      <w:r>
+        <w:t xml:space="preserve"> </w:t>
+      </w:r>
+      <w:proofErr w:type="spellStart"/>
+      <w:r>
+        <w:t>kilép</w:t>
+      </w:r>
+      <w:proofErr w:type="spellEnd"/>
+      <w:r>
+        <w:t>.</w:t>
       </w:r>
     </w:p>
     <w:p>
@@ -235,6 +1098,7 @@
           <w:numId w:val="1"/>
         </w:numPr>
       </w:pPr>
+      <w:proofErr w:type="spellStart"/>
       <w:r>
         <w:rPr>
           <w:b/>
@@ -242,6 +1106,7 @@
         </w:rPr>
         <w:t>Feldolgozás</w:t>
       </w:r>
+      <w:proofErr w:type="spellEnd"/>
       <w:r>
         <w:t>:</w:t>
       </w:r>
@@ -254,7 +1119,39 @@
         </w:numPr>
       </w:pPr>
       <w:r>
-        <w:t>A program minden frame-et szürkeárnyalatossá alakít a mozgáskövetéshez.</w:t>
+        <w:t xml:space="preserve">A program </w:t>
+      </w:r>
+      <w:proofErr w:type="spellStart"/>
+      <w:r>
+        <w:t>minden</w:t>
+      </w:r>
+      <w:proofErr w:type="spellEnd"/>
+      <w:r>
+        <w:t xml:space="preserve"> frame-et </w:t>
+      </w:r>
+      <w:proofErr w:type="spellStart"/>
+      <w:r>
+        <w:t>szürkeárnyalatossá</w:t>
+      </w:r>
+      <w:proofErr w:type="spellEnd"/>
+      <w:r>
+        <w:t xml:space="preserve"> </w:t>
+      </w:r>
+      <w:proofErr w:type="spellStart"/>
+      <w:r>
+        <w:t>alakít</w:t>
+      </w:r>
+      <w:proofErr w:type="spellEnd"/>
+      <w:r>
+        <w:t xml:space="preserve"> a </w:t>
+      </w:r>
+      <w:proofErr w:type="spellStart"/>
+      <w:r>
+        <w:t>mozgáskövetéshez</w:t>
+      </w:r>
+      <w:proofErr w:type="spellEnd"/>
+      <w:r>
+        <w:t>.</w:t>
       </w:r>
     </w:p>
     <w:p>
@@ -264,8 +1161,61 @@
           <w:numId w:val="2"/>
         </w:numPr>
       </w:pPr>
-      <w:r>
-        <w:t>Optikai áramlás (Farneback) segítségével számolja ki a pixelek mozgását.</w:t>
+      <w:proofErr w:type="spellStart"/>
+      <w:r>
+        <w:t>Optikai</w:t>
+      </w:r>
+      <w:proofErr w:type="spellEnd"/>
+      <w:r>
+        <w:t xml:space="preserve"> </w:t>
+      </w:r>
+      <w:proofErr w:type="spellStart"/>
+      <w:r>
+        <w:t>áramlás</w:t>
+      </w:r>
+      <w:proofErr w:type="spellEnd"/>
+      <w:r>
+        <w:t xml:space="preserve"> (</w:t>
+      </w:r>
+      <w:proofErr w:type="spellStart"/>
+      <w:r>
+        <w:t>Farneback</w:t>
+      </w:r>
+      <w:proofErr w:type="spellEnd"/>
+      <w:r>
+        <w:t xml:space="preserve">) </w:t>
+      </w:r>
+      <w:proofErr w:type="spellStart"/>
+      <w:r>
+        <w:t>segítségével</w:t>
+      </w:r>
+      <w:proofErr w:type="spellEnd"/>
+      <w:r>
+        <w:t xml:space="preserve"> </w:t>
+      </w:r>
+      <w:proofErr w:type="spellStart"/>
+      <w:r>
+        <w:t>számolja</w:t>
+      </w:r>
+      <w:proofErr w:type="spellEnd"/>
+      <w:r>
+        <w:t xml:space="preserve"> ki a </w:t>
+      </w:r>
+      <w:proofErr w:type="spellStart"/>
+      <w:r>
+        <w:t>pixelek</w:t>
+      </w:r>
+      <w:proofErr w:type="spellEnd"/>
+      <w:r>
+        <w:t xml:space="preserve"> </w:t>
+      </w:r>
+      <w:proofErr w:type="spellStart"/>
+      <w:r>
+        <w:t>mozgását</w:t>
+      </w:r>
+      <w:proofErr w:type="spellEnd"/>
+      <w:r>
+        <w:t>.</w:t>
       </w:r>
     </w:p>
     <w:p>
@@ -276,7 +1226,103 @@
         </w:numPr>
       </w:pPr>
       <w:r>
-        <w:t>Az erős mozgásokat szűri egy küszöbértékkel (MAG_THRESHOLD) és morfológiai műveletekkel (nyitás/zárás) a zaj csökkentésére.</w:t>
+        <w:t xml:space="preserve">Az </w:t>
+      </w:r>
+      <w:proofErr w:type="spellStart"/>
+      <w:r>
+        <w:t>erős</w:t>
+      </w:r>
+      <w:proofErr w:type="spellEnd"/>
+      <w:r>
+        <w:t xml:space="preserve"> </w:t>
+      </w:r>
+      <w:proofErr w:type="spellStart"/>
+      <w:r>
+        <w:t>mozgásokat</w:t>
+      </w:r>
+      <w:proofErr w:type="spellEnd"/>
+      <w:r>
+        <w:t xml:space="preserve"> </w:t>
+      </w:r>
+      <w:proofErr w:type="spellStart"/>
+      <w:r>
+        <w:t>szűri</w:t>
+      </w:r>
+      <w:proofErr w:type="spellEnd"/>
+      <w:r>
+        <w:t xml:space="preserve"> </w:t>
+      </w:r>
+      <w:proofErr w:type="spellStart"/>
+      <w:r>
+        <w:t>egy</w:t>
+      </w:r>
+      <w:proofErr w:type="spellEnd"/>
+      <w:r>
+        <w:t xml:space="preserve"> </w:t>
+      </w:r>
+      <w:proofErr w:type="spellStart"/>
+      <w:r>
+        <w:t>küszöbértékkel</w:t>
+      </w:r>
+      <w:proofErr w:type="spellEnd"/>
+      <w:r>
+        <w:t xml:space="preserve"> (MAG_THRESHOLD) </w:t>
+      </w:r>
+      <w:proofErr w:type="spellStart"/>
+      <w:r>
+        <w:t>és</w:t>
+      </w:r>
+      <w:proofErr w:type="spellEnd"/>
+      <w:r>
+        <w:t xml:space="preserve"> </w:t>
+      </w:r>
+      <w:proofErr w:type="spellStart"/>
+      <w:r>
+        <w:t>morfológiai</w:t>
+      </w:r>
+      <w:proofErr w:type="spellEnd"/>
+      <w:r>
+        <w:t xml:space="preserve"> </w:t>
+      </w:r>
+      <w:proofErr w:type="spellStart"/>
+      <w:r>
+        <w:t>műveletekkel</w:t>
+      </w:r>
+      <w:proofErr w:type="spellEnd"/>
+      <w:r>
+        <w:t xml:space="preserve"> (</w:t>
+      </w:r>
+      <w:proofErr w:type="spellStart"/>
+      <w:r>
+        <w:t>nyitás</w:t>
+      </w:r>
+      <w:proofErr w:type="spellEnd"/>
+      <w:r>
+        <w:t>/</w:t>
+      </w:r>
+      <w:proofErr w:type="spellStart"/>
+      <w:r>
+        <w:t>zárás</w:t>
+      </w:r>
+      <w:proofErr w:type="spellEnd"/>
+      <w:r>
+        <w:t xml:space="preserve">) a </w:t>
+      </w:r>
+      <w:proofErr w:type="spellStart"/>
+      <w:r>
+        <w:t>zaj</w:t>
+      </w:r>
+      <w:proofErr w:type="spellEnd"/>
+      <w:r>
+        <w:t xml:space="preserve"> </w:t>
+      </w:r>
+      <w:proofErr w:type="spellStart"/>
+      <w:r>
+        <w:t>csökkentésére</w:t>
+      </w:r>
+      <w:proofErr w:type="spellEnd"/>
+      <w:r>
+        <w:t>.</w:t>
       </w:r>
     </w:p>
     <w:p>
@@ -286,8 +1332,61 @@
           <w:numId w:val="2"/>
         </w:numPr>
       </w:pPr>
-      <w:r>
-        <w:t>Kontúrokat keres a mozgásmaszkban, és kiválasztja a legnagyobb objektumot.</w:t>
+      <w:proofErr w:type="spellStart"/>
+      <w:r>
+        <w:t>Kontúrokat</w:t>
+      </w:r>
+      <w:proofErr w:type="spellEnd"/>
+      <w:r>
+        <w:t xml:space="preserve"> </w:t>
+      </w:r>
+      <w:proofErr w:type="spellStart"/>
+      <w:r>
+        <w:t>keres</w:t>
+      </w:r>
+      <w:proofErr w:type="spellEnd"/>
+      <w:r>
+        <w:t xml:space="preserve"> a </w:t>
+      </w:r>
+      <w:proofErr w:type="spellStart"/>
+      <w:r>
+        <w:t>mozgásmaszkban</w:t>
+      </w:r>
+      <w:proofErr w:type="spellEnd"/>
+      <w:r>
+        <w:t xml:space="preserve">, </w:t>
+      </w:r>
+      <w:proofErr w:type="spellStart"/>
+      <w:r>
+        <w:t>és</w:t>
+      </w:r>
+      <w:proofErr w:type="spellEnd"/>
+      <w:r>
+        <w:t xml:space="preserve"> </w:t>
+      </w:r>
+      <w:proofErr w:type="spellStart"/>
+      <w:r>
+        <w:t>kiválasztja</w:t>
+      </w:r>
+      <w:proofErr w:type="spellEnd"/>
+      <w:r>
+        <w:t xml:space="preserve"> a </w:t>
+      </w:r>
+      <w:proofErr w:type="spellStart"/>
+      <w:r>
+        <w:t>legnagyobb</w:t>
+      </w:r>
+      <w:proofErr w:type="spellEnd"/>
+      <w:r>
+        <w:t xml:space="preserve"> </w:t>
+      </w:r>
+      <w:proofErr w:type="spellStart"/>
+      <w:r>
+        <w:t>objektumot</w:t>
+      </w:r>
+      <w:proofErr w:type="spellEnd"/>
+      <w:r>
+        <w:t>.</w:t>
       </w:r>
     </w:p>
     <w:p>
@@ -297,13 +1396,47 @@
           <w:numId w:val="1"/>
         </w:numPr>
       </w:pPr>
-      <w:r>
-        <w:rPr>
-          <w:b/>
-          <w:bCs/>
-        </w:rPr>
-        <w:t>Követés és kiértékelés</w:t>
-      </w:r>
+      <w:proofErr w:type="spellStart"/>
+      <w:r>
+        <w:rPr>
+          <w:b/>
+          <w:bCs/>
+        </w:rPr>
+        <w:t>Követés</w:t>
+      </w:r>
+      <w:proofErr w:type="spellEnd"/>
+      <w:r>
+        <w:rPr>
+          <w:b/>
+          <w:bCs/>
+        </w:rPr>
+        <w:t xml:space="preserve"> </w:t>
+      </w:r>
+      <w:proofErr w:type="spellStart"/>
+      <w:r>
+        <w:rPr>
+          <w:b/>
+          <w:bCs/>
+        </w:rPr>
+        <w:t>és</w:t>
+      </w:r>
+      <w:proofErr w:type="spellEnd"/>
+      <w:r>
+        <w:rPr>
+          <w:b/>
+          <w:bCs/>
+        </w:rPr>
+        <w:t xml:space="preserve"> </w:t>
+      </w:r>
+      <w:proofErr w:type="spellStart"/>
+      <w:r>
+        <w:rPr>
+          <w:b/>
+          <w:bCs/>
+        </w:rPr>
+        <w:t>kiértékelés</w:t>
+      </w:r>
+      <w:proofErr w:type="spellEnd"/>
       <w:r>
         <w:t>:</w:t>
       </w:r>
@@ -317,7 +1450,87 @@
       </w:pPr>
       <w:r>
         <w:lastRenderedPageBreak/>
-        <w:t>A kiválasztott objektum középpontját (cx, cy) eltárolja egy deque-ban, amely mindig a legutóbbi 10 pozíciót tartja.</w:t>
+        <w:t xml:space="preserve">A </w:t>
+      </w:r>
+      <w:proofErr w:type="spellStart"/>
+      <w:r>
+        <w:t>kiválasztott</w:t>
+      </w:r>
+      <w:proofErr w:type="spellEnd"/>
+      <w:r>
+        <w:t xml:space="preserve"> </w:t>
+      </w:r>
+      <w:proofErr w:type="spellStart"/>
+      <w:r>
+        <w:t>objektum</w:t>
+      </w:r>
+      <w:proofErr w:type="spellEnd"/>
+      <w:r>
+        <w:t xml:space="preserve"> </w:t>
+      </w:r>
+      <w:proofErr w:type="spellStart"/>
+      <w:r>
+        <w:t>középpontját</w:t>
+      </w:r>
+      <w:proofErr w:type="spellEnd"/>
+      <w:r>
+        <w:t xml:space="preserve"> (cx, cy) </w:t>
+      </w:r>
+      <w:proofErr w:type="spellStart"/>
+      <w:r>
+        <w:t>eltárolja</w:t>
+      </w:r>
+      <w:proofErr w:type="spellEnd"/>
+      <w:r>
+        <w:t xml:space="preserve"> </w:t>
+      </w:r>
+      <w:proofErr w:type="spellStart"/>
+      <w:r>
+        <w:t>egy</w:t>
+      </w:r>
+      <w:proofErr w:type="spellEnd"/>
+      <w:r>
+        <w:t xml:space="preserve"> deque-ban, </w:t>
+      </w:r>
+      <w:proofErr w:type="spellStart"/>
+      <w:r>
+        <w:t>amely</w:t>
+      </w:r>
+      <w:proofErr w:type="spellEnd"/>
+      <w:r>
+        <w:t xml:space="preserve"> </w:t>
+      </w:r>
+      <w:proofErr w:type="spellStart"/>
+      <w:r>
+        <w:t>mindig</w:t>
+      </w:r>
+      <w:proofErr w:type="spellEnd"/>
+      <w:r>
+        <w:t xml:space="preserve"> a </w:t>
+      </w:r>
+      <w:proofErr w:type="spellStart"/>
+      <w:r>
+        <w:t>legutóbbi</w:t>
+      </w:r>
+      <w:proofErr w:type="spellEnd"/>
+      <w:r>
+        <w:t xml:space="preserve"> 10 </w:t>
+      </w:r>
+      <w:proofErr w:type="spellStart"/>
+      <w:r>
+        <w:t>pozíciót</w:t>
+      </w:r>
+      <w:proofErr w:type="spellEnd"/>
+      <w:r>
+        <w:t xml:space="preserve"> </w:t>
+      </w:r>
+      <w:proofErr w:type="spellStart"/>
+      <w:r>
+        <w:t>tartja</w:t>
+      </w:r>
+      <w:proofErr w:type="spellEnd"/>
+      <w:r>
+        <w:t>.</w:t>
       </w:r>
     </w:p>
     <w:p>
@@ -328,13 +1541,119 @@
         </w:numPr>
       </w:pPr>
       <w:r>
-        <w:t>Ha a pozíciók alapján a pálya görbe (nem csak vízszintes</w:t>
-      </w:r>
-      <w:r>
-        <w:t xml:space="preserve"> vagy fűggőleges</w:t>
-      </w:r>
-      <w:r>
-        <w:t>), akkor kirajzolja a pályát piros vonalakkal.</w:t>
+        <w:t xml:space="preserve">Ha a </w:t>
+      </w:r>
+      <w:proofErr w:type="spellStart"/>
+      <w:r>
+        <w:t>pozíciók</w:t>
+      </w:r>
+      <w:proofErr w:type="spellEnd"/>
+      <w:r>
+        <w:t xml:space="preserve"> </w:t>
+      </w:r>
+      <w:proofErr w:type="spellStart"/>
+      <w:r>
+        <w:t>alapján</w:t>
+      </w:r>
+      <w:proofErr w:type="spellEnd"/>
+      <w:r>
+        <w:t xml:space="preserve"> a </w:t>
+      </w:r>
+      <w:proofErr w:type="spellStart"/>
+      <w:r>
+        <w:t>pálya</w:t>
+      </w:r>
+      <w:proofErr w:type="spellEnd"/>
+      <w:r>
+        <w:t xml:space="preserve"> </w:t>
+      </w:r>
+      <w:proofErr w:type="spellStart"/>
+      <w:r>
+        <w:t>görbe</w:t>
+      </w:r>
+      <w:proofErr w:type="spellEnd"/>
+      <w:r>
+        <w:t xml:space="preserve"> (</w:t>
+      </w:r>
+      <w:proofErr w:type="spellStart"/>
+      <w:r>
+        <w:t>nem</w:t>
+      </w:r>
+      <w:proofErr w:type="spellEnd"/>
+      <w:r>
+        <w:t xml:space="preserve"> </w:t>
+      </w:r>
+      <w:proofErr w:type="spellStart"/>
+      <w:r>
+        <w:t>csak</w:t>
+      </w:r>
+      <w:proofErr w:type="spellEnd"/>
+      <w:r>
+        <w:t xml:space="preserve"> </w:t>
+      </w:r>
+      <w:proofErr w:type="spellStart"/>
+      <w:r>
+        <w:t>vízszintes</w:t>
+      </w:r>
+      <w:proofErr w:type="spellEnd"/>
+      <w:r>
+        <w:t xml:space="preserve"> </w:t>
+      </w:r>
+      <w:proofErr w:type="spellStart"/>
+      <w:r>
+        <w:t>vagy</w:t>
+      </w:r>
+      <w:proofErr w:type="spellEnd"/>
+      <w:r>
+        <w:t xml:space="preserve"> </w:t>
+      </w:r>
+      <w:proofErr w:type="spellStart"/>
+      <w:r>
+        <w:t>fűggőleges</w:t>
+      </w:r>
+      <w:proofErr w:type="spellEnd"/>
+      <w:r>
+        <w:t xml:space="preserve">), </w:t>
+      </w:r>
+      <w:proofErr w:type="spellStart"/>
+      <w:r>
+        <w:t>akkor</w:t>
+      </w:r>
+      <w:proofErr w:type="spellEnd"/>
+      <w:r>
+        <w:t xml:space="preserve"> </w:t>
+      </w:r>
+      <w:proofErr w:type="spellStart"/>
+      <w:r>
+        <w:t>kirajzolja</w:t>
+      </w:r>
+      <w:proofErr w:type="spellEnd"/>
+      <w:r>
+        <w:t xml:space="preserve"> a </w:t>
+      </w:r>
+      <w:proofErr w:type="spellStart"/>
+      <w:r>
+        <w:t>pályát</w:t>
+      </w:r>
+      <w:proofErr w:type="spellEnd"/>
+      <w:r>
+        <w:t xml:space="preserve"> </w:t>
+      </w:r>
+      <w:proofErr w:type="spellStart"/>
+      <w:r>
+        <w:t>piros</w:t>
+      </w:r>
+      <w:proofErr w:type="spellEnd"/>
+      <w:r>
+        <w:t xml:space="preserve"> </w:t>
+      </w:r>
+      <w:proofErr w:type="spellStart"/>
+      <w:r>
+        <w:t>vonalakkal</w:t>
+      </w:r>
+      <w:proofErr w:type="spellEnd"/>
+      <w:r>
+        <w:t>.</w:t>
       </w:r>
     </w:p>
     <w:p>
@@ -344,13 +1663,47 @@
           <w:numId w:val="1"/>
         </w:numPr>
       </w:pPr>
-      <w:r>
-        <w:rPr>
-          <w:b/>
-          <w:bCs/>
-        </w:rPr>
-        <w:t>Kirajzolás és vizualizáció</w:t>
-      </w:r>
+      <w:proofErr w:type="spellStart"/>
+      <w:r>
+        <w:rPr>
+          <w:b/>
+          <w:bCs/>
+        </w:rPr>
+        <w:t>Kirajzolás</w:t>
+      </w:r>
+      <w:proofErr w:type="spellEnd"/>
+      <w:r>
+        <w:rPr>
+          <w:b/>
+          <w:bCs/>
+        </w:rPr>
+        <w:t xml:space="preserve"> </w:t>
+      </w:r>
+      <w:proofErr w:type="spellStart"/>
+      <w:r>
+        <w:rPr>
+          <w:b/>
+          <w:bCs/>
+        </w:rPr>
+        <w:t>és</w:t>
+      </w:r>
+      <w:proofErr w:type="spellEnd"/>
+      <w:r>
+        <w:rPr>
+          <w:b/>
+          <w:bCs/>
+        </w:rPr>
+        <w:t xml:space="preserve"> </w:t>
+      </w:r>
+      <w:proofErr w:type="spellStart"/>
+      <w:r>
+        <w:rPr>
+          <w:b/>
+          <w:bCs/>
+        </w:rPr>
+        <w:t>vizualizáció</w:t>
+      </w:r>
+      <w:proofErr w:type="spellEnd"/>
       <w:r>
         <w:t>:</w:t>
       </w:r>
@@ -363,7 +1716,47 @@
         </w:numPr>
       </w:pPr>
       <w:r>
-        <w:t>Zöld négyzet jelzi az objektum határait.</w:t>
+        <w:t xml:space="preserve">Zöld </w:t>
+      </w:r>
+      <w:proofErr w:type="spellStart"/>
+      <w:r>
+        <w:t>négyzet</w:t>
+      </w:r>
+      <w:proofErr w:type="spellEnd"/>
+      <w:r>
+        <w:t xml:space="preserve"> </w:t>
+      </w:r>
+      <w:proofErr w:type="spellStart"/>
+      <w:r>
+        <w:t>jelzi</w:t>
+      </w:r>
+      <w:proofErr w:type="spellEnd"/>
+      <w:r>
+        <w:t xml:space="preserve"> </w:t>
+      </w:r>
+      <w:proofErr w:type="spellStart"/>
+      <w:r>
+        <w:t>az</w:t>
+      </w:r>
+      <w:proofErr w:type="spellEnd"/>
+      <w:r>
+        <w:t xml:space="preserve"> </w:t>
+      </w:r>
+      <w:proofErr w:type="spellStart"/>
+      <w:r>
+        <w:t>objektum</w:t>
+      </w:r>
+      <w:proofErr w:type="spellEnd"/>
+      <w:r>
+        <w:t xml:space="preserve"> </w:t>
+      </w:r>
+      <w:proofErr w:type="spellStart"/>
+      <w:r>
+        <w:t>határait</w:t>
+      </w:r>
+      <w:proofErr w:type="spellEnd"/>
+      <w:r>
+        <w:t>.</w:t>
       </w:r>
     </w:p>
     <w:p>
@@ -374,7 +1767,31 @@
         </w:numPr>
       </w:pPr>
       <w:r>
-        <w:t>Piros pont mutatja a középpontot.</w:t>
+        <w:t xml:space="preserve">Piros </w:t>
+      </w:r>
+      <w:proofErr w:type="spellStart"/>
+      <w:r>
+        <w:t>pont</w:t>
+      </w:r>
+      <w:proofErr w:type="spellEnd"/>
+      <w:r>
+        <w:t xml:space="preserve"> </w:t>
+      </w:r>
+      <w:proofErr w:type="spellStart"/>
+      <w:r>
+        <w:t>mutatja</w:t>
+      </w:r>
+      <w:proofErr w:type="spellEnd"/>
+      <w:r>
+        <w:t xml:space="preserve"> a </w:t>
+      </w:r>
+      <w:proofErr w:type="spellStart"/>
+      <w:r>
+        <w:t>középpontot</w:t>
+      </w:r>
+      <w:proofErr w:type="spellEnd"/>
+      <w:r>
+        <w:t>.</w:t>
       </w:r>
     </w:p>
     <w:p>
@@ -385,10 +1802,42 @@
         </w:numPr>
       </w:pPr>
       <w:r>
-        <w:t>Ha elhajított testet talált, a</w:t>
-      </w:r>
-      <w:r>
-        <w:t>z “</w:t>
+        <w:t xml:space="preserve">Ha </w:t>
+      </w:r>
+      <w:proofErr w:type="spellStart"/>
+      <w:r>
+        <w:t>elhajított</w:t>
+      </w:r>
+      <w:proofErr w:type="spellEnd"/>
+      <w:r>
+        <w:t xml:space="preserve"> </w:t>
+      </w:r>
+      <w:proofErr w:type="spellStart"/>
+      <w:r>
+        <w:t>testet</w:t>
+      </w:r>
+      <w:proofErr w:type="spellEnd"/>
+      <w:r>
+        <w:t xml:space="preserve"> </w:t>
+      </w:r>
+      <w:proofErr w:type="spellStart"/>
+      <w:r>
+        <w:t>talált</w:t>
+      </w:r>
+      <w:proofErr w:type="spellEnd"/>
+      <w:r>
+        <w:t xml:space="preserve">, </w:t>
+      </w:r>
+      <w:proofErr w:type="spellStart"/>
+      <w:r>
+        <w:t>a</w:t>
+      </w:r>
+      <w:r>
+        <w:t>z</w:t>
+      </w:r>
+      <w:proofErr w:type="spellEnd"/>
+      <w:r>
+        <w:t xml:space="preserve"> “</w:t>
       </w:r>
       <w:r>
         <w:t>ELHAJITOTT TEST</w:t>
@@ -397,7 +1846,31 @@
         <w:t>”</w:t>
       </w:r>
       <w:r>
-        <w:t xml:space="preserve"> felirat megjelenik a képernyőn.</w:t>
+        <w:t xml:space="preserve"> </w:t>
+      </w:r>
+      <w:proofErr w:type="spellStart"/>
+      <w:r>
+        <w:t>felirat</w:t>
+      </w:r>
+      <w:proofErr w:type="spellEnd"/>
+      <w:r>
+        <w:t xml:space="preserve"> </w:t>
+      </w:r>
+      <w:proofErr w:type="spellStart"/>
+      <w:r>
+        <w:t>megjelenik</w:t>
+      </w:r>
+      <w:proofErr w:type="spellEnd"/>
+      <w:r>
+        <w:t xml:space="preserve"> a </w:t>
+      </w:r>
+      <w:proofErr w:type="spellStart"/>
+      <w:r>
+        <w:t>képernyőn</w:t>
+      </w:r>
+      <w:proofErr w:type="spellEnd"/>
+      <w:r>
+        <w:t>.</w:t>
       </w:r>
     </w:p>
     <w:p>
@@ -408,13 +1881,63 @@
         </w:numPr>
       </w:pPr>
       <w:r>
-        <w:t>Debug módban megjelenik az optikai áramlás</w:t>
-      </w:r>
-      <w:r>
-        <w:t xml:space="preserve"> és</w:t>
-      </w:r>
-      <w:r>
-        <w:t xml:space="preserve"> HSV vizualizációja.</w:t>
+        <w:t xml:space="preserve">Debug </w:t>
+      </w:r>
+      <w:proofErr w:type="spellStart"/>
+      <w:r>
+        <w:t>módban</w:t>
+      </w:r>
+      <w:proofErr w:type="spellEnd"/>
+      <w:r>
+        <w:t xml:space="preserve"> </w:t>
+      </w:r>
+      <w:proofErr w:type="spellStart"/>
+      <w:r>
+        <w:t>megjelenik</w:t>
+      </w:r>
+      <w:proofErr w:type="spellEnd"/>
+      <w:r>
+        <w:t xml:space="preserve"> </w:t>
+      </w:r>
+      <w:proofErr w:type="spellStart"/>
+      <w:r>
+        <w:t>az</w:t>
+      </w:r>
+      <w:proofErr w:type="spellEnd"/>
+      <w:r>
+        <w:t xml:space="preserve"> </w:t>
+      </w:r>
+      <w:proofErr w:type="spellStart"/>
+      <w:r>
+        <w:t>optikai</w:t>
+      </w:r>
+      <w:proofErr w:type="spellEnd"/>
+      <w:r>
+        <w:t xml:space="preserve"> </w:t>
+      </w:r>
+      <w:proofErr w:type="spellStart"/>
+      <w:r>
+        <w:t>áramlás</w:t>
+      </w:r>
+      <w:proofErr w:type="spellEnd"/>
+      <w:r>
+        <w:t xml:space="preserve"> </w:t>
+      </w:r>
+      <w:proofErr w:type="spellStart"/>
+      <w:r>
+        <w:t>és</w:t>
+      </w:r>
+      <w:proofErr w:type="spellEnd"/>
+      <w:r>
+        <w:t xml:space="preserve"> HSV </w:t>
+      </w:r>
+      <w:proofErr w:type="spellStart"/>
+      <w:r>
+        <w:t>vizualizációja</w:t>
+      </w:r>
+      <w:proofErr w:type="spellEnd"/>
+      <w:r>
+        <w:t>.</w:t>
       </w:r>
     </w:p>
     <w:p>
@@ -424,6 +1947,7 @@
           <w:numId w:val="1"/>
         </w:numPr>
       </w:pPr>
+      <w:proofErr w:type="spellStart"/>
       <w:r>
         <w:rPr>
           <w:b/>
@@ -431,6 +1955,7 @@
         </w:rPr>
         <w:t>Billentyűk</w:t>
       </w:r>
+      <w:proofErr w:type="spellEnd"/>
       <w:r>
         <w:t>:</w:t>
       </w:r>
@@ -443,7 +1968,15 @@
         </w:numPr>
       </w:pPr>
       <w:r>
-        <w:t>q a program leállítása.</w:t>
+        <w:t xml:space="preserve">q a program </w:t>
+      </w:r>
+      <w:proofErr w:type="spellStart"/>
+      <w:r>
+        <w:t>leállítása</w:t>
+      </w:r>
+      <w:proofErr w:type="spellEnd"/>
+      <w:r>
+        <w:t>.</w:t>
       </w:r>
     </w:p>
     <w:p>
@@ -453,13 +1986,47 @@
           <w:numId w:val="1"/>
         </w:numPr>
       </w:pPr>
-      <w:r>
-        <w:rPr>
-          <w:b/>
-          <w:bCs/>
-        </w:rPr>
-        <w:t>Kilépés és takarítás</w:t>
-      </w:r>
+      <w:proofErr w:type="spellStart"/>
+      <w:r>
+        <w:rPr>
+          <w:b/>
+          <w:bCs/>
+        </w:rPr>
+        <w:t>Kilépés</w:t>
+      </w:r>
+      <w:proofErr w:type="spellEnd"/>
+      <w:r>
+        <w:rPr>
+          <w:b/>
+          <w:bCs/>
+        </w:rPr>
+        <w:t xml:space="preserve"> </w:t>
+      </w:r>
+      <w:proofErr w:type="spellStart"/>
+      <w:r>
+        <w:rPr>
+          <w:b/>
+          <w:bCs/>
+        </w:rPr>
+        <w:t>és</w:t>
+      </w:r>
+      <w:proofErr w:type="spellEnd"/>
+      <w:r>
+        <w:rPr>
+          <w:b/>
+          <w:bCs/>
+        </w:rPr>
+        <w:t xml:space="preserve"> </w:t>
+      </w:r>
+      <w:proofErr w:type="spellStart"/>
+      <w:r>
+        <w:rPr>
+          <w:b/>
+          <w:bCs/>
+        </w:rPr>
+        <w:t>takarítás</w:t>
+      </w:r>
+      <w:proofErr w:type="spellEnd"/>
       <w:r>
         <w:t>:</w:t>
       </w:r>
@@ -472,7 +2039,79 @@
         </w:numPr>
       </w:pPr>
       <w:r>
-        <w:t>A program befejeződik a kamera/videó felszabadításával és az összes ablak bezárásával.</w:t>
+        <w:t xml:space="preserve">A program </w:t>
+      </w:r>
+      <w:proofErr w:type="spellStart"/>
+      <w:r>
+        <w:t>befejeződik</w:t>
+      </w:r>
+      <w:proofErr w:type="spellEnd"/>
+      <w:r>
+        <w:t xml:space="preserve"> a </w:t>
+      </w:r>
+      <w:proofErr w:type="spellStart"/>
+      <w:r>
+        <w:t>kamera</w:t>
+      </w:r>
+      <w:proofErr w:type="spellEnd"/>
+      <w:r>
+        <w:t>/</w:t>
+      </w:r>
+      <w:proofErr w:type="spellStart"/>
+      <w:r>
+        <w:t>videó</w:t>
+      </w:r>
+      <w:proofErr w:type="spellEnd"/>
+      <w:r>
+        <w:t xml:space="preserve"> </w:t>
+      </w:r>
+      <w:proofErr w:type="spellStart"/>
+      <w:r>
+        <w:t>felszabadításával</w:t>
+      </w:r>
+      <w:proofErr w:type="spellEnd"/>
+      <w:r>
+        <w:t xml:space="preserve"> </w:t>
+      </w:r>
+      <w:proofErr w:type="spellStart"/>
+      <w:r>
+        <w:t>és</w:t>
+      </w:r>
+      <w:proofErr w:type="spellEnd"/>
+      <w:r>
+        <w:t xml:space="preserve"> </w:t>
+      </w:r>
+      <w:proofErr w:type="spellStart"/>
+      <w:r>
+        <w:t>az</w:t>
+      </w:r>
+      <w:proofErr w:type="spellEnd"/>
+      <w:r>
+        <w:t xml:space="preserve"> </w:t>
+      </w:r>
+      <w:proofErr w:type="spellStart"/>
+      <w:r>
+        <w:t>összes</w:t>
+      </w:r>
+      <w:proofErr w:type="spellEnd"/>
+      <w:r>
+        <w:t xml:space="preserve"> </w:t>
+      </w:r>
+      <w:proofErr w:type="spellStart"/>
+      <w:r>
+        <w:t>ablak</w:t>
+      </w:r>
+      <w:proofErr w:type="spellEnd"/>
+      <w:r>
+        <w:t xml:space="preserve"> </w:t>
+      </w:r>
+      <w:proofErr w:type="spellStart"/>
+      <w:r>
+        <w:t>bezárásával</w:t>
+      </w:r>
+      <w:proofErr w:type="spellEnd"/>
+      <w:r>
+        <w:t>.</w:t>
       </w:r>
     </w:p>
     <w:p>
@@ -489,8 +2128,49 @@
           <w:b/>
           <w:bCs/>
         </w:rPr>
-        <w:t>3. Példa futtatás eredményei</w:t>
-      </w:r>
+        <w:t xml:space="preserve">3. </w:t>
+      </w:r>
+      <w:proofErr w:type="spellStart"/>
+      <w:r>
+        <w:rPr>
+          <w:b/>
+          <w:bCs/>
+        </w:rPr>
+        <w:t>Példa</w:t>
+      </w:r>
+      <w:proofErr w:type="spellEnd"/>
+      <w:r>
+        <w:rPr>
+          <w:b/>
+          <w:bCs/>
+        </w:rPr>
+        <w:t xml:space="preserve"> </w:t>
+      </w:r>
+      <w:proofErr w:type="spellStart"/>
+      <w:r>
+        <w:rPr>
+          <w:b/>
+          <w:bCs/>
+        </w:rPr>
+        <w:t>futtatás</w:t>
+      </w:r>
+      <w:proofErr w:type="spellEnd"/>
+      <w:r>
+        <w:rPr>
+          <w:b/>
+          <w:bCs/>
+        </w:rPr>
+        <w:t xml:space="preserve"> </w:t>
+      </w:r>
+      <w:proofErr w:type="spellStart"/>
+      <w:r>
+        <w:rPr>
+          <w:b/>
+          <w:bCs/>
+        </w:rPr>
+        <w:t>eredményei</w:t>
+      </w:r>
+      <w:proofErr w:type="spellEnd"/>
     </w:p>
     <w:p>
       <w:pPr>
@@ -499,15 +2179,96 @@
           <w:numId w:val="2"/>
         </w:numPr>
       </w:pPr>
-      <w:r>
-        <w:rPr>
-          <w:b/>
-          <w:bCs/>
-        </w:rPr>
-        <w:t>Példa 1:</w:t>
-      </w:r>
-      <w:r>
-        <w:t xml:space="preserve"> Labda elhajítása webkamerán – a pálya szépen követi a labdát, a felirat megjelenik.</w:t>
+      <w:proofErr w:type="spellStart"/>
+      <w:r>
+        <w:rPr>
+          <w:b/>
+          <w:bCs/>
+        </w:rPr>
+        <w:t>Példa</w:t>
+      </w:r>
+      <w:proofErr w:type="spellEnd"/>
+      <w:r>
+        <w:rPr>
+          <w:b/>
+          <w:bCs/>
+        </w:rPr>
+        <w:t xml:space="preserve"> 1:</w:t>
+      </w:r>
+      <w:r>
+        <w:t xml:space="preserve"> </w:t>
+      </w:r>
+      <w:proofErr w:type="spellStart"/>
+      <w:r>
+        <w:t>Labda</w:t>
+      </w:r>
+      <w:proofErr w:type="spellEnd"/>
+      <w:r>
+        <w:t xml:space="preserve"> </w:t>
+      </w:r>
+      <w:proofErr w:type="spellStart"/>
+      <w:r>
+        <w:t>elhajítása</w:t>
+      </w:r>
+      <w:proofErr w:type="spellEnd"/>
+      <w:r>
+        <w:t xml:space="preserve"> </w:t>
+      </w:r>
+      <w:proofErr w:type="spellStart"/>
+      <w:r>
+        <w:t>webkamerán</w:t>
+      </w:r>
+      <w:proofErr w:type="spellEnd"/>
+      <w:r>
+        <w:t xml:space="preserve"> – a </w:t>
+      </w:r>
+      <w:proofErr w:type="spellStart"/>
+      <w:r>
+        <w:t>pálya</w:t>
+      </w:r>
+      <w:proofErr w:type="spellEnd"/>
+      <w:r>
+        <w:t xml:space="preserve"> </w:t>
+      </w:r>
+      <w:proofErr w:type="spellStart"/>
+      <w:r>
+        <w:t>szépen</w:t>
+      </w:r>
+      <w:proofErr w:type="spellEnd"/>
+      <w:r>
+        <w:t xml:space="preserve"> </w:t>
+      </w:r>
+      <w:proofErr w:type="spellStart"/>
+      <w:r>
+        <w:t>követi</w:t>
+      </w:r>
+      <w:proofErr w:type="spellEnd"/>
+      <w:r>
+        <w:t xml:space="preserve"> a </w:t>
+      </w:r>
+      <w:proofErr w:type="spellStart"/>
+      <w:r>
+        <w:t>labdát</w:t>
+      </w:r>
+      <w:proofErr w:type="spellEnd"/>
+      <w:r>
+        <w:t xml:space="preserve">, a </w:t>
+      </w:r>
+      <w:proofErr w:type="spellStart"/>
+      <w:r>
+        <w:t>felirat</w:t>
+      </w:r>
+      <w:proofErr w:type="spellEnd"/>
+      <w:r>
+        <w:t xml:space="preserve"> </w:t>
+      </w:r>
+      <w:proofErr w:type="spellStart"/>
+      <w:r>
+        <w:t>megjelenik</w:t>
+      </w:r>
+      <w:proofErr w:type="spellEnd"/>
+      <w:r>
+        <w:t>.</w:t>
       </w:r>
     </w:p>
     <w:p>
@@ -517,15 +2278,128 @@
           <w:numId w:val="2"/>
         </w:numPr>
       </w:pPr>
-      <w:r>
-        <w:rPr>
-          <w:b/>
-          <w:bCs/>
-        </w:rPr>
-        <w:t>Példa 2:</w:t>
-      </w:r>
-      <w:r>
-        <w:t xml:space="preserve"> Videóban labda elhajítása – a mozgó objektumot a program kiemeli, a pálya vonal rajzolódik, vízszintes mozgásnál nem jelzi.</w:t>
+      <w:proofErr w:type="spellStart"/>
+      <w:r>
+        <w:rPr>
+          <w:b/>
+          <w:bCs/>
+        </w:rPr>
+        <w:t>Példa</w:t>
+      </w:r>
+      <w:proofErr w:type="spellEnd"/>
+      <w:r>
+        <w:rPr>
+          <w:b/>
+          <w:bCs/>
+        </w:rPr>
+        <w:t xml:space="preserve"> 2:</w:t>
+      </w:r>
+      <w:r>
+        <w:t xml:space="preserve"> </w:t>
+      </w:r>
+      <w:proofErr w:type="spellStart"/>
+      <w:r>
+        <w:t>Videóban</w:t>
+      </w:r>
+      <w:proofErr w:type="spellEnd"/>
+      <w:r>
+        <w:t xml:space="preserve"> </w:t>
+      </w:r>
+      <w:proofErr w:type="spellStart"/>
+      <w:r>
+        <w:t>labda</w:t>
+      </w:r>
+      <w:proofErr w:type="spellEnd"/>
+      <w:r>
+        <w:t xml:space="preserve"> </w:t>
+      </w:r>
+      <w:proofErr w:type="spellStart"/>
+      <w:r>
+        <w:t>elhajítása</w:t>
+      </w:r>
+      <w:proofErr w:type="spellEnd"/>
+      <w:r>
+        <w:t xml:space="preserve"> – a </w:t>
+      </w:r>
+      <w:proofErr w:type="spellStart"/>
+      <w:r>
+        <w:t>mozgó</w:t>
+      </w:r>
+      <w:proofErr w:type="spellEnd"/>
+      <w:r>
+        <w:t xml:space="preserve"> </w:t>
+      </w:r>
+      <w:proofErr w:type="spellStart"/>
+      <w:r>
+        <w:t>objektumot</w:t>
+      </w:r>
+      <w:proofErr w:type="spellEnd"/>
+      <w:r>
+        <w:t xml:space="preserve"> a program </w:t>
+      </w:r>
+      <w:proofErr w:type="spellStart"/>
+      <w:r>
+        <w:t>kiemeli</w:t>
+      </w:r>
+      <w:proofErr w:type="spellEnd"/>
+      <w:r>
+        <w:t xml:space="preserve">, a </w:t>
+      </w:r>
+      <w:proofErr w:type="spellStart"/>
+      <w:r>
+        <w:t>pálya</w:t>
+      </w:r>
+      <w:proofErr w:type="spellEnd"/>
+      <w:r>
+        <w:t xml:space="preserve"> </w:t>
+      </w:r>
+      <w:proofErr w:type="spellStart"/>
+      <w:r>
+        <w:t>vonal</w:t>
+      </w:r>
+      <w:proofErr w:type="spellEnd"/>
+      <w:r>
+        <w:t xml:space="preserve"> </w:t>
+      </w:r>
+      <w:proofErr w:type="spellStart"/>
+      <w:r>
+        <w:t>rajzolódik</w:t>
+      </w:r>
+      <w:proofErr w:type="spellEnd"/>
+      <w:r>
+        <w:t xml:space="preserve">, </w:t>
+      </w:r>
+      <w:proofErr w:type="spellStart"/>
+      <w:r>
+        <w:t>vízszintes</w:t>
+      </w:r>
+      <w:proofErr w:type="spellEnd"/>
+      <w:r>
+        <w:t xml:space="preserve"> </w:t>
+      </w:r>
+      <w:proofErr w:type="spellStart"/>
+      <w:r>
+        <w:t>mozgásnál</w:t>
+      </w:r>
+      <w:proofErr w:type="spellEnd"/>
+      <w:r>
+        <w:t xml:space="preserve"> </w:t>
+      </w:r>
+      <w:proofErr w:type="spellStart"/>
+      <w:r>
+        <w:t>nem</w:t>
+      </w:r>
+      <w:proofErr w:type="spellEnd"/>
+      <w:r>
+        <w:t xml:space="preserve"> </w:t>
+      </w:r>
+      <w:proofErr w:type="spellStart"/>
+      <w:r>
+        <w:t>jelzi</w:t>
+      </w:r>
+      <w:proofErr w:type="spellEnd"/>
+      <w:r>
+        <w:t>.</w:t>
       </w:r>
     </w:p>
     <w:p>
@@ -643,14 +2517,30 @@
           <w:b/>
           <w:bCs/>
         </w:rPr>
-        <w:t>. F</w:t>
-      </w:r>
-      <w:r>
-        <w:rPr>
-          <w:b/>
-          <w:bCs/>
-        </w:rPr>
-        <w:t>ájlok:</w:t>
+        <w:t xml:space="preserve">. </w:t>
+      </w:r>
+      <w:proofErr w:type="spellStart"/>
+      <w:r>
+        <w:rPr>
+          <w:b/>
+          <w:bCs/>
+        </w:rPr>
+        <w:t>F</w:t>
+      </w:r>
+      <w:r>
+        <w:rPr>
+          <w:b/>
+          <w:bCs/>
+        </w:rPr>
+        <w:t>ájlok</w:t>
+      </w:r>
+      <w:proofErr w:type="spellEnd"/>
+      <w:r>
+        <w:rPr>
+          <w:b/>
+          <w:bCs/>
+        </w:rPr>
+        <w:t>:</w:t>
       </w:r>
     </w:p>
     <w:p>
@@ -661,8 +2551,21 @@
         </w:numPr>
       </w:pPr>
       <w:r>
-        <w:t>projectile_tracking.py – a fő programfájl</w:t>
-      </w:r>
+        <w:t xml:space="preserve">projectile_tracking.py – a </w:t>
+      </w:r>
+      <w:proofErr w:type="spellStart"/>
+      <w:r>
+        <w:t>fő</w:t>
+      </w:r>
+      <w:proofErr w:type="spellEnd"/>
+      <w:r>
+        <w:t xml:space="preserve"> </w:t>
+      </w:r>
+      <w:proofErr w:type="spellStart"/>
+      <w:r>
+        <w:t>programfájl</w:t>
+      </w:r>
+      <w:proofErr w:type="spellEnd"/>
     </w:p>
     <w:p>
       <w:pPr>
@@ -675,10 +2578,42 @@
         <w:t>video1.mp4, video2.mp4</w:t>
       </w:r>
       <w:r>
-        <w:t>, stb.</w:t>
-      </w:r>
-      <w:r>
-        <w:t xml:space="preserve"> – teszt videók (opcionális)</w:t>
+        <w:t xml:space="preserve">, </w:t>
+      </w:r>
+      <w:proofErr w:type="spellStart"/>
+      <w:r>
+        <w:t>stb</w:t>
+      </w:r>
+      <w:proofErr w:type="spellEnd"/>
+      <w:r>
+        <w:t>.</w:t>
+      </w:r>
+      <w:r>
+        <w:t xml:space="preserve"> – </w:t>
+      </w:r>
+      <w:proofErr w:type="spellStart"/>
+      <w:r>
+        <w:t>teszt</w:t>
+      </w:r>
+      <w:proofErr w:type="spellEnd"/>
+      <w:r>
+        <w:t xml:space="preserve"> </w:t>
+      </w:r>
+      <w:proofErr w:type="spellStart"/>
+      <w:r>
+        <w:t>videók</w:t>
+      </w:r>
+      <w:proofErr w:type="spellEnd"/>
+      <w:r>
+        <w:t xml:space="preserve"> (</w:t>
+      </w:r>
+      <w:proofErr w:type="spellStart"/>
+      <w:r>
+        <w:t>opcionális</w:t>
+      </w:r>
+      <w:proofErr w:type="spellEnd"/>
+      <w:r>
+        <w:t>)</w:t>
       </w:r>
       <w:bookmarkEnd w:id="0"/>
     </w:p>
@@ -689,22 +2624,205 @@
           <w:bCs/>
         </w:rPr>
         <w:lastRenderedPageBreak/>
-        <w:t xml:space="preserve">5. Megjegyzés: </w:t>
+        <w:t xml:space="preserve">5. </w:t>
+      </w:r>
+      <w:proofErr w:type="spellStart"/>
+      <w:r>
+        <w:rPr>
+          <w:b/>
+          <w:bCs/>
+        </w:rPr>
+        <w:t>Megjegyzés</w:t>
+      </w:r>
+      <w:proofErr w:type="spellEnd"/>
+      <w:r>
+        <w:rPr>
+          <w:b/>
+          <w:bCs/>
+        </w:rPr>
+        <w:t xml:space="preserve">: </w:t>
       </w:r>
       <w:r>
         <w:br/>
-        <w:t xml:space="preserve">A rendszer optikai áramlás alapján működik, ezért a </w:t>
-      </w:r>
-      <w:r>
-        <w:rPr>
-          <w:b/>
-          <w:bCs/>
-        </w:rPr>
-        <w:t>mozgó kamerás videók esetén pontatlan</w:t>
-      </w:r>
-      <w:r>
-        <w:t xml:space="preserve"> lehet az objektum detektálása és a pálya kirajzolása</w:t>
-      </w:r>
+        <w:t xml:space="preserve">A </w:t>
+      </w:r>
+      <w:proofErr w:type="spellStart"/>
+      <w:r>
+        <w:t>rendszer</w:t>
+      </w:r>
+      <w:proofErr w:type="spellEnd"/>
+      <w:r>
+        <w:t xml:space="preserve"> </w:t>
+      </w:r>
+      <w:proofErr w:type="spellStart"/>
+      <w:r>
+        <w:t>optikai</w:t>
+      </w:r>
+      <w:proofErr w:type="spellEnd"/>
+      <w:r>
+        <w:t xml:space="preserve"> </w:t>
+      </w:r>
+      <w:proofErr w:type="spellStart"/>
+      <w:r>
+        <w:t>áramlás</w:t>
+      </w:r>
+      <w:proofErr w:type="spellEnd"/>
+      <w:r>
+        <w:t xml:space="preserve"> </w:t>
+      </w:r>
+      <w:proofErr w:type="spellStart"/>
+      <w:r>
+        <w:t>alapján</w:t>
+      </w:r>
+      <w:proofErr w:type="spellEnd"/>
+      <w:r>
+        <w:t xml:space="preserve"> </w:t>
+      </w:r>
+      <w:proofErr w:type="spellStart"/>
+      <w:r>
+        <w:t>működik</w:t>
+      </w:r>
+      <w:proofErr w:type="spellEnd"/>
+      <w:r>
+        <w:t xml:space="preserve">, </w:t>
+      </w:r>
+      <w:proofErr w:type="spellStart"/>
+      <w:r>
+        <w:t>ezért</w:t>
+      </w:r>
+      <w:proofErr w:type="spellEnd"/>
+      <w:r>
+        <w:t xml:space="preserve"> a </w:t>
+      </w:r>
+      <w:proofErr w:type="spellStart"/>
+      <w:r>
+        <w:rPr>
+          <w:b/>
+          <w:bCs/>
+        </w:rPr>
+        <w:t>mozgó</w:t>
+      </w:r>
+      <w:proofErr w:type="spellEnd"/>
+      <w:r>
+        <w:rPr>
+          <w:b/>
+          <w:bCs/>
+        </w:rPr>
+        <w:t xml:space="preserve"> </w:t>
+      </w:r>
+      <w:proofErr w:type="spellStart"/>
+      <w:r>
+        <w:rPr>
+          <w:b/>
+          <w:bCs/>
+        </w:rPr>
+        <w:t>kamerás</w:t>
+      </w:r>
+      <w:proofErr w:type="spellEnd"/>
+      <w:r>
+        <w:rPr>
+          <w:b/>
+          <w:bCs/>
+        </w:rPr>
+        <w:t xml:space="preserve"> </w:t>
+      </w:r>
+      <w:proofErr w:type="spellStart"/>
+      <w:r>
+        <w:rPr>
+          <w:b/>
+          <w:bCs/>
+        </w:rPr>
+        <w:t>videók</w:t>
+      </w:r>
+      <w:proofErr w:type="spellEnd"/>
+      <w:r>
+        <w:rPr>
+          <w:b/>
+          <w:bCs/>
+        </w:rPr>
+        <w:t xml:space="preserve"> </w:t>
+      </w:r>
+      <w:proofErr w:type="spellStart"/>
+      <w:r>
+        <w:rPr>
+          <w:b/>
+          <w:bCs/>
+        </w:rPr>
+        <w:t>esetén</w:t>
+      </w:r>
+      <w:proofErr w:type="spellEnd"/>
+      <w:r>
+        <w:rPr>
+          <w:b/>
+          <w:bCs/>
+        </w:rPr>
+        <w:t xml:space="preserve"> </w:t>
+      </w:r>
+      <w:proofErr w:type="spellStart"/>
+      <w:r>
+        <w:rPr>
+          <w:b/>
+          <w:bCs/>
+        </w:rPr>
+        <w:t>pontatlan</w:t>
+      </w:r>
+      <w:proofErr w:type="spellEnd"/>
+      <w:r>
+        <w:t xml:space="preserve"> </w:t>
+      </w:r>
+      <w:proofErr w:type="spellStart"/>
+      <w:r>
+        <w:t>lehet</w:t>
+      </w:r>
+      <w:proofErr w:type="spellEnd"/>
+      <w:r>
+        <w:t xml:space="preserve"> </w:t>
+      </w:r>
+      <w:proofErr w:type="spellStart"/>
+      <w:r>
+        <w:t>az</w:t>
+      </w:r>
+      <w:proofErr w:type="spellEnd"/>
+      <w:r>
+        <w:t xml:space="preserve"> </w:t>
+      </w:r>
+      <w:proofErr w:type="spellStart"/>
+      <w:r>
+        <w:t>objektum</w:t>
+      </w:r>
+      <w:proofErr w:type="spellEnd"/>
+      <w:r>
+        <w:t xml:space="preserve"> </w:t>
+      </w:r>
+      <w:proofErr w:type="spellStart"/>
+      <w:r>
+        <w:t>detektálása</w:t>
+      </w:r>
+      <w:proofErr w:type="spellEnd"/>
+      <w:r>
+        <w:t xml:space="preserve"> </w:t>
+      </w:r>
+      <w:proofErr w:type="spellStart"/>
+      <w:r>
+        <w:t>és</w:t>
+      </w:r>
+      <w:proofErr w:type="spellEnd"/>
+      <w:r>
+        <w:t xml:space="preserve"> a </w:t>
+      </w:r>
+      <w:proofErr w:type="spellStart"/>
+      <w:r>
+        <w:t>pálya</w:t>
+      </w:r>
+      <w:proofErr w:type="spellEnd"/>
+      <w:r>
+        <w:t xml:space="preserve"> </w:t>
+      </w:r>
+      <w:proofErr w:type="spellStart"/>
+      <w:r>
+        <w:t>kirajzolása</w:t>
+      </w:r>
+      <w:proofErr w:type="spellEnd"/>
       <w:r>
         <w:t>(</w:t>
       </w:r>
@@ -719,30 +2837,429 @@
         <w:t>)</w:t>
       </w:r>
       <w:r>
-        <w:t>. A pixelszámítások a teljes képet érzékelik, így a labda nem mindig válik ki megfelelően a háttérből.</w:t>
+        <w:t xml:space="preserve">. A </w:t>
+      </w:r>
+      <w:proofErr w:type="spellStart"/>
+      <w:r>
+        <w:t>pixelszámítások</w:t>
+      </w:r>
+      <w:proofErr w:type="spellEnd"/>
+      <w:r>
+        <w:t xml:space="preserve"> a </w:t>
+      </w:r>
+      <w:proofErr w:type="spellStart"/>
+      <w:r>
+        <w:t>teljes</w:t>
+      </w:r>
+      <w:proofErr w:type="spellEnd"/>
+      <w:r>
+        <w:t xml:space="preserve"> </w:t>
+      </w:r>
+      <w:proofErr w:type="spellStart"/>
+      <w:r>
+        <w:t>képet</w:t>
+      </w:r>
+      <w:proofErr w:type="spellEnd"/>
+      <w:r>
+        <w:t xml:space="preserve"> </w:t>
+      </w:r>
+      <w:proofErr w:type="spellStart"/>
+      <w:r>
+        <w:t>érzékelik</w:t>
+      </w:r>
+      <w:proofErr w:type="spellEnd"/>
+      <w:r>
+        <w:t xml:space="preserve">, </w:t>
+      </w:r>
+      <w:proofErr w:type="spellStart"/>
+      <w:r>
+        <w:t>így</w:t>
+      </w:r>
+      <w:proofErr w:type="spellEnd"/>
+      <w:r>
+        <w:t xml:space="preserve"> a </w:t>
+      </w:r>
+      <w:proofErr w:type="spellStart"/>
+      <w:r>
+        <w:t>labda</w:t>
+      </w:r>
+      <w:proofErr w:type="spellEnd"/>
+      <w:r>
+        <w:t xml:space="preserve"> </w:t>
+      </w:r>
+      <w:proofErr w:type="spellStart"/>
+      <w:r>
+        <w:t>nem</w:t>
+      </w:r>
+      <w:proofErr w:type="spellEnd"/>
+      <w:r>
+        <w:t xml:space="preserve"> </w:t>
+      </w:r>
+      <w:proofErr w:type="spellStart"/>
+      <w:r>
+        <w:t>mindig</w:t>
+      </w:r>
+      <w:proofErr w:type="spellEnd"/>
+      <w:r>
+        <w:t xml:space="preserve"> </w:t>
+      </w:r>
+      <w:proofErr w:type="spellStart"/>
+      <w:r>
+        <w:t>válik</w:t>
+      </w:r>
+      <w:proofErr w:type="spellEnd"/>
+      <w:r>
+        <w:t xml:space="preserve"> ki </w:t>
+      </w:r>
+      <w:proofErr w:type="spellStart"/>
+      <w:r>
+        <w:t>megfelelően</w:t>
+      </w:r>
+      <w:proofErr w:type="spellEnd"/>
+      <w:r>
+        <w:t xml:space="preserve"> a </w:t>
+      </w:r>
+      <w:proofErr w:type="spellStart"/>
+      <w:r>
+        <w:t>háttérből</w:t>
+      </w:r>
+      <w:proofErr w:type="spellEnd"/>
+      <w:r>
+        <w:t>.</w:t>
       </w:r>
       <w:r>
         <w:br/>
-        <w:t>A bemutatott példák fix kamerás videókon készültek, ahol a detektálás stabil és a pálya követése jól látható.</w:t>
-      </w:r>
-      <w:r>
-        <w:t xml:space="preserve"> Kezdéshez az als</w:t>
+        <w:t xml:space="preserve">A </w:t>
+      </w:r>
+      <w:proofErr w:type="spellStart"/>
+      <w:r>
+        <w:t>bemutatott</w:t>
+      </w:r>
+      <w:proofErr w:type="spellEnd"/>
+      <w:r>
+        <w:t xml:space="preserve"> </w:t>
+      </w:r>
+      <w:proofErr w:type="spellStart"/>
+      <w:r>
+        <w:t>példák</w:t>
+      </w:r>
+      <w:proofErr w:type="spellEnd"/>
+      <w:r>
+        <w:t xml:space="preserve"> fix </w:t>
+      </w:r>
+      <w:proofErr w:type="spellStart"/>
+      <w:r>
+        <w:t>kamerás</w:t>
+      </w:r>
+      <w:proofErr w:type="spellEnd"/>
+      <w:r>
+        <w:t xml:space="preserve"> </w:t>
+      </w:r>
+      <w:proofErr w:type="spellStart"/>
+      <w:r>
+        <w:t>videókon</w:t>
+      </w:r>
+      <w:proofErr w:type="spellEnd"/>
+      <w:r>
+        <w:t xml:space="preserve"> </w:t>
+      </w:r>
+      <w:proofErr w:type="spellStart"/>
+      <w:r>
+        <w:t>készültek</w:t>
+      </w:r>
+      <w:proofErr w:type="spellEnd"/>
+      <w:r>
+        <w:t xml:space="preserve">, </w:t>
+      </w:r>
+      <w:proofErr w:type="spellStart"/>
+      <w:r>
+        <w:t>ahol</w:t>
+      </w:r>
+      <w:proofErr w:type="spellEnd"/>
+      <w:r>
+        <w:t xml:space="preserve"> a </w:t>
+      </w:r>
+      <w:proofErr w:type="spellStart"/>
+      <w:r>
+        <w:t>detektálás</w:t>
+      </w:r>
+      <w:proofErr w:type="spellEnd"/>
+      <w:r>
+        <w:t xml:space="preserve"> </w:t>
+      </w:r>
+      <w:proofErr w:type="spellStart"/>
+      <w:r>
+        <w:t>stabil</w:t>
+      </w:r>
+      <w:proofErr w:type="spellEnd"/>
+      <w:r>
+        <w:t xml:space="preserve"> </w:t>
+      </w:r>
+      <w:proofErr w:type="spellStart"/>
+      <w:r>
+        <w:t>és</w:t>
+      </w:r>
+      <w:proofErr w:type="spellEnd"/>
+      <w:r>
+        <w:t xml:space="preserve"> a </w:t>
+      </w:r>
+      <w:proofErr w:type="spellStart"/>
+      <w:r>
+        <w:t>pálya</w:t>
+      </w:r>
+      <w:proofErr w:type="spellEnd"/>
+      <w:r>
+        <w:t xml:space="preserve"> </w:t>
+      </w:r>
+      <w:proofErr w:type="spellStart"/>
+      <w:r>
+        <w:t>követése</w:t>
+      </w:r>
+      <w:proofErr w:type="spellEnd"/>
+      <w:r>
+        <w:t xml:space="preserve"> </w:t>
+      </w:r>
+      <w:proofErr w:type="spellStart"/>
+      <w:r>
+        <w:t>jól</w:t>
+      </w:r>
+      <w:proofErr w:type="spellEnd"/>
+      <w:r>
+        <w:t xml:space="preserve"> </w:t>
+      </w:r>
+      <w:proofErr w:type="spellStart"/>
+      <w:r>
+        <w:t>látható</w:t>
+      </w:r>
+      <w:proofErr w:type="spellEnd"/>
+      <w:r>
+        <w:t>.</w:t>
+      </w:r>
+      <w:r>
+        <w:t xml:space="preserve"> </w:t>
+      </w:r>
+      <w:proofErr w:type="spellStart"/>
+      <w:r>
+        <w:t>Kezdéshez</w:t>
+      </w:r>
+      <w:proofErr w:type="spellEnd"/>
+      <w:r>
+        <w:t xml:space="preserve"> </w:t>
+      </w:r>
+      <w:proofErr w:type="spellStart"/>
+      <w:r>
+        <w:t>az</w:t>
+      </w:r>
+      <w:proofErr w:type="spellEnd"/>
+      <w:r>
+        <w:t xml:space="preserve"> </w:t>
+      </w:r>
+      <w:proofErr w:type="spellStart"/>
+      <w:r>
+        <w:t>als</w:t>
       </w:r>
       <w:r>
         <w:t>ó</w:t>
       </w:r>
-      <w:r>
-        <w:t xml:space="preserve"> kettő cellában magamnak generáltam videót, hogy el tudjak indulni, mivel interneten, számomra megfelelőt nehezen</w:t>
-      </w:r>
-      <w:r>
-        <w:t>, illetve mai napig nem</w:t>
-      </w:r>
-      <w:r>
-        <w:t xml:space="preserve"> találtam.</w:t>
+      <w:proofErr w:type="spellEnd"/>
+      <w:r>
+        <w:t xml:space="preserve"> </w:t>
+      </w:r>
+      <w:proofErr w:type="spellStart"/>
+      <w:r>
+        <w:t>kettő</w:t>
+      </w:r>
+      <w:proofErr w:type="spellEnd"/>
+      <w:r>
+        <w:t xml:space="preserve"> </w:t>
+      </w:r>
+      <w:proofErr w:type="spellStart"/>
+      <w:r>
+        <w:t>cellában</w:t>
+      </w:r>
+      <w:proofErr w:type="spellEnd"/>
+      <w:r>
+        <w:t xml:space="preserve"> </w:t>
+      </w:r>
+      <w:proofErr w:type="spellStart"/>
+      <w:r>
+        <w:t>magamnak</w:t>
+      </w:r>
+      <w:proofErr w:type="spellEnd"/>
+      <w:r>
+        <w:t xml:space="preserve"> </w:t>
+      </w:r>
+      <w:proofErr w:type="spellStart"/>
+      <w:r>
+        <w:t>generáltam</w:t>
+      </w:r>
+      <w:proofErr w:type="spellEnd"/>
+      <w:r>
+        <w:t xml:space="preserve"> </w:t>
+      </w:r>
+      <w:proofErr w:type="spellStart"/>
+      <w:r>
+        <w:t>videót</w:t>
+      </w:r>
+      <w:proofErr w:type="spellEnd"/>
+      <w:r>
+        <w:t xml:space="preserve">, </w:t>
+      </w:r>
+      <w:proofErr w:type="spellStart"/>
+      <w:r>
+        <w:t>hogy</w:t>
+      </w:r>
+      <w:proofErr w:type="spellEnd"/>
+      <w:r>
+        <w:t xml:space="preserve"> </w:t>
+      </w:r>
+      <w:proofErr w:type="spellStart"/>
+      <w:r>
+        <w:t>el</w:t>
+      </w:r>
+      <w:proofErr w:type="spellEnd"/>
+      <w:r>
+        <w:t xml:space="preserve"> </w:t>
+      </w:r>
+      <w:proofErr w:type="spellStart"/>
+      <w:r>
+        <w:t>tudjak</w:t>
+      </w:r>
+      <w:proofErr w:type="spellEnd"/>
+      <w:r>
+        <w:t xml:space="preserve"> </w:t>
+      </w:r>
+      <w:proofErr w:type="spellStart"/>
+      <w:r>
+        <w:t>indulni</w:t>
+      </w:r>
+      <w:proofErr w:type="spellEnd"/>
+      <w:r>
+        <w:t xml:space="preserve">, </w:t>
+      </w:r>
+      <w:proofErr w:type="spellStart"/>
+      <w:r>
+        <w:t>mivel</w:t>
+      </w:r>
+      <w:proofErr w:type="spellEnd"/>
+      <w:r>
+        <w:t xml:space="preserve"> </w:t>
+      </w:r>
+      <w:proofErr w:type="spellStart"/>
+      <w:r>
+        <w:t>interneten</w:t>
+      </w:r>
+      <w:proofErr w:type="spellEnd"/>
+      <w:r>
+        <w:t xml:space="preserve">, </w:t>
+      </w:r>
+      <w:proofErr w:type="spellStart"/>
+      <w:r>
+        <w:t>számomra</w:t>
+      </w:r>
+      <w:proofErr w:type="spellEnd"/>
+      <w:r>
+        <w:t xml:space="preserve"> </w:t>
+      </w:r>
+      <w:proofErr w:type="spellStart"/>
+      <w:r>
+        <w:t>megfelelőt</w:t>
+      </w:r>
+      <w:proofErr w:type="spellEnd"/>
+      <w:r>
+        <w:t xml:space="preserve"> </w:t>
+      </w:r>
+      <w:proofErr w:type="spellStart"/>
+      <w:r>
+        <w:t>nehezen</w:t>
+      </w:r>
+      <w:proofErr w:type="spellEnd"/>
+      <w:r>
+        <w:t xml:space="preserve">, </w:t>
+      </w:r>
+      <w:proofErr w:type="spellStart"/>
+      <w:r>
+        <w:t>illetve</w:t>
+      </w:r>
+      <w:proofErr w:type="spellEnd"/>
+      <w:r>
+        <w:t xml:space="preserve"> </w:t>
+      </w:r>
+      <w:proofErr w:type="spellStart"/>
+      <w:r>
+        <w:t>mai</w:t>
+      </w:r>
+      <w:proofErr w:type="spellEnd"/>
+      <w:r>
+        <w:t xml:space="preserve"> </w:t>
+      </w:r>
+      <w:proofErr w:type="spellStart"/>
+      <w:r>
+        <w:t>napig</w:t>
+      </w:r>
+      <w:proofErr w:type="spellEnd"/>
+      <w:r>
+        <w:t xml:space="preserve"> </w:t>
+      </w:r>
+      <w:proofErr w:type="spellStart"/>
+      <w:r>
+        <w:t>nem</w:t>
+      </w:r>
+      <w:proofErr w:type="spellEnd"/>
+      <w:r>
+        <w:t xml:space="preserve"> </w:t>
+      </w:r>
+      <w:proofErr w:type="spellStart"/>
+      <w:r>
+        <w:t>találtam</w:t>
+      </w:r>
+      <w:proofErr w:type="spellEnd"/>
+      <w:r>
+        <w:t>.</w:t>
       </w:r>
       <w:r>
         <w:br/>
-        <w:t>A optikai áramlás alapjai innen származnak:</w:t>
+        <w:t xml:space="preserve">A </w:t>
+      </w:r>
+      <w:proofErr w:type="spellStart"/>
+      <w:r>
+        <w:t>optikai</w:t>
+      </w:r>
+      <w:proofErr w:type="spellEnd"/>
+      <w:r>
+        <w:t xml:space="preserve"> </w:t>
+      </w:r>
+      <w:proofErr w:type="spellStart"/>
+      <w:r>
+        <w:t>áramlás</w:t>
+      </w:r>
+      <w:proofErr w:type="spellEnd"/>
+      <w:r>
+        <w:t xml:space="preserve"> </w:t>
+      </w:r>
+      <w:proofErr w:type="spellStart"/>
+      <w:r>
+        <w:t>alapjai</w:t>
+      </w:r>
+      <w:proofErr w:type="spellEnd"/>
+      <w:r>
+        <w:t xml:space="preserve"> </w:t>
+      </w:r>
+      <w:proofErr w:type="spellStart"/>
+      <w:r>
+        <w:t>innen</w:t>
+      </w:r>
+      <w:proofErr w:type="spellEnd"/>
+      <w:r>
+        <w:t xml:space="preserve"> </w:t>
+      </w:r>
+      <w:proofErr w:type="spellStart"/>
+      <w:r>
+        <w:t>származnak</w:t>
+      </w:r>
+      <w:proofErr w:type="spellEnd"/>
+      <w:r>
+        <w:t>:</w:t>
       </w:r>
       <w:r>
         <w:t xml:space="preserve"> </w:t>

--- a/tracking_doc.docx
+++ b/tracking_doc.docx
@@ -655,7 +655,7 @@
       <w:hyperlink r:id="rId5" w:history="1">
         <w:r>
           <w:rPr>
-            <w:rStyle w:val="Hiperhivatkozs"/>
+            <w:rStyle w:val="Hyperlink"/>
           </w:rPr>
           <w:t>https://github.com/Beni0900/sze-kepi</w:t>
         </w:r>
@@ -902,28 +902,44 @@
       <w:r>
         <w:t xml:space="preserve">. </w:t>
       </w:r>
-      <w:proofErr w:type="spellStart"/>
-      <w:r>
-        <w:t>Például</w:t>
-      </w:r>
-      <w:proofErr w:type="spellEnd"/>
-      <w:r>
-        <w:t xml:space="preserve">: video1.mp4 </w:t>
-      </w:r>
-      <w:proofErr w:type="spellStart"/>
-      <w:r>
-        <w:t>vagy</w:t>
-      </w:r>
-      <w:proofErr w:type="spellEnd"/>
-      <w:r>
-        <w:t xml:space="preserve"> video2.mp4.</w:t>
-      </w:r>
-      <w:r>
-        <w:t xml:space="preserve"> Fontos </w:t>
-      </w:r>
-      <w:proofErr w:type="spellStart"/>
-      <w:r>
-        <w:t>megadni</w:t>
+      <w:r>
+        <w:t xml:space="preserve">0 = webcam, </w:t>
+      </w:r>
+      <w:proofErr w:type="spellStart"/>
+      <w:r>
+        <w:t>bármi</w:t>
+      </w:r>
+      <w:proofErr w:type="spellEnd"/>
+      <w:r>
+        <w:t xml:space="preserve"> </w:t>
+      </w:r>
+      <w:proofErr w:type="spellStart"/>
+      <w:r>
+        <w:t>más</w:t>
+      </w:r>
+      <w:proofErr w:type="spellEnd"/>
+      <w:r>
+        <w:t xml:space="preserve"> = </w:t>
+      </w:r>
+      <w:proofErr w:type="spellStart"/>
+      <w:r>
+        <w:t>filekezelőből</w:t>
+      </w:r>
+      <w:proofErr w:type="spellEnd"/>
+      <w:r>
+        <w:t xml:space="preserve"> </w:t>
+      </w:r>
+      <w:proofErr w:type="spellStart"/>
+      <w:r>
+        <w:t>lehet</w:t>
+      </w:r>
+      <w:proofErr w:type="spellEnd"/>
+      <w:r>
+        <w:t xml:space="preserve"> </w:t>
+      </w:r>
+      <w:proofErr w:type="spellStart"/>
+      <w:r>
+        <w:t>kiválasztani</w:t>
       </w:r>
       <w:proofErr w:type="spellEnd"/>
       <w:r>
@@ -931,19 +947,11 @@
       </w:r>
       <w:proofErr w:type="spellStart"/>
       <w:r>
-        <w:t>videó</w:t>
-      </w:r>
-      <w:proofErr w:type="spellEnd"/>
-      <w:r>
-        <w:t xml:space="preserve"> file </w:t>
-      </w:r>
-      <w:proofErr w:type="spellStart"/>
-      <w:r>
-        <w:t>kiterjesztését</w:t>
-      </w:r>
-      <w:proofErr w:type="spellEnd"/>
-      <w:r>
-        <w:t xml:space="preserve"> is.</w:t>
+        <w:t>videót</w:t>
+      </w:r>
+      <w:proofErr w:type="spellEnd"/>
+      <w:r>
+        <w:t>.</w:t>
       </w:r>
     </w:p>
     <w:p>
@@ -1056,30 +1064,6 @@
       </w:r>
       <w:proofErr w:type="spellEnd"/>
       <w:r>
-        <w:t xml:space="preserve">, </w:t>
-      </w:r>
-      <w:proofErr w:type="spellStart"/>
-      <w:r>
-        <w:t>hibaüzenetet</w:t>
-      </w:r>
-      <w:proofErr w:type="spellEnd"/>
-      <w:r>
-        <w:t xml:space="preserve"> </w:t>
-      </w:r>
-      <w:proofErr w:type="spellStart"/>
-      <w:r>
-        <w:t>ad</w:t>
-      </w:r>
-      <w:proofErr w:type="spellEnd"/>
-      <w:r>
-        <w:t xml:space="preserve"> </w:t>
-      </w:r>
-      <w:proofErr w:type="spellStart"/>
-      <w:r>
-        <w:t>és</w:t>
-      </w:r>
-      <w:proofErr w:type="spellEnd"/>
-      <w:r>
         <w:t xml:space="preserve"> </w:t>
       </w:r>
       <w:proofErr w:type="spellStart"/>
@@ -1114,32 +1098,1003 @@
     <w:p>
       <w:pPr>
         <w:numPr>
+          <w:ilvl w:val="0"/>
+          <w:numId w:val="4"/>
+        </w:numPr>
+      </w:pPr>
+      <w:r>
+        <w:t xml:space="preserve">A program </w:t>
+      </w:r>
+      <w:proofErr w:type="spellStart"/>
+      <w:r>
+        <w:t>minden</w:t>
+      </w:r>
+      <w:proofErr w:type="spellEnd"/>
+      <w:r>
+        <w:t xml:space="preserve"> </w:t>
+      </w:r>
+      <w:proofErr w:type="spellStart"/>
+      <w:r>
+        <w:t>beolvasott</w:t>
+      </w:r>
+      <w:proofErr w:type="spellEnd"/>
+      <w:r>
+        <w:t xml:space="preserve"> frame-</w:t>
+      </w:r>
+      <w:proofErr w:type="spellStart"/>
+      <w:r>
+        <w:t>en</w:t>
+      </w:r>
+      <w:proofErr w:type="spellEnd"/>
+      <w:r>
+        <w:t xml:space="preserve"> </w:t>
+      </w:r>
+      <w:proofErr w:type="spellStart"/>
+      <w:r>
+        <w:t>háttérkivonást</w:t>
+      </w:r>
+      <w:proofErr w:type="spellEnd"/>
+      <w:r>
+        <w:t xml:space="preserve"> (Background Subtraction) </w:t>
+      </w:r>
+      <w:proofErr w:type="spellStart"/>
+      <w:r>
+        <w:t>alkalmaz</w:t>
+      </w:r>
+      <w:proofErr w:type="spellEnd"/>
+      <w:r>
+        <w:t xml:space="preserve"> </w:t>
+      </w:r>
+      <w:proofErr w:type="spellStart"/>
+      <w:r>
+        <w:t>az</w:t>
+      </w:r>
+      <w:proofErr w:type="spellEnd"/>
+      <w:r>
+        <w:t xml:space="preserve"> OpenCV MOG2 </w:t>
+      </w:r>
+      <w:proofErr w:type="spellStart"/>
+      <w:r>
+        <w:t>algoritmusával</w:t>
+      </w:r>
+      <w:proofErr w:type="spellEnd"/>
+      <w:r>
+        <w:t>.</w:t>
+      </w:r>
+    </w:p>
+    <w:p>
+      <w:pPr>
+        <w:numPr>
+          <w:ilvl w:val="0"/>
+          <w:numId w:val="4"/>
+        </w:numPr>
+      </w:pPr>
+      <w:r>
+        <w:t xml:space="preserve">A </w:t>
+      </w:r>
+      <w:proofErr w:type="spellStart"/>
+      <w:r>
+        <w:t>háttérmodell</w:t>
+      </w:r>
+      <w:proofErr w:type="spellEnd"/>
+      <w:r>
+        <w:t xml:space="preserve"> </w:t>
+      </w:r>
+      <w:proofErr w:type="spellStart"/>
+      <w:r>
+        <w:t>adaptívan</w:t>
+      </w:r>
+      <w:proofErr w:type="spellEnd"/>
+      <w:r>
+        <w:t xml:space="preserve"> </w:t>
+      </w:r>
+      <w:proofErr w:type="spellStart"/>
+      <w:r>
+        <w:t>tanulja</w:t>
+      </w:r>
+      <w:proofErr w:type="spellEnd"/>
+      <w:r>
+        <w:t xml:space="preserve"> a </w:t>
+      </w:r>
+      <w:proofErr w:type="spellStart"/>
+      <w:r>
+        <w:t>statikus</w:t>
+      </w:r>
+      <w:proofErr w:type="spellEnd"/>
+      <w:r>
+        <w:t xml:space="preserve"> </w:t>
+      </w:r>
+      <w:proofErr w:type="spellStart"/>
+      <w:r>
+        <w:t>környezetet</w:t>
+      </w:r>
+      <w:proofErr w:type="spellEnd"/>
+      <w:r>
+        <w:t xml:space="preserve">, </w:t>
+      </w:r>
+      <w:proofErr w:type="spellStart"/>
+      <w:r>
+        <w:t>míg</w:t>
+      </w:r>
+      <w:proofErr w:type="spellEnd"/>
+      <w:r>
+        <w:t xml:space="preserve"> a </w:t>
+      </w:r>
+      <w:proofErr w:type="spellStart"/>
+      <w:r>
+        <w:t>mozgó</w:t>
+      </w:r>
+      <w:proofErr w:type="spellEnd"/>
+      <w:r>
+        <w:t xml:space="preserve"> </w:t>
+      </w:r>
+      <w:proofErr w:type="spellStart"/>
+      <w:r>
+        <w:t>objektumokat</w:t>
+      </w:r>
+      <w:proofErr w:type="spellEnd"/>
+      <w:r>
+        <w:t xml:space="preserve"> </w:t>
+      </w:r>
+      <w:proofErr w:type="spellStart"/>
+      <w:r>
+        <w:t>előtérként</w:t>
+      </w:r>
+      <w:proofErr w:type="spellEnd"/>
+      <w:r>
+        <w:t xml:space="preserve"> (foreground) </w:t>
+      </w:r>
+      <w:proofErr w:type="spellStart"/>
+      <w:r>
+        <w:t>jelöli</w:t>
+      </w:r>
+      <w:proofErr w:type="spellEnd"/>
+      <w:r>
+        <w:t>.</w:t>
+      </w:r>
+    </w:p>
+    <w:p>
+      <w:pPr>
+        <w:numPr>
+          <w:ilvl w:val="0"/>
+          <w:numId w:val="4"/>
+        </w:numPr>
+      </w:pPr>
+      <w:r>
+        <w:t xml:space="preserve">Az </w:t>
+      </w:r>
+      <w:proofErr w:type="spellStart"/>
+      <w:r>
+        <w:t>első</w:t>
+      </w:r>
+      <w:proofErr w:type="spellEnd"/>
+      <w:r>
+        <w:t xml:space="preserve"> </w:t>
+      </w:r>
+      <w:proofErr w:type="spellStart"/>
+      <w:r>
+        <w:t>néhány</w:t>
+      </w:r>
+      <w:proofErr w:type="spellEnd"/>
+      <w:r>
+        <w:t xml:space="preserve"> frame </w:t>
+      </w:r>
+      <w:proofErr w:type="spellStart"/>
+      <w:r>
+        <w:t>során</w:t>
+      </w:r>
+      <w:proofErr w:type="spellEnd"/>
+      <w:r>
+        <w:t xml:space="preserve"> </w:t>
+      </w:r>
+      <w:proofErr w:type="spellStart"/>
+      <w:r>
+        <w:t>gyorsabb</w:t>
+      </w:r>
+      <w:proofErr w:type="spellEnd"/>
+      <w:r>
+        <w:t xml:space="preserve"> </w:t>
+      </w:r>
+      <w:proofErr w:type="spellStart"/>
+      <w:r>
+        <w:t>tanulási</w:t>
+      </w:r>
+      <w:proofErr w:type="spellEnd"/>
+      <w:r>
+        <w:t xml:space="preserve"> </w:t>
+      </w:r>
+      <w:proofErr w:type="spellStart"/>
+      <w:r>
+        <w:t>rátával</w:t>
+      </w:r>
+      <w:proofErr w:type="spellEnd"/>
+      <w:r>
+        <w:t xml:space="preserve"> </w:t>
+      </w:r>
+      <w:proofErr w:type="spellStart"/>
+      <w:r>
+        <w:t>történik</w:t>
+      </w:r>
+      <w:proofErr w:type="spellEnd"/>
+      <w:r>
+        <w:t xml:space="preserve"> a </w:t>
+      </w:r>
+      <w:proofErr w:type="spellStart"/>
+      <w:r>
+        <w:t>háttér</w:t>
+      </w:r>
+      <w:proofErr w:type="spellEnd"/>
+      <w:r>
+        <w:t xml:space="preserve"> </w:t>
+      </w:r>
+      <w:proofErr w:type="spellStart"/>
+      <w:r>
+        <w:t>inicializálása</w:t>
+      </w:r>
+      <w:proofErr w:type="spellEnd"/>
+      <w:r>
+        <w:t xml:space="preserve">, </w:t>
+      </w:r>
+      <w:proofErr w:type="spellStart"/>
+      <w:r>
+        <w:t>majd</w:t>
+      </w:r>
+      <w:proofErr w:type="spellEnd"/>
+      <w:r>
+        <w:t xml:space="preserve"> </w:t>
+      </w:r>
+      <w:proofErr w:type="spellStart"/>
+      <w:r>
+        <w:t>stabil</w:t>
+      </w:r>
+      <w:proofErr w:type="spellEnd"/>
+      <w:r>
+        <w:t xml:space="preserve"> </w:t>
+      </w:r>
+      <w:proofErr w:type="spellStart"/>
+      <w:r>
+        <w:t>működéshez</w:t>
+      </w:r>
+      <w:proofErr w:type="spellEnd"/>
+      <w:r>
+        <w:t xml:space="preserve"> </w:t>
+      </w:r>
+      <w:proofErr w:type="spellStart"/>
+      <w:r>
+        <w:t>alacsonyabb</w:t>
+      </w:r>
+      <w:proofErr w:type="spellEnd"/>
+      <w:r>
+        <w:t xml:space="preserve"> </w:t>
+      </w:r>
+      <w:proofErr w:type="spellStart"/>
+      <w:r>
+        <w:t>tanulási</w:t>
+      </w:r>
+      <w:proofErr w:type="spellEnd"/>
+      <w:r>
+        <w:t xml:space="preserve"> </w:t>
+      </w:r>
+      <w:proofErr w:type="spellStart"/>
+      <w:r>
+        <w:t>ráta</w:t>
+      </w:r>
+      <w:proofErr w:type="spellEnd"/>
+      <w:r>
+        <w:t xml:space="preserve"> </w:t>
+      </w:r>
+      <w:proofErr w:type="spellStart"/>
+      <w:r>
+        <w:t>kerül</w:t>
+      </w:r>
+      <w:proofErr w:type="spellEnd"/>
+      <w:r>
+        <w:t xml:space="preserve"> </w:t>
+      </w:r>
+      <w:proofErr w:type="spellStart"/>
+      <w:r>
+        <w:t>alkalmazásra</w:t>
+      </w:r>
+      <w:proofErr w:type="spellEnd"/>
+      <w:r>
+        <w:t>.</w:t>
+      </w:r>
+    </w:p>
+    <w:p>
+      <w:pPr>
+        <w:numPr>
+          <w:ilvl w:val="0"/>
+          <w:numId w:val="4"/>
+        </w:numPr>
+      </w:pPr>
+      <w:r>
+        <w:t xml:space="preserve">Az </w:t>
+      </w:r>
+      <w:proofErr w:type="spellStart"/>
+      <w:r>
+        <w:t>előtérmaszkon</w:t>
+      </w:r>
+      <w:proofErr w:type="spellEnd"/>
+      <w:r>
+        <w:t xml:space="preserve"> </w:t>
+      </w:r>
+      <w:proofErr w:type="spellStart"/>
+      <w:r>
+        <w:t>medián</w:t>
+      </w:r>
+      <w:proofErr w:type="spellEnd"/>
+      <w:r>
+        <w:t xml:space="preserve"> </w:t>
+      </w:r>
+      <w:proofErr w:type="spellStart"/>
+      <w:r>
+        <w:t>szűrést</w:t>
+      </w:r>
+      <w:proofErr w:type="spellEnd"/>
+      <w:r>
+        <w:t xml:space="preserve"> </w:t>
+      </w:r>
+      <w:proofErr w:type="spellStart"/>
+      <w:r>
+        <w:t>és</w:t>
+      </w:r>
+      <w:proofErr w:type="spellEnd"/>
+      <w:r>
+        <w:t xml:space="preserve"> </w:t>
+      </w:r>
+      <w:proofErr w:type="spellStart"/>
+      <w:r>
+        <w:t>bináris</w:t>
+      </w:r>
+      <w:proofErr w:type="spellEnd"/>
+      <w:r>
+        <w:t xml:space="preserve"> </w:t>
+      </w:r>
+      <w:proofErr w:type="spellStart"/>
+      <w:r>
+        <w:t>küszöbölést</w:t>
+      </w:r>
+      <w:proofErr w:type="spellEnd"/>
+      <w:r>
+        <w:t xml:space="preserve"> </w:t>
+      </w:r>
+      <w:proofErr w:type="spellStart"/>
+      <w:r>
+        <w:t>alkalmazunk</w:t>
+      </w:r>
+      <w:proofErr w:type="spellEnd"/>
+      <w:r>
+        <w:t xml:space="preserve"> a </w:t>
+      </w:r>
+      <w:proofErr w:type="spellStart"/>
+      <w:r>
+        <w:t>zaj</w:t>
+      </w:r>
+      <w:proofErr w:type="spellEnd"/>
+      <w:r>
+        <w:t xml:space="preserve"> </w:t>
+      </w:r>
+      <w:proofErr w:type="spellStart"/>
+      <w:r>
+        <w:t>és</w:t>
+      </w:r>
+      <w:proofErr w:type="spellEnd"/>
+      <w:r>
+        <w:t xml:space="preserve"> </w:t>
+      </w:r>
+      <w:proofErr w:type="spellStart"/>
+      <w:r>
+        <w:t>az</w:t>
+      </w:r>
+      <w:proofErr w:type="spellEnd"/>
+      <w:r>
+        <w:t xml:space="preserve"> </w:t>
+      </w:r>
+      <w:proofErr w:type="spellStart"/>
+      <w:r>
+        <w:t>árnyékok</w:t>
+      </w:r>
+      <w:proofErr w:type="spellEnd"/>
+      <w:r>
+        <w:t xml:space="preserve"> </w:t>
+      </w:r>
+      <w:proofErr w:type="spellStart"/>
+      <w:r>
+        <w:t>hatásának</w:t>
+      </w:r>
+      <w:proofErr w:type="spellEnd"/>
+      <w:r>
+        <w:t xml:space="preserve"> </w:t>
+      </w:r>
+      <w:proofErr w:type="spellStart"/>
+      <w:r>
+        <w:t>csökkentésére</w:t>
+      </w:r>
+      <w:proofErr w:type="spellEnd"/>
+      <w:r>
+        <w:t>.</w:t>
+      </w:r>
+    </w:p>
+    <w:p>
+      <w:pPr>
+        <w:numPr>
+          <w:ilvl w:val="0"/>
+          <w:numId w:val="4"/>
+        </w:numPr>
+      </w:pPr>
+      <w:r>
+        <w:lastRenderedPageBreak/>
+        <w:t xml:space="preserve">A </w:t>
+      </w:r>
+      <w:proofErr w:type="spellStart"/>
+      <w:r>
+        <w:t>tisztított</w:t>
+      </w:r>
+      <w:proofErr w:type="spellEnd"/>
+      <w:r>
+        <w:t xml:space="preserve"> </w:t>
+      </w:r>
+      <w:proofErr w:type="spellStart"/>
+      <w:r>
+        <w:t>mozgásmaszkon</w:t>
+      </w:r>
+      <w:proofErr w:type="spellEnd"/>
+      <w:r>
+        <w:t xml:space="preserve"> </w:t>
+      </w:r>
+      <w:proofErr w:type="spellStart"/>
+      <w:r>
+        <w:t>kontúrkeresés</w:t>
+      </w:r>
+      <w:proofErr w:type="spellEnd"/>
+      <w:r>
+        <w:t xml:space="preserve"> </w:t>
+      </w:r>
+      <w:proofErr w:type="spellStart"/>
+      <w:r>
+        <w:t>történik</w:t>
+      </w:r>
+      <w:proofErr w:type="spellEnd"/>
+      <w:r>
+        <w:t xml:space="preserve">, </w:t>
+      </w:r>
+      <w:proofErr w:type="spellStart"/>
+      <w:r>
+        <w:t>majd</w:t>
+      </w:r>
+      <w:proofErr w:type="spellEnd"/>
+      <w:r>
+        <w:t xml:space="preserve"> a </w:t>
+      </w:r>
+      <w:proofErr w:type="spellStart"/>
+      <w:r>
+        <w:t>legnagyobb</w:t>
+      </w:r>
+      <w:proofErr w:type="spellEnd"/>
+      <w:r>
+        <w:t xml:space="preserve"> </w:t>
+      </w:r>
+      <w:proofErr w:type="spellStart"/>
+      <w:r>
+        <w:t>területű</w:t>
+      </w:r>
+      <w:proofErr w:type="spellEnd"/>
+      <w:r>
+        <w:t xml:space="preserve"> </w:t>
+      </w:r>
+      <w:proofErr w:type="spellStart"/>
+      <w:r>
+        <w:t>objektum</w:t>
+      </w:r>
+      <w:proofErr w:type="spellEnd"/>
+      <w:r>
+        <w:t xml:space="preserve"> </w:t>
+      </w:r>
+      <w:proofErr w:type="spellStart"/>
+      <w:r>
+        <w:t>kerül</w:t>
+      </w:r>
+      <w:proofErr w:type="spellEnd"/>
+      <w:r>
+        <w:t xml:space="preserve"> </w:t>
+      </w:r>
+      <w:proofErr w:type="spellStart"/>
+      <w:r>
+        <w:t>kiválasztásra</w:t>
+      </w:r>
+      <w:proofErr w:type="spellEnd"/>
+      <w:r>
+        <w:t xml:space="preserve"> mint </w:t>
+      </w:r>
+      <w:proofErr w:type="spellStart"/>
+      <w:r>
+        <w:t>potenciális</w:t>
+      </w:r>
+      <w:proofErr w:type="spellEnd"/>
+      <w:r>
+        <w:t xml:space="preserve"> </w:t>
+      </w:r>
+      <w:proofErr w:type="spellStart"/>
+      <w:r>
+        <w:t>követett</w:t>
+      </w:r>
+      <w:proofErr w:type="spellEnd"/>
+      <w:r>
+        <w:t xml:space="preserve"> </w:t>
+      </w:r>
+      <w:proofErr w:type="spellStart"/>
+      <w:r>
+        <w:t>tárgy</w:t>
+      </w:r>
+      <w:proofErr w:type="spellEnd"/>
+      <w:r>
+        <w:t>.</w:t>
+      </w:r>
+    </w:p>
+    <w:p>
+      <w:pPr>
+        <w:ind w:left="720"/>
+      </w:pPr>
+      <w:proofErr w:type="spellStart"/>
+      <w:r>
+        <w:rPr>
+          <w:b/>
+          <w:bCs/>
+        </w:rPr>
+        <w:t>Követés</w:t>
+      </w:r>
+      <w:proofErr w:type="spellEnd"/>
+      <w:r>
+        <w:rPr>
+          <w:b/>
+          <w:bCs/>
+        </w:rPr>
+        <w:t xml:space="preserve"> </w:t>
+      </w:r>
+      <w:proofErr w:type="spellStart"/>
+      <w:r>
+        <w:rPr>
+          <w:b/>
+          <w:bCs/>
+        </w:rPr>
+        <w:t>és</w:t>
+      </w:r>
+      <w:proofErr w:type="spellEnd"/>
+      <w:r>
+        <w:rPr>
+          <w:b/>
+          <w:bCs/>
+        </w:rPr>
+        <w:t xml:space="preserve"> </w:t>
+      </w:r>
+      <w:proofErr w:type="spellStart"/>
+      <w:r>
+        <w:rPr>
+          <w:b/>
+          <w:bCs/>
+        </w:rPr>
+        <w:t>kiértékelés</w:t>
+      </w:r>
+      <w:proofErr w:type="spellEnd"/>
+      <w:r>
+        <w:t>:</w:t>
+      </w:r>
+    </w:p>
+    <w:p>
+      <w:pPr>
+        <w:pStyle w:val="ListParagraph"/>
+        <w:numPr>
+          <w:ilvl w:val="0"/>
+          <w:numId w:val="5"/>
+        </w:numPr>
+      </w:pPr>
+      <w:r>
+        <w:t xml:space="preserve">A </w:t>
+      </w:r>
+      <w:proofErr w:type="spellStart"/>
+      <w:r>
+        <w:t>kiválasztott</w:t>
+      </w:r>
+      <w:proofErr w:type="spellEnd"/>
+      <w:r>
+        <w:t xml:space="preserve"> </w:t>
+      </w:r>
+      <w:proofErr w:type="spellStart"/>
+      <w:r>
+        <w:t>objektum</w:t>
+      </w:r>
+      <w:proofErr w:type="spellEnd"/>
+      <w:r>
+        <w:t xml:space="preserve"> </w:t>
+      </w:r>
+      <w:proofErr w:type="spellStart"/>
+      <w:r>
+        <w:t>befoglaló</w:t>
+      </w:r>
+      <w:proofErr w:type="spellEnd"/>
+      <w:r>
+        <w:t xml:space="preserve"> </w:t>
+      </w:r>
+      <w:proofErr w:type="spellStart"/>
+      <w:r>
+        <w:t>téglalapjának</w:t>
+      </w:r>
+      <w:proofErr w:type="spellEnd"/>
+      <w:r>
+        <w:t xml:space="preserve"> </w:t>
+      </w:r>
+      <w:proofErr w:type="spellStart"/>
+      <w:r>
+        <w:t>középpontja</w:t>
+      </w:r>
+      <w:proofErr w:type="spellEnd"/>
+      <w:r>
+        <w:t xml:space="preserve"> (cx, cy) </w:t>
+      </w:r>
+      <w:proofErr w:type="spellStart"/>
+      <w:r>
+        <w:t>kerül</w:t>
+      </w:r>
+      <w:proofErr w:type="spellEnd"/>
+      <w:r>
+        <w:t xml:space="preserve"> </w:t>
+      </w:r>
+      <w:proofErr w:type="spellStart"/>
+      <w:r>
+        <w:t>eltárolásra</w:t>
+      </w:r>
+      <w:proofErr w:type="spellEnd"/>
+      <w:r>
+        <w:t xml:space="preserve"> </w:t>
+      </w:r>
+      <w:proofErr w:type="spellStart"/>
+      <w:r>
+        <w:t>egy</w:t>
+      </w:r>
+      <w:proofErr w:type="spellEnd"/>
+      <w:r>
+        <w:t xml:space="preserve"> deque </w:t>
+      </w:r>
+      <w:proofErr w:type="spellStart"/>
+      <w:r>
+        <w:t>adatszerkezetben</w:t>
+      </w:r>
+      <w:proofErr w:type="spellEnd"/>
+      <w:r>
+        <w:t xml:space="preserve">, </w:t>
+      </w:r>
+      <w:proofErr w:type="spellStart"/>
+      <w:r>
+        <w:t>amely</w:t>
+      </w:r>
+      <w:proofErr w:type="spellEnd"/>
+      <w:r>
+        <w:t xml:space="preserve"> </w:t>
+      </w:r>
+      <w:proofErr w:type="spellStart"/>
+      <w:r>
+        <w:t>mindig</w:t>
+      </w:r>
+      <w:proofErr w:type="spellEnd"/>
+      <w:r>
+        <w:t xml:space="preserve"> a </w:t>
+      </w:r>
+      <w:proofErr w:type="spellStart"/>
+      <w:r>
+        <w:t>legutóbbi</w:t>
+      </w:r>
+      <w:proofErr w:type="spellEnd"/>
+      <w:r>
+        <w:t xml:space="preserve"> 10 frame </w:t>
+      </w:r>
+      <w:proofErr w:type="spellStart"/>
+      <w:r>
+        <w:t>pozícióit</w:t>
+      </w:r>
+      <w:proofErr w:type="spellEnd"/>
+      <w:r>
+        <w:t xml:space="preserve"> </w:t>
+      </w:r>
+      <w:proofErr w:type="spellStart"/>
+      <w:r>
+        <w:t>tartalmazza</w:t>
+      </w:r>
+      <w:proofErr w:type="spellEnd"/>
+      <w:r>
+        <w:t>.</w:t>
+      </w:r>
+    </w:p>
+    <w:p>
+      <w:pPr>
+        <w:pStyle w:val="ListParagraph"/>
+        <w:numPr>
+          <w:ilvl w:val="0"/>
+          <w:numId w:val="5"/>
+        </w:numPr>
+      </w:pPr>
+      <w:r>
+        <w:t xml:space="preserve">A </w:t>
+      </w:r>
+      <w:proofErr w:type="spellStart"/>
+      <w:r>
+        <w:t>követés</w:t>
+      </w:r>
+      <w:proofErr w:type="spellEnd"/>
+      <w:r>
+        <w:t xml:space="preserve"> </w:t>
+      </w:r>
+      <w:proofErr w:type="spellStart"/>
+      <w:r>
+        <w:t>során</w:t>
+      </w:r>
+      <w:proofErr w:type="spellEnd"/>
+      <w:r>
+        <w:t xml:space="preserve"> </w:t>
+      </w:r>
+      <w:proofErr w:type="spellStart"/>
+      <w:r>
+        <w:t>egy</w:t>
+      </w:r>
+      <w:proofErr w:type="spellEnd"/>
+      <w:r>
+        <w:t xml:space="preserve"> </w:t>
+      </w:r>
+      <w:proofErr w:type="spellStart"/>
+      <w:r>
+        <w:t>távolságalapú</w:t>
+      </w:r>
+      <w:proofErr w:type="spellEnd"/>
+      <w:r>
+        <w:t xml:space="preserve"> </w:t>
+      </w:r>
+      <w:proofErr w:type="spellStart"/>
+      <w:r>
+        <w:t>szűrés</w:t>
+      </w:r>
+      <w:proofErr w:type="spellEnd"/>
+      <w:r>
+        <w:t xml:space="preserve"> </w:t>
+      </w:r>
+      <w:proofErr w:type="spellStart"/>
+      <w:r>
+        <w:t>biztosítja</w:t>
+      </w:r>
+      <w:proofErr w:type="spellEnd"/>
+      <w:r>
+        <w:t xml:space="preserve">, </w:t>
+      </w:r>
+      <w:proofErr w:type="spellStart"/>
+      <w:r>
+        <w:t>hogy</w:t>
+      </w:r>
+      <w:proofErr w:type="spellEnd"/>
+      <w:r>
+        <w:t xml:space="preserve"> </w:t>
+      </w:r>
+      <w:proofErr w:type="spellStart"/>
+      <w:r>
+        <w:t>csak</w:t>
+      </w:r>
+      <w:proofErr w:type="spellEnd"/>
+      <w:r>
+        <w:t xml:space="preserve"> </w:t>
+      </w:r>
+      <w:proofErr w:type="spellStart"/>
+      <w:r>
+        <w:t>folytonos</w:t>
+      </w:r>
+      <w:proofErr w:type="spellEnd"/>
+      <w:r>
+        <w:t xml:space="preserve"> </w:t>
+      </w:r>
+      <w:proofErr w:type="spellStart"/>
+      <w:r>
+        <w:t>mozgású</w:t>
+      </w:r>
+      <w:proofErr w:type="spellEnd"/>
+      <w:r>
+        <w:t xml:space="preserve"> </w:t>
+      </w:r>
+      <w:proofErr w:type="spellStart"/>
+      <w:r>
+        <w:t>objektumok</w:t>
+      </w:r>
+      <w:proofErr w:type="spellEnd"/>
+      <w:r>
+        <w:t xml:space="preserve"> </w:t>
+      </w:r>
+      <w:proofErr w:type="spellStart"/>
+      <w:r>
+        <w:t>kerüljenek</w:t>
+      </w:r>
+      <w:proofErr w:type="spellEnd"/>
+      <w:r>
+        <w:t xml:space="preserve"> </w:t>
+      </w:r>
+      <w:proofErr w:type="spellStart"/>
+      <w:r>
+        <w:t>feldolgozásra</w:t>
+      </w:r>
+      <w:proofErr w:type="spellEnd"/>
+      <w:r>
+        <w:t xml:space="preserve"> (</w:t>
+      </w:r>
+      <w:proofErr w:type="spellStart"/>
+      <w:r>
+        <w:t>nagy</w:t>
+      </w:r>
+      <w:proofErr w:type="spellEnd"/>
+      <w:r>
+        <w:t xml:space="preserve"> </w:t>
+      </w:r>
+      <w:proofErr w:type="spellStart"/>
+      <w:r>
+        <w:t>ugrások</w:t>
+      </w:r>
+      <w:proofErr w:type="spellEnd"/>
+      <w:r>
+        <w:t xml:space="preserve"> </w:t>
+      </w:r>
+      <w:proofErr w:type="spellStart"/>
+      <w:r>
+        <w:t>elutasítása</w:t>
+      </w:r>
+      <w:proofErr w:type="spellEnd"/>
+      <w:r>
+        <w:t>).</w:t>
+      </w:r>
+    </w:p>
+    <w:p>
+      <w:pPr>
+        <w:pStyle w:val="ListParagraph"/>
+        <w:numPr>
+          <w:ilvl w:val="0"/>
+          <w:numId w:val="5"/>
+        </w:numPr>
+      </w:pPr>
+      <w:r>
+        <w:t xml:space="preserve">A </w:t>
+      </w:r>
+      <w:proofErr w:type="spellStart"/>
+      <w:r>
+        <w:t>tárolt</w:t>
+      </w:r>
+      <w:proofErr w:type="spellEnd"/>
+      <w:r>
+        <w:t xml:space="preserve"> </w:t>
+      </w:r>
+      <w:proofErr w:type="spellStart"/>
+      <w:r>
+        <w:t>pozíciók</w:t>
+      </w:r>
+      <w:proofErr w:type="spellEnd"/>
+      <w:r>
+        <w:t xml:space="preserve"> </w:t>
+      </w:r>
+      <w:proofErr w:type="spellStart"/>
+      <w:r>
+        <w:t>alapján</w:t>
+      </w:r>
+      <w:proofErr w:type="spellEnd"/>
+      <w:r>
+        <w:t xml:space="preserve"> a program </w:t>
+      </w:r>
+      <w:proofErr w:type="spellStart"/>
+      <w:r>
+        <w:t>vizsgálja</w:t>
+      </w:r>
+      <w:proofErr w:type="spellEnd"/>
+      <w:r>
+        <w:t>:</w:t>
+      </w:r>
+    </w:p>
+    <w:p>
+      <w:pPr>
+        <w:pStyle w:val="ListParagraph"/>
+        <w:numPr>
           <w:ilvl w:val="1"/>
-          <w:numId w:val="2"/>
+          <w:numId w:val="5"/>
         </w:numPr>
       </w:pPr>
       <w:r>
-        <w:t xml:space="preserve">A program </w:t>
-      </w:r>
-      <w:proofErr w:type="spellStart"/>
-      <w:r>
-        <w:t>minden</w:t>
-      </w:r>
-      <w:proofErr w:type="spellEnd"/>
-      <w:r>
-        <w:t xml:space="preserve"> frame-et </w:t>
-      </w:r>
-      <w:proofErr w:type="spellStart"/>
-      <w:r>
-        <w:t>szürkeárnyalatossá</w:t>
-      </w:r>
-      <w:proofErr w:type="spellEnd"/>
-      <w:r>
-        <w:t xml:space="preserve"> </w:t>
-      </w:r>
-      <w:proofErr w:type="spellStart"/>
-      <w:r>
-        <w:t>alakít</w:t>
+        <w:t xml:space="preserve">a </w:t>
+      </w:r>
+      <w:proofErr w:type="spellStart"/>
+      <w:r>
+        <w:t>vízszintes</w:t>
+      </w:r>
+      <w:proofErr w:type="spellEnd"/>
+      <w:r>
+        <w:t xml:space="preserve"> </w:t>
+      </w:r>
+      <w:proofErr w:type="spellStart"/>
+      <w:r>
+        <w:t>sebesség</w:t>
+      </w:r>
+      <w:proofErr w:type="spellEnd"/>
+      <w:r>
+        <w:t xml:space="preserve"> </w:t>
+      </w:r>
+      <w:proofErr w:type="spellStart"/>
+      <w:r>
+        <w:t>közel</w:t>
+      </w:r>
+      <w:proofErr w:type="spellEnd"/>
+      <w:r>
+        <w:t xml:space="preserve"> </w:t>
+      </w:r>
+      <w:proofErr w:type="spellStart"/>
+      <w:r>
+        <w:t>állandóságát</w:t>
+      </w:r>
+      <w:proofErr w:type="spellEnd"/>
+      <w:r>
+        <w:t>,</w:t>
+      </w:r>
+    </w:p>
+    <w:p>
+      <w:pPr>
+        <w:pStyle w:val="ListParagraph"/>
+        <w:numPr>
+          <w:ilvl w:val="1"/>
+          <w:numId w:val="5"/>
+        </w:numPr>
+      </w:pPr>
+      <w:r>
+        <w:t xml:space="preserve">a </w:t>
+      </w:r>
+      <w:proofErr w:type="spellStart"/>
+      <w:r>
+        <w:t>függőleges</w:t>
+      </w:r>
+      <w:proofErr w:type="spellEnd"/>
+      <w:r>
+        <w:t xml:space="preserve"> </w:t>
+      </w:r>
+      <w:proofErr w:type="spellStart"/>
+      <w:r>
+        <w:t>sebesség</w:t>
+      </w:r>
+      <w:proofErr w:type="spellEnd"/>
+      <w:r>
+        <w:t xml:space="preserve"> </w:t>
+      </w:r>
+      <w:proofErr w:type="spellStart"/>
+      <w:r>
+        <w:t>egyenletesen</w:t>
+      </w:r>
+      <w:proofErr w:type="spellEnd"/>
+      <w:r>
+        <w:t xml:space="preserve"> </w:t>
+      </w:r>
+      <w:proofErr w:type="spellStart"/>
+      <w:r>
+        <w:t>gyorsuló</w:t>
+      </w:r>
+      <w:proofErr w:type="spellEnd"/>
+      <w:r>
+        <w:t xml:space="preserve"> </w:t>
+      </w:r>
+      <w:proofErr w:type="spellStart"/>
+      <w:r>
+        <w:t>jellegét</w:t>
+      </w:r>
+      <w:proofErr w:type="spellEnd"/>
+      <w:r>
+        <w:t>,</w:t>
+      </w:r>
+    </w:p>
+    <w:p>
+      <w:pPr>
+        <w:pStyle w:val="ListParagraph"/>
+        <w:numPr>
+          <w:ilvl w:val="1"/>
+          <w:numId w:val="5"/>
+        </w:numPr>
+      </w:pPr>
+      <w:proofErr w:type="spellStart"/>
+      <w:r>
+        <w:t>valamint</w:t>
       </w:r>
       <w:proofErr w:type="spellEnd"/>
       <w:r>
@@ -1147,11 +2102,168 @@
       </w:r>
       <w:proofErr w:type="spellStart"/>
       <w:r>
-        <w:t>mozgáskövetéshez</w:t>
+        <w:t>kezdeti</w:t>
+      </w:r>
+      <w:proofErr w:type="spellEnd"/>
+      <w:r>
+        <w:t xml:space="preserve"> </w:t>
+      </w:r>
+      <w:proofErr w:type="spellStart"/>
+      <w:r>
+        <w:t>sebesség</w:t>
+      </w:r>
+      <w:proofErr w:type="spellEnd"/>
+      <w:r>
+        <w:t xml:space="preserve"> </w:t>
+      </w:r>
+      <w:proofErr w:type="spellStart"/>
+      <w:r>
+        <w:t>nagyságát</w:t>
       </w:r>
       <w:proofErr w:type="spellEnd"/>
       <w:r>
         <w:t>.</w:t>
+      </w:r>
+    </w:p>
+    <w:p>
+      <w:pPr>
+        <w:pStyle w:val="ListParagraph"/>
+        <w:numPr>
+          <w:ilvl w:val="0"/>
+          <w:numId w:val="5"/>
+        </w:numPr>
+      </w:pPr>
+      <w:proofErr w:type="spellStart"/>
+      <w:r>
+        <w:t>Amennyiben</w:t>
+      </w:r>
+      <w:proofErr w:type="spellEnd"/>
+      <w:r>
+        <w:t xml:space="preserve"> </w:t>
+      </w:r>
+      <w:proofErr w:type="spellStart"/>
+      <w:r>
+        <w:t>ezek</w:t>
+      </w:r>
+      <w:proofErr w:type="spellEnd"/>
+      <w:r>
+        <w:t xml:space="preserve"> a </w:t>
+      </w:r>
+      <w:proofErr w:type="spellStart"/>
+      <w:r>
+        <w:t>feltételek</w:t>
+      </w:r>
+      <w:proofErr w:type="spellEnd"/>
+      <w:r>
+        <w:t xml:space="preserve"> </w:t>
+      </w:r>
+      <w:proofErr w:type="spellStart"/>
+      <w:r>
+        <w:t>teljesülnek</w:t>
+      </w:r>
+      <w:proofErr w:type="spellEnd"/>
+      <w:r>
+        <w:t xml:space="preserve">, </w:t>
+      </w:r>
+      <w:proofErr w:type="spellStart"/>
+      <w:r>
+        <w:t>az</w:t>
+      </w:r>
+      <w:proofErr w:type="spellEnd"/>
+      <w:r>
+        <w:t xml:space="preserve"> </w:t>
+      </w:r>
+      <w:proofErr w:type="spellStart"/>
+      <w:r>
+        <w:t>objektumot</w:t>
+      </w:r>
+      <w:proofErr w:type="spellEnd"/>
+      <w:r>
+        <w:t xml:space="preserve"> a </w:t>
+      </w:r>
+      <w:proofErr w:type="spellStart"/>
+      <w:r>
+        <w:t>rendszer</w:t>
+      </w:r>
+      <w:proofErr w:type="spellEnd"/>
+      <w:r>
+        <w:t xml:space="preserve"> </w:t>
+      </w:r>
+      <w:proofErr w:type="spellStart"/>
+      <w:r>
+        <w:t>elhajított</w:t>
+      </w:r>
+      <w:proofErr w:type="spellEnd"/>
+      <w:r>
+        <w:t xml:space="preserve"> </w:t>
+      </w:r>
+      <w:proofErr w:type="spellStart"/>
+      <w:r>
+        <w:t>testként</w:t>
+      </w:r>
+      <w:proofErr w:type="spellEnd"/>
+      <w:r>
+        <w:t xml:space="preserve"> </w:t>
+      </w:r>
+      <w:proofErr w:type="spellStart"/>
+      <w:r>
+        <w:t>azonosítja</w:t>
+      </w:r>
+      <w:proofErr w:type="spellEnd"/>
+      <w:r>
+        <w:t>.</w:t>
+      </w:r>
+    </w:p>
+    <w:p>
+      <w:pPr>
+        <w:numPr>
+          <w:ilvl w:val="0"/>
+          <w:numId w:val="1"/>
+        </w:numPr>
+      </w:pPr>
+      <w:proofErr w:type="spellStart"/>
+      <w:r>
+        <w:rPr>
+          <w:b/>
+          <w:bCs/>
+        </w:rPr>
+        <w:t>Kirajzolás</w:t>
+      </w:r>
+      <w:proofErr w:type="spellEnd"/>
+      <w:r>
+        <w:rPr>
+          <w:b/>
+          <w:bCs/>
+        </w:rPr>
+        <w:t xml:space="preserve"> </w:t>
+      </w:r>
+      <w:proofErr w:type="spellStart"/>
+      <w:r>
+        <w:rPr>
+          <w:b/>
+          <w:bCs/>
+        </w:rPr>
+        <w:t>és</w:t>
+      </w:r>
+      <w:proofErr w:type="spellEnd"/>
+      <w:r>
+        <w:rPr>
+          <w:b/>
+          <w:bCs/>
+        </w:rPr>
+        <w:t xml:space="preserve"> </w:t>
+      </w:r>
+      <w:proofErr w:type="spellStart"/>
+      <w:r>
+        <w:rPr>
+          <w:b/>
+          <w:bCs/>
+        </w:rPr>
+        <w:t>vizualizáció</w:t>
+      </w:r>
+      <w:proofErr w:type="spellEnd"/>
+      <w:r>
+        <w:t>:</w:t>
       </w:r>
     </w:p>
     <w:p>
@@ -1161,57 +2273,44 @@
           <w:numId w:val="2"/>
         </w:numPr>
       </w:pPr>
-      <w:proofErr w:type="spellStart"/>
-      <w:r>
-        <w:t>Optikai</w:t>
-      </w:r>
-      <w:proofErr w:type="spellEnd"/>
-      <w:r>
-        <w:t xml:space="preserve"> </w:t>
-      </w:r>
-      <w:proofErr w:type="spellStart"/>
-      <w:r>
-        <w:t>áramlás</w:t>
-      </w:r>
-      <w:proofErr w:type="spellEnd"/>
-      <w:r>
-        <w:t xml:space="preserve"> (</w:t>
-      </w:r>
-      <w:proofErr w:type="spellStart"/>
-      <w:r>
-        <w:t>Farneback</w:t>
-      </w:r>
-      <w:proofErr w:type="spellEnd"/>
-      <w:r>
-        <w:t xml:space="preserve">) </w:t>
-      </w:r>
-      <w:proofErr w:type="spellStart"/>
-      <w:r>
-        <w:t>segítségével</w:t>
-      </w:r>
-      <w:proofErr w:type="spellEnd"/>
-      <w:r>
-        <w:t xml:space="preserve"> </w:t>
-      </w:r>
-      <w:proofErr w:type="spellStart"/>
-      <w:r>
-        <w:t>számolja</w:t>
-      </w:r>
-      <w:proofErr w:type="spellEnd"/>
-      <w:r>
-        <w:t xml:space="preserve"> ki a </w:t>
-      </w:r>
-      <w:proofErr w:type="spellStart"/>
-      <w:r>
-        <w:t>pixelek</w:t>
-      </w:r>
-      <w:proofErr w:type="spellEnd"/>
-      <w:r>
-        <w:t xml:space="preserve"> </w:t>
-      </w:r>
-      <w:proofErr w:type="spellStart"/>
-      <w:r>
-        <w:t>mozgását</w:t>
+      <w:r>
+        <w:t xml:space="preserve">Zöld </w:t>
+      </w:r>
+      <w:proofErr w:type="spellStart"/>
+      <w:r>
+        <w:t>négyzet</w:t>
+      </w:r>
+      <w:proofErr w:type="spellEnd"/>
+      <w:r>
+        <w:t xml:space="preserve"> </w:t>
+      </w:r>
+      <w:proofErr w:type="spellStart"/>
+      <w:r>
+        <w:t>jelzi</w:t>
+      </w:r>
+      <w:proofErr w:type="spellEnd"/>
+      <w:r>
+        <w:t xml:space="preserve"> </w:t>
+      </w:r>
+      <w:proofErr w:type="spellStart"/>
+      <w:r>
+        <w:t>az</w:t>
+      </w:r>
+      <w:proofErr w:type="spellEnd"/>
+      <w:r>
+        <w:t xml:space="preserve"> </w:t>
+      </w:r>
+      <w:proofErr w:type="spellStart"/>
+      <w:r>
+        <w:t>objektum</w:t>
+      </w:r>
+      <w:proofErr w:type="spellEnd"/>
+      <w:r>
+        <w:t xml:space="preserve"> </w:t>
+      </w:r>
+      <w:proofErr w:type="spellStart"/>
+      <w:r>
+        <w:t>határait</w:t>
       </w:r>
       <w:proofErr w:type="spellEnd"/>
       <w:r>
@@ -1226,99 +2325,27 @@
         </w:numPr>
       </w:pPr>
       <w:r>
-        <w:t xml:space="preserve">Az </w:t>
-      </w:r>
-      <w:proofErr w:type="spellStart"/>
-      <w:r>
-        <w:t>erős</w:t>
-      </w:r>
-      <w:proofErr w:type="spellEnd"/>
-      <w:r>
-        <w:t xml:space="preserve"> </w:t>
-      </w:r>
-      <w:proofErr w:type="spellStart"/>
-      <w:r>
-        <w:t>mozgásokat</w:t>
-      </w:r>
-      <w:proofErr w:type="spellEnd"/>
-      <w:r>
-        <w:t xml:space="preserve"> </w:t>
-      </w:r>
-      <w:proofErr w:type="spellStart"/>
-      <w:r>
-        <w:t>szűri</w:t>
-      </w:r>
-      <w:proofErr w:type="spellEnd"/>
-      <w:r>
-        <w:t xml:space="preserve"> </w:t>
-      </w:r>
-      <w:proofErr w:type="spellStart"/>
-      <w:r>
-        <w:t>egy</w:t>
-      </w:r>
-      <w:proofErr w:type="spellEnd"/>
-      <w:r>
-        <w:t xml:space="preserve"> </w:t>
-      </w:r>
-      <w:proofErr w:type="spellStart"/>
-      <w:r>
-        <w:t>küszöbértékkel</w:t>
-      </w:r>
-      <w:proofErr w:type="spellEnd"/>
-      <w:r>
-        <w:t xml:space="preserve"> (MAG_THRESHOLD) </w:t>
-      </w:r>
-      <w:proofErr w:type="spellStart"/>
-      <w:r>
-        <w:t>és</w:t>
-      </w:r>
-      <w:proofErr w:type="spellEnd"/>
-      <w:r>
-        <w:t xml:space="preserve"> </w:t>
-      </w:r>
-      <w:proofErr w:type="spellStart"/>
-      <w:r>
-        <w:t>morfológiai</w:t>
-      </w:r>
-      <w:proofErr w:type="spellEnd"/>
-      <w:r>
-        <w:t xml:space="preserve"> </w:t>
-      </w:r>
-      <w:proofErr w:type="spellStart"/>
-      <w:r>
-        <w:t>műveletekkel</w:t>
-      </w:r>
-      <w:proofErr w:type="spellEnd"/>
-      <w:r>
-        <w:t xml:space="preserve"> (</w:t>
-      </w:r>
-      <w:proofErr w:type="spellStart"/>
-      <w:r>
-        <w:t>nyitás</w:t>
-      </w:r>
-      <w:proofErr w:type="spellEnd"/>
-      <w:r>
-        <w:t>/</w:t>
-      </w:r>
-      <w:proofErr w:type="spellStart"/>
-      <w:r>
-        <w:t>zárás</w:t>
-      </w:r>
-      <w:proofErr w:type="spellEnd"/>
-      <w:r>
-        <w:t xml:space="preserve">) a </w:t>
-      </w:r>
-      <w:proofErr w:type="spellStart"/>
-      <w:r>
-        <w:t>zaj</w:t>
-      </w:r>
-      <w:proofErr w:type="spellEnd"/>
-      <w:r>
-        <w:t xml:space="preserve"> </w:t>
-      </w:r>
-      <w:proofErr w:type="spellStart"/>
-      <w:r>
-        <w:t>csökkentésére</w:t>
+        <w:t xml:space="preserve">Piros </w:t>
+      </w:r>
+      <w:proofErr w:type="spellStart"/>
+      <w:r>
+        <w:t>pont</w:t>
+      </w:r>
+      <w:proofErr w:type="spellEnd"/>
+      <w:r>
+        <w:t xml:space="preserve"> </w:t>
+      </w:r>
+      <w:proofErr w:type="spellStart"/>
+      <w:r>
+        <w:t>mutatja</w:t>
+      </w:r>
+      <w:proofErr w:type="spellEnd"/>
+      <w:r>
+        <w:t xml:space="preserve"> a </w:t>
+      </w:r>
+      <w:proofErr w:type="spellStart"/>
+      <w:r>
+        <w:t>középpontot</w:t>
       </w:r>
       <w:proofErr w:type="spellEnd"/>
       <w:r>
@@ -1332,17 +2359,64 @@
           <w:numId w:val="2"/>
         </w:numPr>
       </w:pPr>
-      <w:proofErr w:type="spellStart"/>
-      <w:r>
-        <w:t>Kontúrokat</w:t>
-      </w:r>
-      <w:proofErr w:type="spellEnd"/>
-      <w:r>
-        <w:t xml:space="preserve"> </w:t>
-      </w:r>
-      <w:proofErr w:type="spellStart"/>
-      <w:r>
-        <w:t>keres</w:t>
+      <w:r>
+        <w:t xml:space="preserve">Ha </w:t>
+      </w:r>
+      <w:proofErr w:type="spellStart"/>
+      <w:r>
+        <w:t>elhajított</w:t>
+      </w:r>
+      <w:proofErr w:type="spellEnd"/>
+      <w:r>
+        <w:t xml:space="preserve"> </w:t>
+      </w:r>
+      <w:proofErr w:type="spellStart"/>
+      <w:r>
+        <w:t>testet</w:t>
+      </w:r>
+      <w:proofErr w:type="spellEnd"/>
+      <w:r>
+        <w:t xml:space="preserve"> </w:t>
+      </w:r>
+      <w:proofErr w:type="spellStart"/>
+      <w:r>
+        <w:t>talált</w:t>
+      </w:r>
+      <w:proofErr w:type="spellEnd"/>
+      <w:r>
+        <w:t xml:space="preserve">, </w:t>
+      </w:r>
+      <w:proofErr w:type="spellStart"/>
+      <w:r>
+        <w:t>a</w:t>
+      </w:r>
+      <w:r>
+        <w:t>z</w:t>
+      </w:r>
+      <w:proofErr w:type="spellEnd"/>
+      <w:r>
+        <w:t xml:space="preserve"> “</w:t>
+      </w:r>
+      <w:r>
+        <w:t>ELHAJITOTT TEST</w:t>
+      </w:r>
+      <w:r>
+        <w:t>”</w:t>
+      </w:r>
+      <w:r>
+        <w:t xml:space="preserve"> </w:t>
+      </w:r>
+      <w:proofErr w:type="spellStart"/>
+      <w:r>
+        <w:t>felirat</w:t>
+      </w:r>
+      <w:proofErr w:type="spellEnd"/>
+      <w:r>
+        <w:t xml:space="preserve"> </w:t>
+      </w:r>
+      <w:proofErr w:type="spellStart"/>
+      <w:r>
+        <w:t>megjelenik</w:t>
       </w:r>
       <w:proofErr w:type="spellEnd"/>
       <w:r>
@@ -1350,11 +2424,11 @@
       </w:r>
       <w:proofErr w:type="spellStart"/>
       <w:r>
-        <w:t>mozgásmaszkban</w:t>
-      </w:r>
-      <w:proofErr w:type="spellEnd"/>
-      <w:r>
-        <w:t xml:space="preserve">, </w:t>
+        <w:t>képernyőn</w:t>
+      </w:r>
+      <w:proofErr w:type="spellEnd"/>
+      <w:r>
+        <w:t xml:space="preserve"> </w:t>
       </w:r>
       <w:proofErr w:type="spellStart"/>
       <w:r>
@@ -1366,7 +2440,7 @@
       </w:r>
       <w:proofErr w:type="spellStart"/>
       <w:r>
-        <w:t>kiválasztja</w:t>
+        <w:t>kirajzolja</w:t>
       </w:r>
       <w:proofErr w:type="spellEnd"/>
       <w:r>
@@ -1374,15 +2448,7 @@
       </w:r>
       <w:proofErr w:type="spellStart"/>
       <w:r>
-        <w:t>legnagyobb</w:t>
-      </w:r>
-      <w:proofErr w:type="spellEnd"/>
-      <w:r>
-        <w:t xml:space="preserve"> </w:t>
-      </w:r>
-      <w:proofErr w:type="spellStart"/>
-      <w:r>
-        <w:t>objektumot</w:t>
+        <w:t>röppályát</w:t>
       </w:r>
       <w:proofErr w:type="spellEnd"/>
       <w:r>
@@ -1402,39 +2468,7 @@
           <w:b/>
           <w:bCs/>
         </w:rPr>
-        <w:t>Követés</w:t>
-      </w:r>
-      <w:proofErr w:type="spellEnd"/>
-      <w:r>
-        <w:rPr>
-          <w:b/>
-          <w:bCs/>
-        </w:rPr>
-        <w:t xml:space="preserve"> </w:t>
-      </w:r>
-      <w:proofErr w:type="spellStart"/>
-      <w:r>
-        <w:rPr>
-          <w:b/>
-          <w:bCs/>
-        </w:rPr>
-        <w:t>és</w:t>
-      </w:r>
-      <w:proofErr w:type="spellEnd"/>
-      <w:r>
-        <w:rPr>
-          <w:b/>
-          <w:bCs/>
-        </w:rPr>
-        <w:t xml:space="preserve"> </w:t>
-      </w:r>
-      <w:proofErr w:type="spellStart"/>
-      <w:r>
-        <w:rPr>
-          <w:b/>
-          <w:bCs/>
-        </w:rPr>
-        <w:t>kiértékelés</w:t>
+        <w:t>Billentyűk</w:t>
       </w:r>
       <w:proofErr w:type="spellEnd"/>
       <w:r>
@@ -1449,88 +2483,67 @@
         </w:numPr>
       </w:pPr>
       <w:r>
-        <w:lastRenderedPageBreak/>
-        <w:t xml:space="preserve">A </w:t>
-      </w:r>
-      <w:proofErr w:type="spellStart"/>
-      <w:r>
-        <w:t>kiválasztott</w:t>
-      </w:r>
-      <w:proofErr w:type="spellEnd"/>
-      <w:r>
-        <w:t xml:space="preserve"> </w:t>
-      </w:r>
-      <w:proofErr w:type="spellStart"/>
-      <w:r>
-        <w:t>objektum</w:t>
-      </w:r>
-      <w:proofErr w:type="spellEnd"/>
-      <w:r>
-        <w:t xml:space="preserve"> </w:t>
-      </w:r>
-      <w:proofErr w:type="spellStart"/>
-      <w:r>
-        <w:t>középpontját</w:t>
-      </w:r>
-      <w:proofErr w:type="spellEnd"/>
-      <w:r>
-        <w:t xml:space="preserve"> (cx, cy) </w:t>
-      </w:r>
-      <w:proofErr w:type="spellStart"/>
-      <w:r>
-        <w:t>eltárolja</w:t>
-      </w:r>
-      <w:proofErr w:type="spellEnd"/>
-      <w:r>
-        <w:t xml:space="preserve"> </w:t>
-      </w:r>
-      <w:proofErr w:type="spellStart"/>
-      <w:r>
-        <w:t>egy</w:t>
-      </w:r>
-      <w:proofErr w:type="spellEnd"/>
-      <w:r>
-        <w:t xml:space="preserve"> deque-ban, </w:t>
-      </w:r>
-      <w:proofErr w:type="spellStart"/>
-      <w:r>
-        <w:t>amely</w:t>
-      </w:r>
-      <w:proofErr w:type="spellEnd"/>
-      <w:r>
-        <w:t xml:space="preserve"> </w:t>
-      </w:r>
-      <w:proofErr w:type="spellStart"/>
-      <w:r>
-        <w:t>mindig</w:t>
-      </w:r>
-      <w:proofErr w:type="spellEnd"/>
-      <w:r>
-        <w:t xml:space="preserve"> a </w:t>
-      </w:r>
-      <w:proofErr w:type="spellStart"/>
-      <w:r>
-        <w:t>legutóbbi</w:t>
-      </w:r>
-      <w:proofErr w:type="spellEnd"/>
-      <w:r>
-        <w:t xml:space="preserve"> 10 </w:t>
-      </w:r>
-      <w:proofErr w:type="spellStart"/>
-      <w:r>
-        <w:t>pozíciót</w:t>
-      </w:r>
-      <w:proofErr w:type="spellEnd"/>
-      <w:r>
-        <w:t xml:space="preserve"> </w:t>
-      </w:r>
-      <w:proofErr w:type="spellStart"/>
-      <w:r>
-        <w:t>tartja</w:t>
+        <w:t xml:space="preserve">q a program </w:t>
+      </w:r>
+      <w:proofErr w:type="spellStart"/>
+      <w:r>
+        <w:t>leállítása</w:t>
       </w:r>
       <w:proofErr w:type="spellEnd"/>
       <w:r>
         <w:t>.</w:t>
+      </w:r>
+    </w:p>
+    <w:p>
+      <w:pPr>
+        <w:numPr>
+          <w:ilvl w:val="0"/>
+          <w:numId w:val="1"/>
+        </w:numPr>
+      </w:pPr>
+      <w:proofErr w:type="spellStart"/>
+      <w:r>
+        <w:rPr>
+          <w:b/>
+          <w:bCs/>
+        </w:rPr>
+        <w:t>Kilépés</w:t>
+      </w:r>
+      <w:proofErr w:type="spellEnd"/>
+      <w:r>
+        <w:rPr>
+          <w:b/>
+          <w:bCs/>
+        </w:rPr>
+        <w:t xml:space="preserve"> </w:t>
+      </w:r>
+      <w:proofErr w:type="spellStart"/>
+      <w:r>
+        <w:rPr>
+          <w:b/>
+          <w:bCs/>
+        </w:rPr>
+        <w:t>és</w:t>
+      </w:r>
+      <w:proofErr w:type="spellEnd"/>
+      <w:r>
+        <w:rPr>
+          <w:b/>
+          <w:bCs/>
+        </w:rPr>
+        <w:t xml:space="preserve"> </w:t>
+      </w:r>
+      <w:proofErr w:type="spellStart"/>
+      <w:r>
+        <w:rPr>
+          <w:b/>
+          <w:bCs/>
+        </w:rPr>
+        <w:t>takarítás</w:t>
+      </w:r>
+      <w:proofErr w:type="spellEnd"/>
+      <w:r>
+        <w:t>:</w:t>
       </w:r>
     </w:p>
     <w:p>
@@ -1541,504 +2554,6 @@
         </w:numPr>
       </w:pPr>
       <w:r>
-        <w:t xml:space="preserve">Ha a </w:t>
-      </w:r>
-      <w:proofErr w:type="spellStart"/>
-      <w:r>
-        <w:t>pozíciók</w:t>
-      </w:r>
-      <w:proofErr w:type="spellEnd"/>
-      <w:r>
-        <w:t xml:space="preserve"> </w:t>
-      </w:r>
-      <w:proofErr w:type="spellStart"/>
-      <w:r>
-        <w:t>alapján</w:t>
-      </w:r>
-      <w:proofErr w:type="spellEnd"/>
-      <w:r>
-        <w:t xml:space="preserve"> a </w:t>
-      </w:r>
-      <w:proofErr w:type="spellStart"/>
-      <w:r>
-        <w:t>pálya</w:t>
-      </w:r>
-      <w:proofErr w:type="spellEnd"/>
-      <w:r>
-        <w:t xml:space="preserve"> </w:t>
-      </w:r>
-      <w:proofErr w:type="spellStart"/>
-      <w:r>
-        <w:t>görbe</w:t>
-      </w:r>
-      <w:proofErr w:type="spellEnd"/>
-      <w:r>
-        <w:t xml:space="preserve"> (</w:t>
-      </w:r>
-      <w:proofErr w:type="spellStart"/>
-      <w:r>
-        <w:t>nem</w:t>
-      </w:r>
-      <w:proofErr w:type="spellEnd"/>
-      <w:r>
-        <w:t xml:space="preserve"> </w:t>
-      </w:r>
-      <w:proofErr w:type="spellStart"/>
-      <w:r>
-        <w:t>csak</w:t>
-      </w:r>
-      <w:proofErr w:type="spellEnd"/>
-      <w:r>
-        <w:t xml:space="preserve"> </w:t>
-      </w:r>
-      <w:proofErr w:type="spellStart"/>
-      <w:r>
-        <w:t>vízszintes</w:t>
-      </w:r>
-      <w:proofErr w:type="spellEnd"/>
-      <w:r>
-        <w:t xml:space="preserve"> </w:t>
-      </w:r>
-      <w:proofErr w:type="spellStart"/>
-      <w:r>
-        <w:t>vagy</w:t>
-      </w:r>
-      <w:proofErr w:type="spellEnd"/>
-      <w:r>
-        <w:t xml:space="preserve"> </w:t>
-      </w:r>
-      <w:proofErr w:type="spellStart"/>
-      <w:r>
-        <w:t>fűggőleges</w:t>
-      </w:r>
-      <w:proofErr w:type="spellEnd"/>
-      <w:r>
-        <w:t xml:space="preserve">), </w:t>
-      </w:r>
-      <w:proofErr w:type="spellStart"/>
-      <w:r>
-        <w:t>akkor</w:t>
-      </w:r>
-      <w:proofErr w:type="spellEnd"/>
-      <w:r>
-        <w:t xml:space="preserve"> </w:t>
-      </w:r>
-      <w:proofErr w:type="spellStart"/>
-      <w:r>
-        <w:t>kirajzolja</w:t>
-      </w:r>
-      <w:proofErr w:type="spellEnd"/>
-      <w:r>
-        <w:t xml:space="preserve"> a </w:t>
-      </w:r>
-      <w:proofErr w:type="spellStart"/>
-      <w:r>
-        <w:t>pályát</w:t>
-      </w:r>
-      <w:proofErr w:type="spellEnd"/>
-      <w:r>
-        <w:t xml:space="preserve"> </w:t>
-      </w:r>
-      <w:proofErr w:type="spellStart"/>
-      <w:r>
-        <w:t>piros</w:t>
-      </w:r>
-      <w:proofErr w:type="spellEnd"/>
-      <w:r>
-        <w:t xml:space="preserve"> </w:t>
-      </w:r>
-      <w:proofErr w:type="spellStart"/>
-      <w:r>
-        <w:t>vonalakkal</w:t>
-      </w:r>
-      <w:proofErr w:type="spellEnd"/>
-      <w:r>
-        <w:t>.</w:t>
-      </w:r>
-    </w:p>
-    <w:p>
-      <w:pPr>
-        <w:numPr>
-          <w:ilvl w:val="0"/>
-          <w:numId w:val="1"/>
-        </w:numPr>
-      </w:pPr>
-      <w:proofErr w:type="spellStart"/>
-      <w:r>
-        <w:rPr>
-          <w:b/>
-          <w:bCs/>
-        </w:rPr>
-        <w:t>Kirajzolás</w:t>
-      </w:r>
-      <w:proofErr w:type="spellEnd"/>
-      <w:r>
-        <w:rPr>
-          <w:b/>
-          <w:bCs/>
-        </w:rPr>
-        <w:t xml:space="preserve"> </w:t>
-      </w:r>
-      <w:proofErr w:type="spellStart"/>
-      <w:r>
-        <w:rPr>
-          <w:b/>
-          <w:bCs/>
-        </w:rPr>
-        <w:t>és</w:t>
-      </w:r>
-      <w:proofErr w:type="spellEnd"/>
-      <w:r>
-        <w:rPr>
-          <w:b/>
-          <w:bCs/>
-        </w:rPr>
-        <w:t xml:space="preserve"> </w:t>
-      </w:r>
-      <w:proofErr w:type="spellStart"/>
-      <w:r>
-        <w:rPr>
-          <w:b/>
-          <w:bCs/>
-        </w:rPr>
-        <w:t>vizualizáció</w:t>
-      </w:r>
-      <w:proofErr w:type="spellEnd"/>
-      <w:r>
-        <w:t>:</w:t>
-      </w:r>
-    </w:p>
-    <w:p>
-      <w:pPr>
-        <w:numPr>
-          <w:ilvl w:val="1"/>
-          <w:numId w:val="2"/>
-        </w:numPr>
-      </w:pPr>
-      <w:r>
-        <w:t xml:space="preserve">Zöld </w:t>
-      </w:r>
-      <w:proofErr w:type="spellStart"/>
-      <w:r>
-        <w:t>négyzet</w:t>
-      </w:r>
-      <w:proofErr w:type="spellEnd"/>
-      <w:r>
-        <w:t xml:space="preserve"> </w:t>
-      </w:r>
-      <w:proofErr w:type="spellStart"/>
-      <w:r>
-        <w:t>jelzi</w:t>
-      </w:r>
-      <w:proofErr w:type="spellEnd"/>
-      <w:r>
-        <w:t xml:space="preserve"> </w:t>
-      </w:r>
-      <w:proofErr w:type="spellStart"/>
-      <w:r>
-        <w:t>az</w:t>
-      </w:r>
-      <w:proofErr w:type="spellEnd"/>
-      <w:r>
-        <w:t xml:space="preserve"> </w:t>
-      </w:r>
-      <w:proofErr w:type="spellStart"/>
-      <w:r>
-        <w:t>objektum</w:t>
-      </w:r>
-      <w:proofErr w:type="spellEnd"/>
-      <w:r>
-        <w:t xml:space="preserve"> </w:t>
-      </w:r>
-      <w:proofErr w:type="spellStart"/>
-      <w:r>
-        <w:t>határait</w:t>
-      </w:r>
-      <w:proofErr w:type="spellEnd"/>
-      <w:r>
-        <w:t>.</w:t>
-      </w:r>
-    </w:p>
-    <w:p>
-      <w:pPr>
-        <w:numPr>
-          <w:ilvl w:val="1"/>
-          <w:numId w:val="2"/>
-        </w:numPr>
-      </w:pPr>
-      <w:r>
-        <w:t xml:space="preserve">Piros </w:t>
-      </w:r>
-      <w:proofErr w:type="spellStart"/>
-      <w:r>
-        <w:t>pont</w:t>
-      </w:r>
-      <w:proofErr w:type="spellEnd"/>
-      <w:r>
-        <w:t xml:space="preserve"> </w:t>
-      </w:r>
-      <w:proofErr w:type="spellStart"/>
-      <w:r>
-        <w:t>mutatja</w:t>
-      </w:r>
-      <w:proofErr w:type="spellEnd"/>
-      <w:r>
-        <w:t xml:space="preserve"> a </w:t>
-      </w:r>
-      <w:proofErr w:type="spellStart"/>
-      <w:r>
-        <w:t>középpontot</w:t>
-      </w:r>
-      <w:proofErr w:type="spellEnd"/>
-      <w:r>
-        <w:t>.</w:t>
-      </w:r>
-    </w:p>
-    <w:p>
-      <w:pPr>
-        <w:numPr>
-          <w:ilvl w:val="1"/>
-          <w:numId w:val="2"/>
-        </w:numPr>
-      </w:pPr>
-      <w:r>
-        <w:t xml:space="preserve">Ha </w:t>
-      </w:r>
-      <w:proofErr w:type="spellStart"/>
-      <w:r>
-        <w:t>elhajított</w:t>
-      </w:r>
-      <w:proofErr w:type="spellEnd"/>
-      <w:r>
-        <w:t xml:space="preserve"> </w:t>
-      </w:r>
-      <w:proofErr w:type="spellStart"/>
-      <w:r>
-        <w:t>testet</w:t>
-      </w:r>
-      <w:proofErr w:type="spellEnd"/>
-      <w:r>
-        <w:t xml:space="preserve"> </w:t>
-      </w:r>
-      <w:proofErr w:type="spellStart"/>
-      <w:r>
-        <w:t>talált</w:t>
-      </w:r>
-      <w:proofErr w:type="spellEnd"/>
-      <w:r>
-        <w:t xml:space="preserve">, </w:t>
-      </w:r>
-      <w:proofErr w:type="spellStart"/>
-      <w:r>
-        <w:t>a</w:t>
-      </w:r>
-      <w:r>
-        <w:t>z</w:t>
-      </w:r>
-      <w:proofErr w:type="spellEnd"/>
-      <w:r>
-        <w:t xml:space="preserve"> “</w:t>
-      </w:r>
-      <w:r>
-        <w:t>ELHAJITOTT TEST</w:t>
-      </w:r>
-      <w:r>
-        <w:t>”</w:t>
-      </w:r>
-      <w:r>
-        <w:t xml:space="preserve"> </w:t>
-      </w:r>
-      <w:proofErr w:type="spellStart"/>
-      <w:r>
-        <w:t>felirat</w:t>
-      </w:r>
-      <w:proofErr w:type="spellEnd"/>
-      <w:r>
-        <w:t xml:space="preserve"> </w:t>
-      </w:r>
-      <w:proofErr w:type="spellStart"/>
-      <w:r>
-        <w:t>megjelenik</w:t>
-      </w:r>
-      <w:proofErr w:type="spellEnd"/>
-      <w:r>
-        <w:t xml:space="preserve"> a </w:t>
-      </w:r>
-      <w:proofErr w:type="spellStart"/>
-      <w:r>
-        <w:t>képernyőn</w:t>
-      </w:r>
-      <w:proofErr w:type="spellEnd"/>
-      <w:r>
-        <w:t>.</w:t>
-      </w:r>
-    </w:p>
-    <w:p>
-      <w:pPr>
-        <w:numPr>
-          <w:ilvl w:val="1"/>
-          <w:numId w:val="2"/>
-        </w:numPr>
-      </w:pPr>
-      <w:r>
-        <w:t xml:space="preserve">Debug </w:t>
-      </w:r>
-      <w:proofErr w:type="spellStart"/>
-      <w:r>
-        <w:t>módban</w:t>
-      </w:r>
-      <w:proofErr w:type="spellEnd"/>
-      <w:r>
-        <w:t xml:space="preserve"> </w:t>
-      </w:r>
-      <w:proofErr w:type="spellStart"/>
-      <w:r>
-        <w:t>megjelenik</w:t>
-      </w:r>
-      <w:proofErr w:type="spellEnd"/>
-      <w:r>
-        <w:t xml:space="preserve"> </w:t>
-      </w:r>
-      <w:proofErr w:type="spellStart"/>
-      <w:r>
-        <w:t>az</w:t>
-      </w:r>
-      <w:proofErr w:type="spellEnd"/>
-      <w:r>
-        <w:t xml:space="preserve"> </w:t>
-      </w:r>
-      <w:proofErr w:type="spellStart"/>
-      <w:r>
-        <w:t>optikai</w:t>
-      </w:r>
-      <w:proofErr w:type="spellEnd"/>
-      <w:r>
-        <w:t xml:space="preserve"> </w:t>
-      </w:r>
-      <w:proofErr w:type="spellStart"/>
-      <w:r>
-        <w:t>áramlás</w:t>
-      </w:r>
-      <w:proofErr w:type="spellEnd"/>
-      <w:r>
-        <w:t xml:space="preserve"> </w:t>
-      </w:r>
-      <w:proofErr w:type="spellStart"/>
-      <w:r>
-        <w:t>és</w:t>
-      </w:r>
-      <w:proofErr w:type="spellEnd"/>
-      <w:r>
-        <w:t xml:space="preserve"> HSV </w:t>
-      </w:r>
-      <w:proofErr w:type="spellStart"/>
-      <w:r>
-        <w:t>vizualizációja</w:t>
-      </w:r>
-      <w:proofErr w:type="spellEnd"/>
-      <w:r>
-        <w:t>.</w:t>
-      </w:r>
-    </w:p>
-    <w:p>
-      <w:pPr>
-        <w:numPr>
-          <w:ilvl w:val="0"/>
-          <w:numId w:val="1"/>
-        </w:numPr>
-      </w:pPr>
-      <w:proofErr w:type="spellStart"/>
-      <w:r>
-        <w:rPr>
-          <w:b/>
-          <w:bCs/>
-        </w:rPr>
-        <w:t>Billentyűk</w:t>
-      </w:r>
-      <w:proofErr w:type="spellEnd"/>
-      <w:r>
-        <w:t>:</w:t>
-      </w:r>
-    </w:p>
-    <w:p>
-      <w:pPr>
-        <w:numPr>
-          <w:ilvl w:val="1"/>
-          <w:numId w:val="2"/>
-        </w:numPr>
-      </w:pPr>
-      <w:r>
-        <w:t xml:space="preserve">q a program </w:t>
-      </w:r>
-      <w:proofErr w:type="spellStart"/>
-      <w:r>
-        <w:t>leállítása</w:t>
-      </w:r>
-      <w:proofErr w:type="spellEnd"/>
-      <w:r>
-        <w:t>.</w:t>
-      </w:r>
-    </w:p>
-    <w:p>
-      <w:pPr>
-        <w:numPr>
-          <w:ilvl w:val="0"/>
-          <w:numId w:val="1"/>
-        </w:numPr>
-      </w:pPr>
-      <w:proofErr w:type="spellStart"/>
-      <w:r>
-        <w:rPr>
-          <w:b/>
-          <w:bCs/>
-        </w:rPr>
-        <w:t>Kilépés</w:t>
-      </w:r>
-      <w:proofErr w:type="spellEnd"/>
-      <w:r>
-        <w:rPr>
-          <w:b/>
-          <w:bCs/>
-        </w:rPr>
-        <w:t xml:space="preserve"> </w:t>
-      </w:r>
-      <w:proofErr w:type="spellStart"/>
-      <w:r>
-        <w:rPr>
-          <w:b/>
-          <w:bCs/>
-        </w:rPr>
-        <w:t>és</w:t>
-      </w:r>
-      <w:proofErr w:type="spellEnd"/>
-      <w:r>
-        <w:rPr>
-          <w:b/>
-          <w:bCs/>
-        </w:rPr>
-        <w:t xml:space="preserve"> </w:t>
-      </w:r>
-      <w:proofErr w:type="spellStart"/>
-      <w:r>
-        <w:rPr>
-          <w:b/>
-          <w:bCs/>
-        </w:rPr>
-        <w:t>takarítás</w:t>
-      </w:r>
-      <w:proofErr w:type="spellEnd"/>
-      <w:r>
-        <w:t>:</w:t>
-      </w:r>
-    </w:p>
-    <w:p>
-      <w:pPr>
-        <w:numPr>
-          <w:ilvl w:val="1"/>
-          <w:numId w:val="2"/>
-        </w:numPr>
-      </w:pPr>
-      <w:r>
         <w:t xml:space="preserve">A program </w:t>
       </w:r>
       <w:proofErr w:type="spellStart"/>
@@ -2401,101 +2916,15 @@
       <w:r>
         <w:t>.</w:t>
       </w:r>
+      <w:bookmarkStart w:id="3" w:name="lehetséges-alkalmazások"/>
+      <w:bookmarkEnd w:id="3"/>
     </w:p>
     <w:p>
-      <w:pPr>
-        <w:rPr>
-          <w:b/>
-          <w:bCs/>
-        </w:rPr>
-      </w:pPr>
-      <w:bookmarkStart w:id="3" w:name="lehetséges-alkalmazások"/>
-      <w:bookmarkEnd w:id="3"/>
       <w:r>
         <w:rPr>
           <w:noProof/>
         </w:rPr>
-        <w:drawing>
-          <wp:inline distT="0" distB="0" distL="0" distR="0" wp14:anchorId="64360F49" wp14:editId="781E70CF">
-            <wp:extent cx="1412853" cy="1247775"/>
-            <wp:effectExtent l="0" t="0" r="0" b="0"/>
-            <wp:docPr id="689838237" name="Kép 1" descr="A képen szöveg, képernyőkép, szoftver, Multimédiás szoftver látható&#10;&#10;Előfordulhat, hogy az AI által létrehozott tartalom helytelen."/>
-            <wp:cNvGraphicFramePr>
-              <a:graphicFrameLocks xmlns:a="http://schemas.openxmlformats.org/drawingml/2006/main" noChangeAspect="1"/>
-            </wp:cNvGraphicFramePr>
-            <a:graphic xmlns:a="http://schemas.openxmlformats.org/drawingml/2006/main">
-              <a:graphicData uri="http://schemas.openxmlformats.org/drawingml/2006/picture">
-                <pic:pic xmlns:pic="http://schemas.openxmlformats.org/drawingml/2006/picture">
-                  <pic:nvPicPr>
-                    <pic:cNvPr id="689838237" name="Kép 1" descr="A képen szöveg, képernyőkép, szoftver, Multimédiás szoftver látható&#10;&#10;Előfordulhat, hogy az AI által létrehozott tartalom helytelen."/>
-                    <pic:cNvPicPr/>
-                  </pic:nvPicPr>
-                  <pic:blipFill>
-                    <a:blip r:embed="rId6"/>
-                    <a:stretch>
-                      <a:fillRect/>
-                    </a:stretch>
-                  </pic:blipFill>
-                  <pic:spPr>
-                    <a:xfrm>
-                      <a:off x="0" y="0"/>
-                      <a:ext cx="1447078" cy="1278001"/>
-                    </a:xfrm>
-                    <a:prstGeom prst="rect">
-                      <a:avLst/>
-                    </a:prstGeom>
-                  </pic:spPr>
-                </pic:pic>
-              </a:graphicData>
-            </a:graphic>
-          </wp:inline>
-        </w:drawing>
-      </w:r>
-      <w:r>
-        <w:rPr>
-          <w:noProof/>
-        </w:rPr>
-        <w:t xml:space="preserve"> </w:t>
-      </w:r>
-      <w:r>
-        <w:rPr>
-          <w:noProof/>
-        </w:rPr>
-        <w:drawing>
-          <wp:inline distT="0" distB="0" distL="0" distR="0" wp14:anchorId="32C1AD93" wp14:editId="369C378B">
-            <wp:extent cx="1885950" cy="1218669"/>
-            <wp:effectExtent l="0" t="0" r="0" b="635"/>
-            <wp:docPr id="1210487443" name="Kép 1" descr="A képen szöveg, képernyőkép, Multimédiás szoftver, Grafikai szoftver látható"/>
-            <wp:cNvGraphicFramePr>
-              <a:graphicFrameLocks xmlns:a="http://schemas.openxmlformats.org/drawingml/2006/main" noChangeAspect="1"/>
-            </wp:cNvGraphicFramePr>
-            <a:graphic xmlns:a="http://schemas.openxmlformats.org/drawingml/2006/main">
-              <a:graphicData uri="http://schemas.openxmlformats.org/drawingml/2006/picture">
-                <pic:pic xmlns:pic="http://schemas.openxmlformats.org/drawingml/2006/picture">
-                  <pic:nvPicPr>
-                    <pic:cNvPr id="1210487443" name="Kép 1" descr="A képen szöveg, képernyőkép, Multimédiás szoftver, Grafikai szoftver látható"/>
-                    <pic:cNvPicPr/>
-                  </pic:nvPicPr>
-                  <pic:blipFill>
-                    <a:blip r:embed="rId7"/>
-                    <a:stretch>
-                      <a:fillRect/>
-                    </a:stretch>
-                  </pic:blipFill>
-                  <pic:spPr>
-                    <a:xfrm>
-                      <a:off x="0" y="0"/>
-                      <a:ext cx="1899419" cy="1227373"/>
-                    </a:xfrm>
-                    <a:prstGeom prst="rect">
-                      <a:avLst/>
-                    </a:prstGeom>
-                  </pic:spPr>
-                </pic:pic>
-              </a:graphicData>
-            </a:graphic>
-          </wp:inline>
-        </w:drawing>
+        <w:t xml:space="preserve"> </w:t>
       </w:r>
     </w:p>
     <w:p>
@@ -2551,7 +2980,11 @@
         </w:numPr>
       </w:pPr>
       <w:r>
-        <w:t xml:space="preserve">projectile_tracking.py – a </w:t>
+        <w:lastRenderedPageBreak/>
+        <w:t>kepi_project</w:t>
+      </w:r>
+      <w:r>
+        <w:t xml:space="preserve">.py – a </w:t>
       </w:r>
       <w:proofErr w:type="spellStart"/>
       <w:r>
@@ -2623,7 +3056,6 @@
           <w:b/>
           <w:bCs/>
         </w:rPr>
-        <w:lastRenderedPageBreak/>
         <w:t xml:space="preserve">5. </w:t>
       </w:r>
       <w:proofErr w:type="spellStart"/>
@@ -2648,39 +3080,39 @@
       </w:r>
       <w:proofErr w:type="spellStart"/>
       <w:r>
-        <w:t>rendszer</w:t>
-      </w:r>
-      <w:proofErr w:type="spellEnd"/>
-      <w:r>
-        <w:t xml:space="preserve"> </w:t>
-      </w:r>
-      <w:proofErr w:type="spellStart"/>
-      <w:r>
-        <w:t>optikai</w:t>
-      </w:r>
-      <w:proofErr w:type="spellEnd"/>
-      <w:r>
-        <w:t xml:space="preserve"> </w:t>
-      </w:r>
-      <w:proofErr w:type="spellStart"/>
-      <w:r>
-        <w:t>áramlás</w:t>
-      </w:r>
-      <w:proofErr w:type="spellEnd"/>
-      <w:r>
-        <w:t xml:space="preserve"> </w:t>
-      </w:r>
-      <w:proofErr w:type="spellStart"/>
-      <w:r>
-        <w:t>alapján</w:t>
-      </w:r>
-      <w:proofErr w:type="spellEnd"/>
-      <w:r>
-        <w:t xml:space="preserve"> </w:t>
-      </w:r>
-      <w:proofErr w:type="spellStart"/>
-      <w:r>
-        <w:t>működik</w:t>
+        <w:t>bemutatott</w:t>
+      </w:r>
+      <w:proofErr w:type="spellEnd"/>
+      <w:r>
+        <w:t xml:space="preserve"> </w:t>
+      </w:r>
+      <w:proofErr w:type="spellStart"/>
+      <w:r>
+        <w:t>példák</w:t>
+      </w:r>
+      <w:proofErr w:type="spellEnd"/>
+      <w:r>
+        <w:t xml:space="preserve"> fix </w:t>
+      </w:r>
+      <w:proofErr w:type="spellStart"/>
+      <w:r>
+        <w:t>kamerás</w:t>
+      </w:r>
+      <w:proofErr w:type="spellEnd"/>
+      <w:r>
+        <w:t xml:space="preserve"> </w:t>
+      </w:r>
+      <w:proofErr w:type="spellStart"/>
+      <w:r>
+        <w:t>videókon</w:t>
+      </w:r>
+      <w:proofErr w:type="spellEnd"/>
+      <w:r>
+        <w:t xml:space="preserve"> </w:t>
+      </w:r>
+      <w:proofErr w:type="spellStart"/>
+      <w:r>
+        <w:t>készültek</w:t>
       </w:r>
       <w:proofErr w:type="spellEnd"/>
       <w:r>
@@ -2688,7 +3120,7 @@
       </w:r>
       <w:proofErr w:type="spellStart"/>
       <w:r>
-        <w:t>ezért</w:t>
+        <w:t>ahol</w:t>
       </w:r>
       <w:proofErr w:type="spellEnd"/>
       <w:r>
@@ -2696,152 +3128,199 @@
       </w:r>
       <w:proofErr w:type="spellStart"/>
       <w:r>
-        <w:rPr>
-          <w:b/>
-          <w:bCs/>
-        </w:rPr>
-        <w:t>mozgó</w:t>
-      </w:r>
-      <w:proofErr w:type="spellEnd"/>
-      <w:r>
-        <w:rPr>
-          <w:b/>
-          <w:bCs/>
-        </w:rPr>
-        <w:t xml:space="preserve"> </w:t>
-      </w:r>
-      <w:proofErr w:type="spellStart"/>
-      <w:r>
-        <w:rPr>
-          <w:b/>
-          <w:bCs/>
-        </w:rPr>
-        <w:t>kamerás</w:t>
-      </w:r>
-      <w:proofErr w:type="spellEnd"/>
-      <w:r>
-        <w:rPr>
-          <w:b/>
-          <w:bCs/>
-        </w:rPr>
-        <w:t xml:space="preserve"> </w:t>
-      </w:r>
-      <w:proofErr w:type="spellStart"/>
-      <w:r>
-        <w:rPr>
-          <w:b/>
-          <w:bCs/>
-        </w:rPr>
-        <w:t>videók</w:t>
-      </w:r>
-      <w:proofErr w:type="spellEnd"/>
-      <w:r>
-        <w:rPr>
-          <w:b/>
-          <w:bCs/>
-        </w:rPr>
-        <w:t xml:space="preserve"> </w:t>
-      </w:r>
-      <w:proofErr w:type="spellStart"/>
-      <w:r>
-        <w:rPr>
-          <w:b/>
-          <w:bCs/>
-        </w:rPr>
+        <w:t>detektálás</w:t>
+      </w:r>
+      <w:proofErr w:type="spellEnd"/>
+      <w:r>
+        <w:t xml:space="preserve"> </w:t>
+      </w:r>
+      <w:proofErr w:type="spellStart"/>
+      <w:r>
+        <w:t>stabil</w:t>
+      </w:r>
+      <w:proofErr w:type="spellEnd"/>
+      <w:r>
+        <w:t xml:space="preserve"> </w:t>
+      </w:r>
+      <w:proofErr w:type="spellStart"/>
+      <w:r>
+        <w:t>és</w:t>
+      </w:r>
+      <w:proofErr w:type="spellEnd"/>
+      <w:r>
+        <w:t xml:space="preserve"> a </w:t>
+      </w:r>
+      <w:proofErr w:type="spellStart"/>
+      <w:r>
+        <w:t>pálya</w:t>
+      </w:r>
+      <w:proofErr w:type="spellEnd"/>
+      <w:r>
+        <w:t xml:space="preserve"> </w:t>
+      </w:r>
+      <w:proofErr w:type="spellStart"/>
+      <w:r>
+        <w:t>követése</w:t>
+      </w:r>
+      <w:proofErr w:type="spellEnd"/>
+      <w:r>
+        <w:t xml:space="preserve"> </w:t>
+      </w:r>
+      <w:proofErr w:type="spellStart"/>
+      <w:r>
+        <w:t>jól</w:t>
+      </w:r>
+      <w:proofErr w:type="spellEnd"/>
+      <w:r>
+        <w:t xml:space="preserve"> </w:t>
+      </w:r>
+      <w:proofErr w:type="spellStart"/>
+      <w:r>
+        <w:t>látható</w:t>
+      </w:r>
+      <w:proofErr w:type="spellEnd"/>
+      <w:r>
+        <w:t>.</w:t>
+      </w:r>
+      <w:r>
+        <w:t xml:space="preserve"> </w:t>
+      </w:r>
+    </w:p>
+    <w:p>
+      <w:r>
+        <w:t xml:space="preserve">Optical Flow </w:t>
+      </w:r>
+      <w:proofErr w:type="spellStart"/>
+      <w:r>
+        <w:t>módszerrel</w:t>
+      </w:r>
+      <w:proofErr w:type="spellEnd"/>
+      <w:r>
+        <w:t xml:space="preserve"> is </w:t>
+      </w:r>
+      <w:proofErr w:type="spellStart"/>
+      <w:r>
+        <w:t>megvalósítható</w:t>
+      </w:r>
+      <w:proofErr w:type="spellEnd"/>
+      <w:r>
+        <w:t xml:space="preserve"> a </w:t>
+      </w:r>
+      <w:proofErr w:type="spellStart"/>
+      <w:r>
+        <w:t>mozgás</w:t>
+      </w:r>
+      <w:proofErr w:type="spellEnd"/>
+      <w:r>
+        <w:t xml:space="preserve"> </w:t>
+      </w:r>
+      <w:proofErr w:type="spellStart"/>
+      <w:r>
+        <w:t>becslése</w:t>
+      </w:r>
+      <w:proofErr w:type="spellEnd"/>
+      <w:r>
+        <w:t xml:space="preserve">, </w:t>
+      </w:r>
+      <w:proofErr w:type="spellStart"/>
+      <w:r>
+        <w:t>azonban</w:t>
+      </w:r>
+      <w:proofErr w:type="spellEnd"/>
+      <w:r>
+        <w:t xml:space="preserve"> </w:t>
+      </w:r>
+      <w:proofErr w:type="spellStart"/>
+      <w:r>
+        <w:t>kis</w:t>
+      </w:r>
+      <w:proofErr w:type="spellEnd"/>
+      <w:r>
+        <w:t xml:space="preserve"> </w:t>
+      </w:r>
+      <w:proofErr w:type="spellStart"/>
+      <w:r>
+        <w:t>méretű</w:t>
+      </w:r>
+      <w:proofErr w:type="spellEnd"/>
+      <w:r>
+        <w:t xml:space="preserve"> </w:t>
+      </w:r>
+      <w:proofErr w:type="spellStart"/>
+      <w:r>
+        <w:t>objektum</w:t>
+      </w:r>
+      <w:proofErr w:type="spellEnd"/>
+      <w:r>
+        <w:t xml:space="preserve"> </w:t>
+      </w:r>
+      <w:proofErr w:type="spellStart"/>
+      <w:r>
+        <w:t>és</w:t>
+      </w:r>
+      <w:proofErr w:type="spellEnd"/>
+      <w:r>
+        <w:t xml:space="preserve"> </w:t>
+      </w:r>
+      <w:proofErr w:type="spellStart"/>
+      <w:r>
+        <w:t>zajos</w:t>
+      </w:r>
+      <w:proofErr w:type="spellEnd"/>
+      <w:r>
+        <w:t xml:space="preserve"> </w:t>
+      </w:r>
+      <w:proofErr w:type="spellStart"/>
+      <w:r>
+        <w:t>környezet</w:t>
+      </w:r>
+      <w:proofErr w:type="spellEnd"/>
+      <w:r>
+        <w:t xml:space="preserve"> </w:t>
+      </w:r>
+      <w:proofErr w:type="spellStart"/>
+      <w:r>
         <w:t>esetén</w:t>
       </w:r>
       <w:proofErr w:type="spellEnd"/>
       <w:r>
-        <w:rPr>
-          <w:b/>
-          <w:bCs/>
-        </w:rPr>
-        <w:t xml:space="preserve"> </w:t>
-      </w:r>
-      <w:proofErr w:type="spellStart"/>
-      <w:r>
-        <w:rPr>
-          <w:b/>
-          <w:bCs/>
-        </w:rPr>
-        <w:t>pontatlan</w:t>
-      </w:r>
-      <w:proofErr w:type="spellEnd"/>
-      <w:r>
-        <w:t xml:space="preserve"> </w:t>
-      </w:r>
-      <w:proofErr w:type="spellStart"/>
-      <w:r>
-        <w:t>lehet</w:t>
-      </w:r>
-      <w:proofErr w:type="spellEnd"/>
-      <w:r>
-        <w:t xml:space="preserve"> </w:t>
-      </w:r>
-      <w:proofErr w:type="spellStart"/>
-      <w:r>
-        <w:t>az</w:t>
-      </w:r>
-      <w:proofErr w:type="spellEnd"/>
-      <w:r>
-        <w:t xml:space="preserve"> </w:t>
-      </w:r>
-      <w:proofErr w:type="spellStart"/>
-      <w:r>
-        <w:t>objektum</w:t>
-      </w:r>
-      <w:proofErr w:type="spellEnd"/>
-      <w:r>
-        <w:t xml:space="preserve"> </w:t>
-      </w:r>
-      <w:proofErr w:type="spellStart"/>
-      <w:r>
-        <w:t>detektálása</w:t>
-      </w:r>
-      <w:proofErr w:type="spellEnd"/>
-      <w:r>
-        <w:t xml:space="preserve"> </w:t>
-      </w:r>
-      <w:proofErr w:type="spellStart"/>
-      <w:r>
-        <w:t>és</w:t>
-      </w:r>
-      <w:proofErr w:type="spellEnd"/>
-      <w:r>
         <w:t xml:space="preserve"> a </w:t>
       </w:r>
       <w:proofErr w:type="spellStart"/>
       <w:r>
-        <w:t>pálya</w:t>
-      </w:r>
-      <w:proofErr w:type="spellEnd"/>
-      <w:r>
-        <w:t xml:space="preserve"> </w:t>
-      </w:r>
-      <w:proofErr w:type="spellStart"/>
-      <w:r>
-        <w:t>kirajzolása</w:t>
-      </w:r>
-      <w:proofErr w:type="spellEnd"/>
-      <w:r>
-        <w:t>(</w:t>
-      </w:r>
-      <w:r>
-        <w:rPr>
-          <w:i/>
-          <w:iCs/>
-        </w:rPr>
-        <w:t>bad.mp4</w:t>
-      </w:r>
-      <w:r>
-        <w:t>)</w:t>
-      </w:r>
-      <w:r>
-        <w:t xml:space="preserve">. A </w:t>
-      </w:r>
-      <w:proofErr w:type="spellStart"/>
-      <w:r>
-        <w:t>pixelszámítások</w:t>
+        <w:t>fizikai</w:t>
+      </w:r>
+      <w:proofErr w:type="spellEnd"/>
+      <w:r>
+        <w:t xml:space="preserve"> </w:t>
+      </w:r>
+      <w:proofErr w:type="spellStart"/>
+      <w:r>
+        <w:t>értékek</w:t>
+      </w:r>
+      <w:proofErr w:type="spellEnd"/>
+      <w:r>
+        <w:t xml:space="preserve"> </w:t>
+      </w:r>
+      <w:proofErr w:type="spellStart"/>
+      <w:r>
+        <w:t>mérése</w:t>
+      </w:r>
+      <w:proofErr w:type="spellEnd"/>
+      <w:r>
+        <w:t xml:space="preserve"> </w:t>
+      </w:r>
+      <w:proofErr w:type="spellStart"/>
+      <w:r>
+        <w:t>instabil</w:t>
+      </w:r>
+      <w:proofErr w:type="spellEnd"/>
+      <w:r>
+        <w:t xml:space="preserve">. </w:t>
+      </w:r>
+      <w:proofErr w:type="spellStart"/>
+      <w:r>
+        <w:t>Ezért</w:t>
       </w:r>
       <w:proofErr w:type="spellEnd"/>
       <w:r>
@@ -2849,23 +3328,39 @@
       </w:r>
       <w:proofErr w:type="spellStart"/>
       <w:r>
-        <w:t>teljes</w:t>
-      </w:r>
-      <w:proofErr w:type="spellEnd"/>
-      <w:r>
-        <w:t xml:space="preserve"> </w:t>
-      </w:r>
-      <w:proofErr w:type="spellStart"/>
-      <w:r>
-        <w:t>képet</w:t>
-      </w:r>
-      <w:proofErr w:type="spellEnd"/>
-      <w:r>
-        <w:t xml:space="preserve"> </w:t>
-      </w:r>
-      <w:proofErr w:type="spellStart"/>
-      <w:r>
-        <w:t>érzékelik</w:t>
+        <w:t>feladat</w:t>
+      </w:r>
+      <w:proofErr w:type="spellEnd"/>
+      <w:r>
+        <w:t xml:space="preserve"> </w:t>
+      </w:r>
+      <w:proofErr w:type="spellStart"/>
+      <w:r>
+        <w:t>során</w:t>
+      </w:r>
+      <w:proofErr w:type="spellEnd"/>
+      <w:r>
+        <w:t xml:space="preserve"> Background Subtraction </w:t>
+      </w:r>
+      <w:proofErr w:type="spellStart"/>
+      <w:r>
+        <w:t>alapú</w:t>
+      </w:r>
+      <w:proofErr w:type="spellEnd"/>
+      <w:r>
+        <w:t xml:space="preserve"> </w:t>
+      </w:r>
+      <w:proofErr w:type="spellStart"/>
+      <w:r>
+        <w:t>objektumkövetést</w:t>
+      </w:r>
+      <w:proofErr w:type="spellEnd"/>
+      <w:r>
+        <w:t xml:space="preserve"> </w:t>
+      </w:r>
+      <w:proofErr w:type="spellStart"/>
+      <w:r>
+        <w:t>alkalmaztam</w:t>
       </w:r>
       <w:proofErr w:type="spellEnd"/>
       <w:r>
@@ -2873,405 +3368,44 @@
       </w:r>
       <w:proofErr w:type="spellStart"/>
       <w:r>
-        <w:t>így</w:t>
-      </w:r>
-      <w:proofErr w:type="spellEnd"/>
-      <w:r>
-        <w:t xml:space="preserve"> a </w:t>
-      </w:r>
-      <w:proofErr w:type="spellStart"/>
-      <w:r>
-        <w:t>labda</w:t>
-      </w:r>
-      <w:proofErr w:type="spellEnd"/>
-      <w:r>
-        <w:t xml:space="preserve"> </w:t>
-      </w:r>
-      <w:proofErr w:type="spellStart"/>
-      <w:r>
-        <w:t>nem</w:t>
-      </w:r>
-      <w:proofErr w:type="spellEnd"/>
-      <w:r>
-        <w:t xml:space="preserve"> </w:t>
-      </w:r>
-      <w:proofErr w:type="spellStart"/>
-      <w:r>
-        <w:t>mindig</w:t>
-      </w:r>
-      <w:proofErr w:type="spellEnd"/>
-      <w:r>
-        <w:t xml:space="preserve"> </w:t>
-      </w:r>
-      <w:proofErr w:type="spellStart"/>
-      <w:r>
-        <w:t>válik</w:t>
-      </w:r>
-      <w:proofErr w:type="spellEnd"/>
-      <w:r>
-        <w:t xml:space="preserve"> ki </w:t>
-      </w:r>
-      <w:proofErr w:type="spellStart"/>
-      <w:r>
-        <w:t>megfelelően</w:t>
-      </w:r>
-      <w:proofErr w:type="spellEnd"/>
-      <w:r>
-        <w:t xml:space="preserve"> a </w:t>
-      </w:r>
-      <w:proofErr w:type="spellStart"/>
-      <w:r>
-        <w:t>háttérből</w:t>
+        <w:t>amely</w:t>
+      </w:r>
+      <w:proofErr w:type="spellEnd"/>
+      <w:r>
+        <w:t xml:space="preserve"> </w:t>
+      </w:r>
+      <w:proofErr w:type="spellStart"/>
+      <w:r>
+        <w:t>stabilabb</w:t>
+      </w:r>
+      <w:proofErr w:type="spellEnd"/>
+      <w:r>
+        <w:t xml:space="preserve"> </w:t>
+      </w:r>
+      <w:proofErr w:type="spellStart"/>
+      <w:r>
+        <w:t>előállítást</w:t>
+      </w:r>
+      <w:proofErr w:type="spellEnd"/>
+      <w:r>
+        <w:t xml:space="preserve"> </w:t>
+      </w:r>
+      <w:proofErr w:type="spellStart"/>
+      <w:r>
+        <w:t>tette</w:t>
+      </w:r>
+      <w:proofErr w:type="spellEnd"/>
+      <w:r>
+        <w:t xml:space="preserve"> </w:t>
+      </w:r>
+      <w:proofErr w:type="spellStart"/>
+      <w:r>
+        <w:t>lehetővé</w:t>
       </w:r>
       <w:proofErr w:type="spellEnd"/>
       <w:r>
         <w:t>.</w:t>
       </w:r>
-      <w:r>
-        <w:br/>
-        <w:t xml:space="preserve">A </w:t>
-      </w:r>
-      <w:proofErr w:type="spellStart"/>
-      <w:r>
-        <w:t>bemutatott</w:t>
-      </w:r>
-      <w:proofErr w:type="spellEnd"/>
-      <w:r>
-        <w:t xml:space="preserve"> </w:t>
-      </w:r>
-      <w:proofErr w:type="spellStart"/>
-      <w:r>
-        <w:t>példák</w:t>
-      </w:r>
-      <w:proofErr w:type="spellEnd"/>
-      <w:r>
-        <w:t xml:space="preserve"> fix </w:t>
-      </w:r>
-      <w:proofErr w:type="spellStart"/>
-      <w:r>
-        <w:t>kamerás</w:t>
-      </w:r>
-      <w:proofErr w:type="spellEnd"/>
-      <w:r>
-        <w:t xml:space="preserve"> </w:t>
-      </w:r>
-      <w:proofErr w:type="spellStart"/>
-      <w:r>
-        <w:t>videókon</w:t>
-      </w:r>
-      <w:proofErr w:type="spellEnd"/>
-      <w:r>
-        <w:t xml:space="preserve"> </w:t>
-      </w:r>
-      <w:proofErr w:type="spellStart"/>
-      <w:r>
-        <w:t>készültek</w:t>
-      </w:r>
-      <w:proofErr w:type="spellEnd"/>
-      <w:r>
-        <w:t xml:space="preserve">, </w:t>
-      </w:r>
-      <w:proofErr w:type="spellStart"/>
-      <w:r>
-        <w:t>ahol</w:t>
-      </w:r>
-      <w:proofErr w:type="spellEnd"/>
-      <w:r>
-        <w:t xml:space="preserve"> a </w:t>
-      </w:r>
-      <w:proofErr w:type="spellStart"/>
-      <w:r>
-        <w:t>detektálás</w:t>
-      </w:r>
-      <w:proofErr w:type="spellEnd"/>
-      <w:r>
-        <w:t xml:space="preserve"> </w:t>
-      </w:r>
-      <w:proofErr w:type="spellStart"/>
-      <w:r>
-        <w:t>stabil</w:t>
-      </w:r>
-      <w:proofErr w:type="spellEnd"/>
-      <w:r>
-        <w:t xml:space="preserve"> </w:t>
-      </w:r>
-      <w:proofErr w:type="spellStart"/>
-      <w:r>
-        <w:t>és</w:t>
-      </w:r>
-      <w:proofErr w:type="spellEnd"/>
-      <w:r>
-        <w:t xml:space="preserve"> a </w:t>
-      </w:r>
-      <w:proofErr w:type="spellStart"/>
-      <w:r>
-        <w:t>pálya</w:t>
-      </w:r>
-      <w:proofErr w:type="spellEnd"/>
-      <w:r>
-        <w:t xml:space="preserve"> </w:t>
-      </w:r>
-      <w:proofErr w:type="spellStart"/>
-      <w:r>
-        <w:t>követése</w:t>
-      </w:r>
-      <w:proofErr w:type="spellEnd"/>
-      <w:r>
-        <w:t xml:space="preserve"> </w:t>
-      </w:r>
-      <w:proofErr w:type="spellStart"/>
-      <w:r>
-        <w:t>jól</w:t>
-      </w:r>
-      <w:proofErr w:type="spellEnd"/>
-      <w:r>
-        <w:t xml:space="preserve"> </w:t>
-      </w:r>
-      <w:proofErr w:type="spellStart"/>
-      <w:r>
-        <w:t>látható</w:t>
-      </w:r>
-      <w:proofErr w:type="spellEnd"/>
-      <w:r>
-        <w:t>.</w:t>
-      </w:r>
-      <w:r>
-        <w:t xml:space="preserve"> </w:t>
-      </w:r>
-      <w:proofErr w:type="spellStart"/>
-      <w:r>
-        <w:t>Kezdéshez</w:t>
-      </w:r>
-      <w:proofErr w:type="spellEnd"/>
-      <w:r>
-        <w:t xml:space="preserve"> </w:t>
-      </w:r>
-      <w:proofErr w:type="spellStart"/>
-      <w:r>
-        <w:t>az</w:t>
-      </w:r>
-      <w:proofErr w:type="spellEnd"/>
-      <w:r>
-        <w:t xml:space="preserve"> </w:t>
-      </w:r>
-      <w:proofErr w:type="spellStart"/>
-      <w:r>
-        <w:t>als</w:t>
-      </w:r>
-      <w:r>
-        <w:t>ó</w:t>
-      </w:r>
-      <w:proofErr w:type="spellEnd"/>
-      <w:r>
-        <w:t xml:space="preserve"> </w:t>
-      </w:r>
-      <w:proofErr w:type="spellStart"/>
-      <w:r>
-        <w:t>kettő</w:t>
-      </w:r>
-      <w:proofErr w:type="spellEnd"/>
-      <w:r>
-        <w:t xml:space="preserve"> </w:t>
-      </w:r>
-      <w:proofErr w:type="spellStart"/>
-      <w:r>
-        <w:t>cellában</w:t>
-      </w:r>
-      <w:proofErr w:type="spellEnd"/>
-      <w:r>
-        <w:t xml:space="preserve"> </w:t>
-      </w:r>
-      <w:proofErr w:type="spellStart"/>
-      <w:r>
-        <w:t>magamnak</w:t>
-      </w:r>
-      <w:proofErr w:type="spellEnd"/>
-      <w:r>
-        <w:t xml:space="preserve"> </w:t>
-      </w:r>
-      <w:proofErr w:type="spellStart"/>
-      <w:r>
-        <w:t>generáltam</w:t>
-      </w:r>
-      <w:proofErr w:type="spellEnd"/>
-      <w:r>
-        <w:t xml:space="preserve"> </w:t>
-      </w:r>
-      <w:proofErr w:type="spellStart"/>
-      <w:r>
-        <w:t>videót</w:t>
-      </w:r>
-      <w:proofErr w:type="spellEnd"/>
-      <w:r>
-        <w:t xml:space="preserve">, </w:t>
-      </w:r>
-      <w:proofErr w:type="spellStart"/>
-      <w:r>
-        <w:t>hogy</w:t>
-      </w:r>
-      <w:proofErr w:type="spellEnd"/>
-      <w:r>
-        <w:t xml:space="preserve"> </w:t>
-      </w:r>
-      <w:proofErr w:type="spellStart"/>
-      <w:r>
-        <w:t>el</w:t>
-      </w:r>
-      <w:proofErr w:type="spellEnd"/>
-      <w:r>
-        <w:t xml:space="preserve"> </w:t>
-      </w:r>
-      <w:proofErr w:type="spellStart"/>
-      <w:r>
-        <w:t>tudjak</w:t>
-      </w:r>
-      <w:proofErr w:type="spellEnd"/>
-      <w:r>
-        <w:t xml:space="preserve"> </w:t>
-      </w:r>
-      <w:proofErr w:type="spellStart"/>
-      <w:r>
-        <w:t>indulni</w:t>
-      </w:r>
-      <w:proofErr w:type="spellEnd"/>
-      <w:r>
-        <w:t xml:space="preserve">, </w:t>
-      </w:r>
-      <w:proofErr w:type="spellStart"/>
-      <w:r>
-        <w:t>mivel</w:t>
-      </w:r>
-      <w:proofErr w:type="spellEnd"/>
-      <w:r>
-        <w:t xml:space="preserve"> </w:t>
-      </w:r>
-      <w:proofErr w:type="spellStart"/>
-      <w:r>
-        <w:t>interneten</w:t>
-      </w:r>
-      <w:proofErr w:type="spellEnd"/>
-      <w:r>
-        <w:t xml:space="preserve">, </w:t>
-      </w:r>
-      <w:proofErr w:type="spellStart"/>
-      <w:r>
-        <w:t>számomra</w:t>
-      </w:r>
-      <w:proofErr w:type="spellEnd"/>
-      <w:r>
-        <w:t xml:space="preserve"> </w:t>
-      </w:r>
-      <w:proofErr w:type="spellStart"/>
-      <w:r>
-        <w:t>megfelelőt</w:t>
-      </w:r>
-      <w:proofErr w:type="spellEnd"/>
-      <w:r>
-        <w:t xml:space="preserve"> </w:t>
-      </w:r>
-      <w:proofErr w:type="spellStart"/>
-      <w:r>
-        <w:t>nehezen</w:t>
-      </w:r>
-      <w:proofErr w:type="spellEnd"/>
-      <w:r>
-        <w:t xml:space="preserve">, </w:t>
-      </w:r>
-      <w:proofErr w:type="spellStart"/>
-      <w:r>
-        <w:t>illetve</w:t>
-      </w:r>
-      <w:proofErr w:type="spellEnd"/>
-      <w:r>
-        <w:t xml:space="preserve"> </w:t>
-      </w:r>
-      <w:proofErr w:type="spellStart"/>
-      <w:r>
-        <w:t>mai</w:t>
-      </w:r>
-      <w:proofErr w:type="spellEnd"/>
-      <w:r>
-        <w:t xml:space="preserve"> </w:t>
-      </w:r>
-      <w:proofErr w:type="spellStart"/>
-      <w:r>
-        <w:t>napig</w:t>
-      </w:r>
-      <w:proofErr w:type="spellEnd"/>
-      <w:r>
-        <w:t xml:space="preserve"> </w:t>
-      </w:r>
-      <w:proofErr w:type="spellStart"/>
-      <w:r>
-        <w:t>nem</w:t>
-      </w:r>
-      <w:proofErr w:type="spellEnd"/>
-      <w:r>
-        <w:t xml:space="preserve"> </w:t>
-      </w:r>
-      <w:proofErr w:type="spellStart"/>
-      <w:r>
-        <w:t>találtam</w:t>
-      </w:r>
-      <w:proofErr w:type="spellEnd"/>
-      <w:r>
-        <w:t>.</w:t>
-      </w:r>
-      <w:r>
-        <w:br/>
-        <w:t xml:space="preserve">A </w:t>
-      </w:r>
-      <w:proofErr w:type="spellStart"/>
-      <w:r>
-        <w:t>optikai</w:t>
-      </w:r>
-      <w:proofErr w:type="spellEnd"/>
-      <w:r>
-        <w:t xml:space="preserve"> </w:t>
-      </w:r>
-      <w:proofErr w:type="spellStart"/>
-      <w:r>
-        <w:t>áramlás</w:t>
-      </w:r>
-      <w:proofErr w:type="spellEnd"/>
-      <w:r>
-        <w:t xml:space="preserve"> </w:t>
-      </w:r>
-      <w:proofErr w:type="spellStart"/>
-      <w:r>
-        <w:t>alapjai</w:t>
-      </w:r>
-      <w:proofErr w:type="spellEnd"/>
-      <w:r>
-        <w:t xml:space="preserve"> </w:t>
-      </w:r>
-      <w:proofErr w:type="spellStart"/>
-      <w:r>
-        <w:t>innen</w:t>
-      </w:r>
-      <w:proofErr w:type="spellEnd"/>
-      <w:r>
-        <w:t xml:space="preserve"> </w:t>
-      </w:r>
-      <w:proofErr w:type="spellStart"/>
-      <w:r>
-        <w:t>származnak</w:t>
-      </w:r>
-      <w:proofErr w:type="spellEnd"/>
-      <w:r>
-        <w:t>:</w:t>
-      </w:r>
-      <w:r>
-        <w:t xml:space="preserve"> </w:t>
-      </w:r>
-      <w:hyperlink r:id="rId8" w:history="1">
-        <w:r>
-          <w:rPr>
-            <w:rStyle w:val="Hiperhivatkozs"/>
-          </w:rPr>
-          <w:t>https://github.com/niconielsen32/ComputerVision/blob/37b279fa44e28fe3ea859bc8f14f5353a6b93e54/opticalFlow/denseOpticalFlow.py</w:t>
-        </w:r>
-      </w:hyperlink>
     </w:p>
     <w:p/>
     <w:p>
@@ -3279,7 +3413,10 @@
         <w:spacing w:line="240" w:lineRule="auto"/>
       </w:pPr>
       <w:r>
-        <w:t xml:space="preserve">2026.01.02 </w:t>
+        <w:t>2026.01.</w:t>
+      </w:r>
+      <w:r>
+        <w:t>13</w:t>
       </w:r>
     </w:p>
     <w:p>
@@ -3494,6 +3631,273 @@
       <w:lvlJc w:val="left"/>
       <w:pPr>
         <w:ind w:left="6480" w:hanging="360"/>
+      </w:pPr>
+    </w:lvl>
+  </w:abstractNum>
+  <w:abstractNum w:abstractNumId="2" w15:restartNumberingAfterBreak="0">
+    <w:nsid w:val="245A376F"/>
+    <w:multiLevelType w:val="multilevel"/>
+    <w:tmpl w:val="69685252"/>
+    <w:lvl w:ilvl="0">
+      <w:start w:val="1"/>
+      <w:numFmt w:val="bullet"/>
+      <w:lvlText w:val=""/>
+      <w:lvlJc w:val="left"/>
+      <w:pPr>
+        <w:ind w:left="1080" w:hanging="360"/>
+      </w:pPr>
+      <w:rPr>
+        <w:rFonts w:ascii="Symbol" w:hAnsi="Symbol" w:hint="default"/>
+      </w:rPr>
+    </w:lvl>
+    <w:lvl w:ilvl="1">
+      <w:start w:val="1"/>
+      <w:numFmt w:val="decimal"/>
+      <w:lvlText w:val="%2."/>
+      <w:lvlJc w:val="left"/>
+      <w:pPr>
+        <w:ind w:left="1800" w:hanging="360"/>
+      </w:pPr>
+    </w:lvl>
+    <w:lvl w:ilvl="2">
+      <w:start w:val="1"/>
+      <w:numFmt w:val="decimal"/>
+      <w:lvlText w:val="%3."/>
+      <w:lvlJc w:val="left"/>
+      <w:pPr>
+        <w:ind w:left="2520" w:hanging="360"/>
+      </w:pPr>
+    </w:lvl>
+    <w:lvl w:ilvl="3">
+      <w:start w:val="1"/>
+      <w:numFmt w:val="decimal"/>
+      <w:lvlText w:val="%4."/>
+      <w:lvlJc w:val="left"/>
+      <w:pPr>
+        <w:ind w:left="3240" w:hanging="360"/>
+      </w:pPr>
+    </w:lvl>
+    <w:lvl w:ilvl="4">
+      <w:start w:val="1"/>
+      <w:numFmt w:val="decimal"/>
+      <w:lvlText w:val="%5."/>
+      <w:lvlJc w:val="left"/>
+      <w:pPr>
+        <w:ind w:left="3960" w:hanging="360"/>
+      </w:pPr>
+    </w:lvl>
+    <w:lvl w:ilvl="5">
+      <w:start w:val="1"/>
+      <w:numFmt w:val="decimal"/>
+      <w:lvlText w:val="%6."/>
+      <w:lvlJc w:val="left"/>
+      <w:pPr>
+        <w:ind w:left="4680" w:hanging="360"/>
+      </w:pPr>
+    </w:lvl>
+    <w:lvl w:ilvl="6">
+      <w:start w:val="1"/>
+      <w:numFmt w:val="decimal"/>
+      <w:lvlText w:val="%7."/>
+      <w:lvlJc w:val="left"/>
+      <w:pPr>
+        <w:ind w:left="5400" w:hanging="360"/>
+      </w:pPr>
+    </w:lvl>
+    <w:lvl w:ilvl="7">
+      <w:start w:val="1"/>
+      <w:numFmt w:val="decimal"/>
+      <w:lvlText w:val="%8."/>
+      <w:lvlJc w:val="left"/>
+      <w:pPr>
+        <w:ind w:left="6120" w:hanging="360"/>
+      </w:pPr>
+    </w:lvl>
+    <w:lvl w:ilvl="8">
+      <w:start w:val="1"/>
+      <w:numFmt w:val="decimal"/>
+      <w:lvlText w:val="%9."/>
+      <w:lvlJc w:val="left"/>
+      <w:pPr>
+        <w:ind w:left="6840" w:hanging="360"/>
+      </w:pPr>
+    </w:lvl>
+  </w:abstractNum>
+  <w:abstractNum w:abstractNumId="3" w15:restartNumberingAfterBreak="0">
+    <w:nsid w:val="458D6C98"/>
+    <w:multiLevelType w:val="multilevel"/>
+    <w:tmpl w:val="9778740A"/>
+    <w:lvl w:ilvl="0">
+      <w:start w:val="1"/>
+      <w:numFmt w:val="decimal"/>
+      <w:lvlText w:val="%1."/>
+      <w:lvlJc w:val="left"/>
+      <w:pPr>
+        <w:ind w:left="1080" w:hanging="360"/>
+      </w:pPr>
+      <w:rPr>
+        <w:rFonts w:hint="default"/>
+      </w:rPr>
+    </w:lvl>
+    <w:lvl w:ilvl="1">
+      <w:start w:val="1"/>
+      <w:numFmt w:val="decimal"/>
+      <w:lvlText w:val="%2."/>
+      <w:lvlJc w:val="left"/>
+      <w:pPr>
+        <w:ind w:left="1800" w:hanging="360"/>
+      </w:pPr>
+    </w:lvl>
+    <w:lvl w:ilvl="2">
+      <w:start w:val="1"/>
+      <w:numFmt w:val="decimal"/>
+      <w:lvlText w:val="%3."/>
+      <w:lvlJc w:val="left"/>
+      <w:pPr>
+        <w:ind w:left="2520" w:hanging="360"/>
+      </w:pPr>
+    </w:lvl>
+    <w:lvl w:ilvl="3">
+      <w:start w:val="1"/>
+      <w:numFmt w:val="decimal"/>
+      <w:lvlText w:val="%4."/>
+      <w:lvlJc w:val="left"/>
+      <w:pPr>
+        <w:ind w:left="3240" w:hanging="360"/>
+      </w:pPr>
+    </w:lvl>
+    <w:lvl w:ilvl="4">
+      <w:start w:val="1"/>
+      <w:numFmt w:val="decimal"/>
+      <w:lvlText w:val="%5."/>
+      <w:lvlJc w:val="left"/>
+      <w:pPr>
+        <w:ind w:left="3960" w:hanging="360"/>
+      </w:pPr>
+    </w:lvl>
+    <w:lvl w:ilvl="5">
+      <w:start w:val="1"/>
+      <w:numFmt w:val="decimal"/>
+      <w:lvlText w:val="%6."/>
+      <w:lvlJc w:val="left"/>
+      <w:pPr>
+        <w:ind w:left="4680" w:hanging="360"/>
+      </w:pPr>
+    </w:lvl>
+    <w:lvl w:ilvl="6">
+      <w:start w:val="1"/>
+      <w:numFmt w:val="decimal"/>
+      <w:lvlText w:val="%7."/>
+      <w:lvlJc w:val="left"/>
+      <w:pPr>
+        <w:ind w:left="5400" w:hanging="360"/>
+      </w:pPr>
+    </w:lvl>
+    <w:lvl w:ilvl="7">
+      <w:start w:val="1"/>
+      <w:numFmt w:val="decimal"/>
+      <w:lvlText w:val="%8."/>
+      <w:lvlJc w:val="left"/>
+      <w:pPr>
+        <w:ind w:left="6120" w:hanging="360"/>
+      </w:pPr>
+    </w:lvl>
+    <w:lvl w:ilvl="8">
+      <w:start w:val="1"/>
+      <w:numFmt w:val="decimal"/>
+      <w:lvlText w:val="%9."/>
+      <w:lvlJc w:val="left"/>
+      <w:pPr>
+        <w:ind w:left="6840" w:hanging="360"/>
+      </w:pPr>
+    </w:lvl>
+  </w:abstractNum>
+  <w:abstractNum w:abstractNumId="4" w15:restartNumberingAfterBreak="0">
+    <w:nsid w:val="5B227C67"/>
+    <w:multiLevelType w:val="multilevel"/>
+    <w:tmpl w:val="69685252"/>
+    <w:lvl w:ilvl="0">
+      <w:start w:val="1"/>
+      <w:numFmt w:val="bullet"/>
+      <w:lvlText w:val=""/>
+      <w:lvlJc w:val="left"/>
+      <w:pPr>
+        <w:ind w:left="1080" w:hanging="360"/>
+      </w:pPr>
+      <w:rPr>
+        <w:rFonts w:ascii="Symbol" w:hAnsi="Symbol" w:hint="default"/>
+      </w:rPr>
+    </w:lvl>
+    <w:lvl w:ilvl="1">
+      <w:start w:val="1"/>
+      <w:numFmt w:val="decimal"/>
+      <w:lvlText w:val="%2."/>
+      <w:lvlJc w:val="left"/>
+      <w:pPr>
+        <w:ind w:left="1800" w:hanging="360"/>
+      </w:pPr>
+    </w:lvl>
+    <w:lvl w:ilvl="2">
+      <w:start w:val="1"/>
+      <w:numFmt w:val="decimal"/>
+      <w:lvlText w:val="%3."/>
+      <w:lvlJc w:val="left"/>
+      <w:pPr>
+        <w:ind w:left="2520" w:hanging="360"/>
+      </w:pPr>
+    </w:lvl>
+    <w:lvl w:ilvl="3">
+      <w:start w:val="1"/>
+      <w:numFmt w:val="decimal"/>
+      <w:lvlText w:val="%4."/>
+      <w:lvlJc w:val="left"/>
+      <w:pPr>
+        <w:ind w:left="3240" w:hanging="360"/>
+      </w:pPr>
+    </w:lvl>
+    <w:lvl w:ilvl="4">
+      <w:start w:val="1"/>
+      <w:numFmt w:val="decimal"/>
+      <w:lvlText w:val="%5."/>
+      <w:lvlJc w:val="left"/>
+      <w:pPr>
+        <w:ind w:left="3960" w:hanging="360"/>
+      </w:pPr>
+    </w:lvl>
+    <w:lvl w:ilvl="5">
+      <w:start w:val="1"/>
+      <w:numFmt w:val="decimal"/>
+      <w:lvlText w:val="%6."/>
+      <w:lvlJc w:val="left"/>
+      <w:pPr>
+        <w:ind w:left="4680" w:hanging="360"/>
+      </w:pPr>
+    </w:lvl>
+    <w:lvl w:ilvl="6">
+      <w:start w:val="1"/>
+      <w:numFmt w:val="decimal"/>
+      <w:lvlText w:val="%7."/>
+      <w:lvlJc w:val="left"/>
+      <w:pPr>
+        <w:ind w:left="5400" w:hanging="360"/>
+      </w:pPr>
+    </w:lvl>
+    <w:lvl w:ilvl="7">
+      <w:start w:val="1"/>
+      <w:numFmt w:val="decimal"/>
+      <w:lvlText w:val="%8."/>
+      <w:lvlJc w:val="left"/>
+      <w:pPr>
+        <w:ind w:left="6120" w:hanging="360"/>
+      </w:pPr>
+    </w:lvl>
+    <w:lvl w:ilvl="8">
+      <w:start w:val="1"/>
+      <w:numFmt w:val="decimal"/>
+      <w:lvlText w:val="%9."/>
+      <w:lvlJc w:val="left"/>
+      <w:pPr>
+        <w:ind w:left="6840" w:hanging="360"/>
       </w:pPr>
     </w:lvl>
   </w:abstractNum>
@@ -3529,6 +3933,15 @@
   </w:num>
   <w:num w:numId="2" w16cid:durableId="1272862301">
     <w:abstractNumId w:val="0"/>
+  </w:num>
+  <w:num w:numId="3" w16cid:durableId="1302610565">
+    <w:abstractNumId w:val="3"/>
+  </w:num>
+  <w:num w:numId="4" w16cid:durableId="1306009926">
+    <w:abstractNumId w:val="2"/>
+  </w:num>
+  <w:num w:numId="5" w16cid:durableId="1928415265">
+    <w:abstractNumId w:val="4"/>
   </w:num>
 </w:numbering>
 </file>
@@ -3930,15 +4343,15 @@
     <w:lsdException w:name="Unresolved Mention" w:semiHidden="1" w:unhideWhenUsed="1"/>
     <w:lsdException w:name="Smart Link" w:semiHidden="1" w:unhideWhenUsed="1"/>
   </w:latentStyles>
-  <w:style w:type="paragraph" w:default="1" w:styleId="Norml">
+  <w:style w:type="paragraph" w:default="1" w:styleId="Normal">
     <w:name w:val="Normal"/>
     <w:qFormat/>
   </w:style>
-  <w:style w:type="paragraph" w:styleId="Cmsor1">
+  <w:style w:type="paragraph" w:styleId="Heading1">
     <w:name w:val="heading 1"/>
-    <w:basedOn w:val="Norml"/>
-    <w:next w:val="Norml"/>
-    <w:link w:val="Cmsor1Char"/>
+    <w:basedOn w:val="Normal"/>
+    <w:next w:val="Normal"/>
+    <w:link w:val="Heading1Char"/>
     <w:uiPriority w:val="9"/>
     <w:qFormat/>
     <w:rsid w:val="00B659E7"/>
@@ -3955,11 +4368,11 @@
       <w:szCs w:val="40"/>
     </w:rPr>
   </w:style>
-  <w:style w:type="paragraph" w:styleId="Cmsor2">
+  <w:style w:type="paragraph" w:styleId="Heading2">
     <w:name w:val="heading 2"/>
-    <w:basedOn w:val="Norml"/>
-    <w:next w:val="Norml"/>
-    <w:link w:val="Cmsor2Char"/>
+    <w:basedOn w:val="Normal"/>
+    <w:next w:val="Normal"/>
+    <w:link w:val="Heading2Char"/>
     <w:uiPriority w:val="9"/>
     <w:semiHidden/>
     <w:unhideWhenUsed/>
@@ -3978,11 +4391,11 @@
       <w:szCs w:val="32"/>
     </w:rPr>
   </w:style>
-  <w:style w:type="paragraph" w:styleId="Cmsor3">
+  <w:style w:type="paragraph" w:styleId="Heading3">
     <w:name w:val="heading 3"/>
-    <w:basedOn w:val="Norml"/>
-    <w:next w:val="Norml"/>
-    <w:link w:val="Cmsor3Char"/>
+    <w:basedOn w:val="Normal"/>
+    <w:next w:val="Normal"/>
+    <w:link w:val="Heading3Char"/>
     <w:uiPriority w:val="9"/>
     <w:semiHidden/>
     <w:unhideWhenUsed/>
@@ -4001,11 +4414,11 @@
       <w:szCs w:val="28"/>
     </w:rPr>
   </w:style>
-  <w:style w:type="paragraph" w:styleId="Cmsor4">
+  <w:style w:type="paragraph" w:styleId="Heading4">
     <w:name w:val="heading 4"/>
-    <w:basedOn w:val="Norml"/>
-    <w:next w:val="Norml"/>
-    <w:link w:val="Cmsor4Char"/>
+    <w:basedOn w:val="Normal"/>
+    <w:next w:val="Normal"/>
+    <w:link w:val="Heading4Char"/>
     <w:uiPriority w:val="9"/>
     <w:semiHidden/>
     <w:unhideWhenUsed/>
@@ -4024,11 +4437,11 @@
       <w:color w:val="0F4761" w:themeColor="accent1" w:themeShade="BF"/>
     </w:rPr>
   </w:style>
-  <w:style w:type="paragraph" w:styleId="Cmsor5">
+  <w:style w:type="paragraph" w:styleId="Heading5">
     <w:name w:val="heading 5"/>
-    <w:basedOn w:val="Norml"/>
-    <w:next w:val="Norml"/>
-    <w:link w:val="Cmsor5Char"/>
+    <w:basedOn w:val="Normal"/>
+    <w:next w:val="Normal"/>
+    <w:link w:val="Heading5Char"/>
     <w:uiPriority w:val="9"/>
     <w:semiHidden/>
     <w:unhideWhenUsed/>
@@ -4045,11 +4458,11 @@
       <w:color w:val="0F4761" w:themeColor="accent1" w:themeShade="BF"/>
     </w:rPr>
   </w:style>
-  <w:style w:type="paragraph" w:styleId="Cmsor6">
+  <w:style w:type="paragraph" w:styleId="Heading6">
     <w:name w:val="heading 6"/>
-    <w:basedOn w:val="Norml"/>
-    <w:next w:val="Norml"/>
-    <w:link w:val="Cmsor6Char"/>
+    <w:basedOn w:val="Normal"/>
+    <w:next w:val="Normal"/>
+    <w:link w:val="Heading6Char"/>
     <w:uiPriority w:val="9"/>
     <w:semiHidden/>
     <w:unhideWhenUsed/>
@@ -4068,11 +4481,11 @@
       <w:color w:val="595959" w:themeColor="text1" w:themeTint="A6"/>
     </w:rPr>
   </w:style>
-  <w:style w:type="paragraph" w:styleId="Cmsor7">
+  <w:style w:type="paragraph" w:styleId="Heading7">
     <w:name w:val="heading 7"/>
-    <w:basedOn w:val="Norml"/>
-    <w:next w:val="Norml"/>
-    <w:link w:val="Cmsor7Char"/>
+    <w:basedOn w:val="Normal"/>
+    <w:next w:val="Normal"/>
+    <w:link w:val="Heading7Char"/>
     <w:uiPriority w:val="9"/>
     <w:semiHidden/>
     <w:unhideWhenUsed/>
@@ -4089,11 +4502,11 @@
       <w:color w:val="595959" w:themeColor="text1" w:themeTint="A6"/>
     </w:rPr>
   </w:style>
-  <w:style w:type="paragraph" w:styleId="Cmsor8">
+  <w:style w:type="paragraph" w:styleId="Heading8">
     <w:name w:val="heading 8"/>
-    <w:basedOn w:val="Norml"/>
-    <w:next w:val="Norml"/>
-    <w:link w:val="Cmsor8Char"/>
+    <w:basedOn w:val="Normal"/>
+    <w:next w:val="Normal"/>
+    <w:link w:val="Heading8Char"/>
     <w:uiPriority w:val="9"/>
     <w:semiHidden/>
     <w:unhideWhenUsed/>
@@ -4112,11 +4525,11 @@
       <w:color w:val="272727" w:themeColor="text1" w:themeTint="D8"/>
     </w:rPr>
   </w:style>
-  <w:style w:type="paragraph" w:styleId="Cmsor9">
+  <w:style w:type="paragraph" w:styleId="Heading9">
     <w:name w:val="heading 9"/>
-    <w:basedOn w:val="Norml"/>
-    <w:next w:val="Norml"/>
-    <w:link w:val="Cmsor9Char"/>
+    <w:basedOn w:val="Normal"/>
+    <w:next w:val="Normal"/>
+    <w:link w:val="Heading9Char"/>
     <w:uiPriority w:val="9"/>
     <w:semiHidden/>
     <w:unhideWhenUsed/>
@@ -4133,13 +4546,13 @@
       <w:color w:val="272727" w:themeColor="text1" w:themeTint="D8"/>
     </w:rPr>
   </w:style>
-  <w:style w:type="character" w:default="1" w:styleId="Bekezdsalapbettpusa">
+  <w:style w:type="character" w:default="1" w:styleId="DefaultParagraphFont">
     <w:name w:val="Default Paragraph Font"/>
     <w:uiPriority w:val="1"/>
     <w:semiHidden/>
     <w:unhideWhenUsed/>
   </w:style>
-  <w:style w:type="table" w:default="1" w:styleId="Normltblzat">
+  <w:style w:type="table" w:default="1" w:styleId="TableNormal">
     <w:name w:val="Normal Table"/>
     <w:uiPriority w:val="99"/>
     <w:semiHidden/>
@@ -4154,16 +4567,16 @@
       </w:tblCellMar>
     </w:tblPr>
   </w:style>
-  <w:style w:type="numbering" w:default="1" w:styleId="Nemlista">
+  <w:style w:type="numbering" w:default="1" w:styleId="NoList">
     <w:name w:val="No List"/>
     <w:uiPriority w:val="99"/>
     <w:semiHidden/>
     <w:unhideWhenUsed/>
   </w:style>
-  <w:style w:type="character" w:customStyle="1" w:styleId="Cmsor1Char">
-    <w:name w:val="Címsor 1 Char"/>
-    <w:basedOn w:val="Bekezdsalapbettpusa"/>
-    <w:link w:val="Cmsor1"/>
+  <w:style w:type="character" w:customStyle="1" w:styleId="Heading1Char">
+    <w:name w:val="Heading 1 Char"/>
+    <w:basedOn w:val="DefaultParagraphFont"/>
+    <w:link w:val="Heading1"/>
     <w:uiPriority w:val="9"/>
     <w:rsid w:val="00B659E7"/>
     <w:rPr>
@@ -4173,10 +4586,10 @@
       <w:szCs w:val="40"/>
     </w:rPr>
   </w:style>
-  <w:style w:type="character" w:customStyle="1" w:styleId="Cmsor2Char">
-    <w:name w:val="Címsor 2 Char"/>
-    <w:basedOn w:val="Bekezdsalapbettpusa"/>
-    <w:link w:val="Cmsor2"/>
+  <w:style w:type="character" w:customStyle="1" w:styleId="Heading2Char">
+    <w:name w:val="Heading 2 Char"/>
+    <w:basedOn w:val="DefaultParagraphFont"/>
+    <w:link w:val="Heading2"/>
     <w:uiPriority w:val="9"/>
     <w:semiHidden/>
     <w:rsid w:val="00B659E7"/>
@@ -4187,10 +4600,10 @@
       <w:szCs w:val="32"/>
     </w:rPr>
   </w:style>
-  <w:style w:type="character" w:customStyle="1" w:styleId="Cmsor3Char">
-    <w:name w:val="Címsor 3 Char"/>
-    <w:basedOn w:val="Bekezdsalapbettpusa"/>
-    <w:link w:val="Cmsor3"/>
+  <w:style w:type="character" w:customStyle="1" w:styleId="Heading3Char">
+    <w:name w:val="Heading 3 Char"/>
+    <w:basedOn w:val="DefaultParagraphFont"/>
+    <w:link w:val="Heading3"/>
     <w:uiPriority w:val="9"/>
     <w:semiHidden/>
     <w:rsid w:val="00B659E7"/>
@@ -4201,10 +4614,10 @@
       <w:szCs w:val="28"/>
     </w:rPr>
   </w:style>
-  <w:style w:type="character" w:customStyle="1" w:styleId="Cmsor4Char">
-    <w:name w:val="Címsor 4 Char"/>
-    <w:basedOn w:val="Bekezdsalapbettpusa"/>
-    <w:link w:val="Cmsor4"/>
+  <w:style w:type="character" w:customStyle="1" w:styleId="Heading4Char">
+    <w:name w:val="Heading 4 Char"/>
+    <w:basedOn w:val="DefaultParagraphFont"/>
+    <w:link w:val="Heading4"/>
     <w:uiPriority w:val="9"/>
     <w:semiHidden/>
     <w:rsid w:val="00B659E7"/>
@@ -4215,10 +4628,10 @@
       <w:color w:val="0F4761" w:themeColor="accent1" w:themeShade="BF"/>
     </w:rPr>
   </w:style>
-  <w:style w:type="character" w:customStyle="1" w:styleId="Cmsor5Char">
-    <w:name w:val="Címsor 5 Char"/>
-    <w:basedOn w:val="Bekezdsalapbettpusa"/>
-    <w:link w:val="Cmsor5"/>
+  <w:style w:type="character" w:customStyle="1" w:styleId="Heading5Char">
+    <w:name w:val="Heading 5 Char"/>
+    <w:basedOn w:val="DefaultParagraphFont"/>
+    <w:link w:val="Heading5"/>
     <w:uiPriority w:val="9"/>
     <w:semiHidden/>
     <w:rsid w:val="00B659E7"/>
@@ -4227,10 +4640,10 @@
       <w:color w:val="0F4761" w:themeColor="accent1" w:themeShade="BF"/>
     </w:rPr>
   </w:style>
-  <w:style w:type="character" w:customStyle="1" w:styleId="Cmsor6Char">
-    <w:name w:val="Címsor 6 Char"/>
-    <w:basedOn w:val="Bekezdsalapbettpusa"/>
-    <w:link w:val="Cmsor6"/>
+  <w:style w:type="character" w:customStyle="1" w:styleId="Heading6Char">
+    <w:name w:val="Heading 6 Char"/>
+    <w:basedOn w:val="DefaultParagraphFont"/>
+    <w:link w:val="Heading6"/>
     <w:uiPriority w:val="9"/>
     <w:semiHidden/>
     <w:rsid w:val="00B659E7"/>
@@ -4241,10 +4654,10 @@
       <w:color w:val="595959" w:themeColor="text1" w:themeTint="A6"/>
     </w:rPr>
   </w:style>
-  <w:style w:type="character" w:customStyle="1" w:styleId="Cmsor7Char">
-    <w:name w:val="Címsor 7 Char"/>
-    <w:basedOn w:val="Bekezdsalapbettpusa"/>
-    <w:link w:val="Cmsor7"/>
+  <w:style w:type="character" w:customStyle="1" w:styleId="Heading7Char">
+    <w:name w:val="Heading 7 Char"/>
+    <w:basedOn w:val="DefaultParagraphFont"/>
+    <w:link w:val="Heading7"/>
     <w:uiPriority w:val="9"/>
     <w:semiHidden/>
     <w:rsid w:val="00B659E7"/>
@@ -4253,10 +4666,10 @@
       <w:color w:val="595959" w:themeColor="text1" w:themeTint="A6"/>
     </w:rPr>
   </w:style>
-  <w:style w:type="character" w:customStyle="1" w:styleId="Cmsor8Char">
-    <w:name w:val="Címsor 8 Char"/>
-    <w:basedOn w:val="Bekezdsalapbettpusa"/>
-    <w:link w:val="Cmsor8"/>
+  <w:style w:type="character" w:customStyle="1" w:styleId="Heading8Char">
+    <w:name w:val="Heading 8 Char"/>
+    <w:basedOn w:val="DefaultParagraphFont"/>
+    <w:link w:val="Heading8"/>
     <w:uiPriority w:val="9"/>
     <w:semiHidden/>
     <w:rsid w:val="00B659E7"/>
@@ -4267,10 +4680,10 @@
       <w:color w:val="272727" w:themeColor="text1" w:themeTint="D8"/>
     </w:rPr>
   </w:style>
-  <w:style w:type="character" w:customStyle="1" w:styleId="Cmsor9Char">
-    <w:name w:val="Címsor 9 Char"/>
-    <w:basedOn w:val="Bekezdsalapbettpusa"/>
-    <w:link w:val="Cmsor9"/>
+  <w:style w:type="character" w:customStyle="1" w:styleId="Heading9Char">
+    <w:name w:val="Heading 9 Char"/>
+    <w:basedOn w:val="DefaultParagraphFont"/>
+    <w:link w:val="Heading9"/>
     <w:uiPriority w:val="9"/>
     <w:semiHidden/>
     <w:rsid w:val="00B659E7"/>
@@ -4279,11 +4692,11 @@
       <w:color w:val="272727" w:themeColor="text1" w:themeTint="D8"/>
     </w:rPr>
   </w:style>
-  <w:style w:type="paragraph" w:styleId="Cm">
+  <w:style w:type="paragraph" w:styleId="Title">
     <w:name w:val="Title"/>
-    <w:basedOn w:val="Norml"/>
-    <w:next w:val="Norml"/>
-    <w:link w:val="CmChar"/>
+    <w:basedOn w:val="Normal"/>
+    <w:next w:val="Normal"/>
+    <w:link w:val="TitleChar"/>
     <w:uiPriority w:val="10"/>
     <w:qFormat/>
     <w:rsid w:val="00B659E7"/>
@@ -4299,10 +4712,10 @@
       <w:szCs w:val="56"/>
     </w:rPr>
   </w:style>
-  <w:style w:type="character" w:customStyle="1" w:styleId="CmChar">
-    <w:name w:val="Cím Char"/>
-    <w:basedOn w:val="Bekezdsalapbettpusa"/>
-    <w:link w:val="Cm"/>
+  <w:style w:type="character" w:customStyle="1" w:styleId="TitleChar">
+    <w:name w:val="Title Char"/>
+    <w:basedOn w:val="DefaultParagraphFont"/>
+    <w:link w:val="Title"/>
     <w:uiPriority w:val="10"/>
     <w:rsid w:val="00B659E7"/>
     <w:rPr>
@@ -4313,11 +4726,11 @@
       <w:szCs w:val="56"/>
     </w:rPr>
   </w:style>
-  <w:style w:type="paragraph" w:styleId="Alcm">
+  <w:style w:type="paragraph" w:styleId="Subtitle">
     <w:name w:val="Subtitle"/>
-    <w:basedOn w:val="Norml"/>
-    <w:next w:val="Norml"/>
-    <w:link w:val="AlcmChar"/>
+    <w:basedOn w:val="Normal"/>
+    <w:next w:val="Normal"/>
+    <w:link w:val="SubtitleChar"/>
     <w:uiPriority w:val="11"/>
     <w:qFormat/>
     <w:rsid w:val="00B659E7"/>
@@ -4334,10 +4747,10 @@
       <w:szCs w:val="28"/>
     </w:rPr>
   </w:style>
-  <w:style w:type="character" w:customStyle="1" w:styleId="AlcmChar">
-    <w:name w:val="Alcím Char"/>
-    <w:basedOn w:val="Bekezdsalapbettpusa"/>
-    <w:link w:val="Alcm"/>
+  <w:style w:type="character" w:customStyle="1" w:styleId="SubtitleChar">
+    <w:name w:val="Subtitle Char"/>
+    <w:basedOn w:val="DefaultParagraphFont"/>
+    <w:link w:val="Subtitle"/>
     <w:uiPriority w:val="11"/>
     <w:rsid w:val="00B659E7"/>
     <w:rPr>
@@ -4348,11 +4761,11 @@
       <w:szCs w:val="28"/>
     </w:rPr>
   </w:style>
-  <w:style w:type="paragraph" w:styleId="Idzet">
+  <w:style w:type="paragraph" w:styleId="Quote">
     <w:name w:val="Quote"/>
-    <w:basedOn w:val="Norml"/>
-    <w:next w:val="Norml"/>
-    <w:link w:val="IdzetChar"/>
+    <w:basedOn w:val="Normal"/>
+    <w:next w:val="Normal"/>
+    <w:link w:val="QuoteChar"/>
     <w:uiPriority w:val="29"/>
     <w:qFormat/>
     <w:rsid w:val="00B659E7"/>
@@ -4366,10 +4779,10 @@
       <w:color w:val="404040" w:themeColor="text1" w:themeTint="BF"/>
     </w:rPr>
   </w:style>
-  <w:style w:type="character" w:customStyle="1" w:styleId="IdzetChar">
-    <w:name w:val="Idézet Char"/>
-    <w:basedOn w:val="Bekezdsalapbettpusa"/>
-    <w:link w:val="Idzet"/>
+  <w:style w:type="character" w:customStyle="1" w:styleId="QuoteChar">
+    <w:name w:val="Quote Char"/>
+    <w:basedOn w:val="DefaultParagraphFont"/>
+    <w:link w:val="Quote"/>
     <w:uiPriority w:val="29"/>
     <w:rsid w:val="00B659E7"/>
     <w:rPr>
@@ -4378,9 +4791,9 @@
       <w:color w:val="404040" w:themeColor="text1" w:themeTint="BF"/>
     </w:rPr>
   </w:style>
-  <w:style w:type="paragraph" w:styleId="Listaszerbekezds">
+  <w:style w:type="paragraph" w:styleId="ListParagraph">
     <w:name w:val="List Paragraph"/>
-    <w:basedOn w:val="Norml"/>
+    <w:basedOn w:val="Normal"/>
     <w:uiPriority w:val="34"/>
     <w:qFormat/>
     <w:rsid w:val="00B659E7"/>
@@ -4389,9 +4802,9 @@
       <w:contextualSpacing/>
     </w:pPr>
   </w:style>
-  <w:style w:type="character" w:styleId="Erskiemels">
+  <w:style w:type="character" w:styleId="IntenseEmphasis">
     <w:name w:val="Intense Emphasis"/>
-    <w:basedOn w:val="Bekezdsalapbettpusa"/>
+    <w:basedOn w:val="DefaultParagraphFont"/>
     <w:uiPriority w:val="21"/>
     <w:qFormat/>
     <w:rsid w:val="00B659E7"/>
@@ -4401,11 +4814,11 @@
       <w:color w:val="0F4761" w:themeColor="accent1" w:themeShade="BF"/>
     </w:rPr>
   </w:style>
-  <w:style w:type="paragraph" w:styleId="Kiemeltidzet">
+  <w:style w:type="paragraph" w:styleId="IntenseQuote">
     <w:name w:val="Intense Quote"/>
-    <w:basedOn w:val="Norml"/>
-    <w:next w:val="Norml"/>
-    <w:link w:val="KiemeltidzetChar"/>
+    <w:basedOn w:val="Normal"/>
+    <w:next w:val="Normal"/>
+    <w:link w:val="IntenseQuoteChar"/>
     <w:uiPriority w:val="30"/>
     <w:qFormat/>
     <w:rsid w:val="00B659E7"/>
@@ -4424,10 +4837,10 @@
       <w:color w:val="0F4761" w:themeColor="accent1" w:themeShade="BF"/>
     </w:rPr>
   </w:style>
-  <w:style w:type="character" w:customStyle="1" w:styleId="KiemeltidzetChar">
-    <w:name w:val="Kiemelt idézet Char"/>
-    <w:basedOn w:val="Bekezdsalapbettpusa"/>
-    <w:link w:val="Kiemeltidzet"/>
+  <w:style w:type="character" w:customStyle="1" w:styleId="IntenseQuoteChar">
+    <w:name w:val="Intense Quote Char"/>
+    <w:basedOn w:val="DefaultParagraphFont"/>
+    <w:link w:val="IntenseQuote"/>
     <w:uiPriority w:val="30"/>
     <w:rsid w:val="00B659E7"/>
     <w:rPr>
@@ -4436,9 +4849,9 @@
       <w:color w:val="0F4761" w:themeColor="accent1" w:themeShade="BF"/>
     </w:rPr>
   </w:style>
-  <w:style w:type="character" w:styleId="Ershivatkozs">
+  <w:style w:type="character" w:styleId="IntenseReference">
     <w:name w:val="Intense Reference"/>
-    <w:basedOn w:val="Bekezdsalapbettpusa"/>
+    <w:basedOn w:val="DefaultParagraphFont"/>
     <w:uiPriority w:val="32"/>
     <w:qFormat/>
     <w:rsid w:val="00B659E7"/>
@@ -4450,9 +4863,9 @@
       <w:spacing w:val="5"/>
     </w:rPr>
   </w:style>
-  <w:style w:type="character" w:styleId="Hiperhivatkozs">
+  <w:style w:type="character" w:styleId="Hyperlink">
     <w:name w:val="Hyperlink"/>
-    <w:basedOn w:val="Bekezdsalapbettpusa"/>
+    <w:basedOn w:val="DefaultParagraphFont"/>
     <w:uiPriority w:val="99"/>
     <w:unhideWhenUsed/>
     <w:rsid w:val="00AF6C82"/>
@@ -4461,9 +4874,9 @@
       <w:u w:val="single"/>
     </w:rPr>
   </w:style>
-  <w:style w:type="character" w:styleId="Feloldatlanmegemlts">
+  <w:style w:type="character" w:styleId="UnresolvedMention">
     <w:name w:val="Unresolved Mention"/>
-    <w:basedOn w:val="Bekezdsalapbettpusa"/>
+    <w:basedOn w:val="DefaultParagraphFont"/>
     <w:uiPriority w:val="99"/>
     <w:semiHidden/>
     <w:unhideWhenUsed/>
